--- a/docs/HUONG_DAN_SU_DUNG_VA_KIEM_THU.docx
+++ b/docs/HUONG_DAN_SU_DUNG_VA_KIEM_THU.docx
@@ -4,52 +4,518 @@
   <w:body>
     <w:p>
       <w:pPr>
-        <w:spacing w:before="400" w:after="80"/>
         <w:jc w:val="center"/>
       </w:pPr>
       <w:r>
         <w:rPr>
-          <w:rFonts w:ascii="Arial" w:hAnsi="Arial"/>
+          <w:rFonts w:ascii="Times New Roman" w:hAnsi="Times New Roman"/>
           <w:b/>
-          <w:color w:val="7F8C8D"/>
-          <w:sz w:val="22"/>
+          <w:color w:val="464646"/>
+          <w:sz w:val="24"/>
         </w:rPr>
-        <w:t>TRƯỜNG ĐẠI HỌC ĐÀ LẠT - KHOA CÔNG NGHỆ THÔNG TIN</w:t>
+        <w:t>BỘ GIÁO DỤC VÀ ĐÀO TẠO — TRƯỜNG ĐẠI HỌC ĐÀ LẠT</w:t>
         <w:br/>
-        <w:t>BỘ MÔN CÔNG NGHỆ PHẦN MỀM</w:t>
+        <w:t>KHOA CÔNG NGHỆ THÔNG TIN</w:t>
         <w:br/>
         <w:br/>
       </w:r>
       <w:r>
         <w:rPr>
-          <w:rFonts w:ascii="Arial" w:hAnsi="Arial"/>
+          <w:rFonts w:ascii="Times New Roman" w:hAnsi="Times New Roman"/>
           <w:b/>
           <w:color w:val="184C78"/>
           <w:sz w:val="36"/>
         </w:rPr>
-        <w:t>TÀI LIỆU HƯỚNG DẪN VẬN HÀNH &amp; BÁO CÁO</w:t>
+        <w:t>TÀI LIỆU HƯỚNG DẪN VẬN HÀNH VÀ</w:t>
         <w:br/>
-        <w:t>QUY TRÌNH KIỂM THỬ TỰ ĐỘNG SCHEMA-BASED (SCHEMATHESIS)</w:t>
+        <w:t>QUY TRÌNH KIỂM THỬ HỆ THỐNG PAPERLESS-NGX</w:t>
+        <w:br/>
+      </w:r>
+      <w:r>
+        <w:rPr>
+          <w:rFonts w:ascii="Times New Roman" w:hAnsi="Times New Roman"/>
+          <w:i/>
+          <w:sz w:val="26"/>
+        </w:rPr>
+        <w:t>Đề tài R08 + K05: Kiểm thử tự động API bằng Schemathesis và Kiểm thử hộp đen thực nghiệm</w:t>
+        <w:br/>
+      </w:r>
+    </w:p>
+    <w:p/>
+    <w:tbl>
+      <w:tblPr>
+        <w:tblW w:type="auto" w:w="0"/>
+        <w:jc w:val="center"/>
+        <w:tblLook w:firstColumn="1" w:firstRow="1" w:lastColumn="0" w:lastRow="0" w:noHBand="0" w:noVBand="1" w:val="04A0"/>
+      </w:tblPr>
+      <w:tblGrid>
+        <w:gridCol w:w="4680"/>
+        <w:gridCol w:w="4680"/>
+      </w:tblGrid>
+      <w:tr>
+        <w:tc>
+          <w:tcPr>
+            <w:tcW w:type="dxa" w:w="4680"/>
+            <w:shd w:fill="F0F4F8"/>
+            <w:tcMar>
+              <w:top w:w="100" w:type="dxa"/>
+              <w:bottom w:w="100" w:type="dxa"/>
+              <w:left w:w="150" w:type="dxa"/>
+              <w:right w:w="150" w:type="dxa"/>
+            </w:tcMar>
+          </w:tcPr>
+          <w:p>
+            <w:r>
+              <w:rPr>
+                <w:rFonts w:ascii="Times New Roman" w:hAnsi="Times New Roman"/>
+                <w:b/>
+              </w:rPr>
+              <w:t>Nhóm học phần:</w:t>
+            </w:r>
+          </w:p>
+        </w:tc>
+        <w:tc>
+          <w:tcPr>
+            <w:tcW w:type="dxa" w:w="4680"/>
+            <w:shd w:fill="FAFAFA"/>
+            <w:tcMar>
+              <w:top w:w="100" w:type="dxa"/>
+              <w:bottom w:w="100" w:type="dxa"/>
+              <w:left w:w="150" w:type="dxa"/>
+              <w:right w:w="150" w:type="dxa"/>
+            </w:tcMar>
+          </w:tcPr>
+          <w:p>
+            <w:r>
+              <w:rPr>
+                <w:rFonts w:ascii="Times New Roman" w:hAnsi="Times New Roman"/>
+              </w:rPr>
+              <w:t>Nhóm 17 (Học phần Kiểm thử phần mềm)</w:t>
+            </w:r>
+          </w:p>
+        </w:tc>
+      </w:tr>
+      <w:tr>
+        <w:tc>
+          <w:tcPr>
+            <w:tcW w:type="dxa" w:w="4680"/>
+            <w:shd w:fill="F0F4F8"/>
+            <w:tcMar>
+              <w:top w:w="100" w:type="dxa"/>
+              <w:bottom w:w="100" w:type="dxa"/>
+              <w:left w:w="150" w:type="dxa"/>
+              <w:right w:w="150" w:type="dxa"/>
+            </w:tcMar>
+          </w:tcPr>
+          <w:p>
+            <w:r>
+              <w:rPr>
+                <w:rFonts w:ascii="Times New Roman" w:hAnsi="Times New Roman"/>
+                <w:b/>
+              </w:rPr>
+              <w:t>Thành viên thực hiện:</w:t>
+            </w:r>
+          </w:p>
+        </w:tc>
+        <w:tc>
+          <w:tcPr>
+            <w:tcW w:type="dxa" w:w="4680"/>
+            <w:shd w:fill="FAFAFA"/>
+            <w:tcMar>
+              <w:top w:w="100" w:type="dxa"/>
+              <w:bottom w:w="100" w:type="dxa"/>
+              <w:left w:w="150" w:type="dxa"/>
+              <w:right w:w="150" w:type="dxa"/>
+            </w:tcMar>
+          </w:tcPr>
+          <w:p>
+            <w:r>
+              <w:rPr>
+                <w:rFonts w:ascii="Times New Roman" w:hAnsi="Times New Roman"/>
+              </w:rPr>
+              <w:t>Nguyễn Nhất Minh (TV4 — Phụ trách Automation &amp; Tổng hợp số liệu)</w:t>
+            </w:r>
+          </w:p>
+        </w:tc>
+      </w:tr>
+      <w:tr>
+        <w:tc>
+          <w:tcPr>
+            <w:tcW w:type="dxa" w:w="4680"/>
+            <w:shd w:fill="F0F4F8"/>
+            <w:tcMar>
+              <w:top w:w="100" w:type="dxa"/>
+              <w:bottom w:w="100" w:type="dxa"/>
+              <w:left w:w="150" w:type="dxa"/>
+              <w:right w:w="150" w:type="dxa"/>
+            </w:tcMar>
+          </w:tcPr>
+          <w:p>
+            <w:r>
+              <w:rPr>
+                <w:rFonts w:ascii="Times New Roman" w:hAnsi="Times New Roman"/>
+                <w:b/>
+              </w:rPr>
+              <w:t>Mã số sinh viên (MSSV):</w:t>
+            </w:r>
+          </w:p>
+        </w:tc>
+        <w:tc>
+          <w:tcPr>
+            <w:tcW w:type="dxa" w:w="4680"/>
+            <w:shd w:fill="FAFAFA"/>
+            <w:tcMar>
+              <w:top w:w="100" w:type="dxa"/>
+              <w:bottom w:w="100" w:type="dxa"/>
+              <w:left w:w="150" w:type="dxa"/>
+              <w:right w:w="150" w:type="dxa"/>
+            </w:tcMar>
+          </w:tcPr>
+          <w:p>
+            <w:r>
+              <w:rPr>
+                <w:rFonts w:ascii="Times New Roman" w:hAnsi="Times New Roman"/>
+              </w:rPr>
+              <w:t>2312690</w:t>
+            </w:r>
+          </w:p>
+        </w:tc>
+      </w:tr>
+      <w:tr>
+        <w:tc>
+          <w:tcPr>
+            <w:tcW w:type="dxa" w:w="4680"/>
+            <w:shd w:fill="F0F4F8"/>
+            <w:tcMar>
+              <w:top w:w="100" w:type="dxa"/>
+              <w:bottom w:w="100" w:type="dxa"/>
+              <w:left w:w="150" w:type="dxa"/>
+              <w:right w:w="150" w:type="dxa"/>
+            </w:tcMar>
+          </w:tcPr>
+          <w:p>
+            <w:r>
+              <w:rPr>
+                <w:rFonts w:ascii="Times New Roman" w:hAnsi="Times New Roman"/>
+                <w:b/>
+              </w:rPr>
+              <w:t>Hạt giống kiểm thử (Seed):</w:t>
+            </w:r>
+          </w:p>
+        </w:tc>
+        <w:tc>
+          <w:tcPr>
+            <w:tcW w:type="dxa" w:w="4680"/>
+            <w:shd w:fill="FAFAFA"/>
+            <w:tcMar>
+              <w:top w:w="100" w:type="dxa"/>
+              <w:bottom w:w="100" w:type="dxa"/>
+              <w:left w:w="150" w:type="dxa"/>
+              <w:right w:w="150" w:type="dxa"/>
+            </w:tcMar>
+          </w:tcPr>
+          <w:p>
+            <w:r>
+              <w:rPr>
+                <w:rFonts w:ascii="Times New Roman" w:hAnsi="Times New Roman"/>
+              </w:rPr>
+              <w:t>Seed 404</w:t>
+            </w:r>
+          </w:p>
+        </w:tc>
+      </w:tr>
+      <w:tr>
+        <w:tc>
+          <w:tcPr>
+            <w:tcW w:type="dxa" w:w="4680"/>
+            <w:shd w:fill="F0F4F8"/>
+            <w:tcMar>
+              <w:top w:w="100" w:type="dxa"/>
+              <w:bottom w:w="100" w:type="dxa"/>
+              <w:left w:w="150" w:type="dxa"/>
+              <w:right w:w="150" w:type="dxa"/>
+            </w:tcMar>
+          </w:tcPr>
+          <w:p>
+            <w:r>
+              <w:rPr>
+                <w:rFonts w:ascii="Times New Roman" w:hAnsi="Times New Roman"/>
+                <w:b/>
+              </w:rPr>
+              <w:t>Phiên bản hệ thống:</w:t>
+            </w:r>
+          </w:p>
+        </w:tc>
+        <w:tc>
+          <w:tcPr>
+            <w:tcW w:type="dxa" w:w="4680"/>
+            <w:shd w:fill="FAFAFA"/>
+            <w:tcMar>
+              <w:top w:w="100" w:type="dxa"/>
+              <w:bottom w:w="100" w:type="dxa"/>
+              <w:left w:w="150" w:type="dxa"/>
+              <w:right w:w="150" w:type="dxa"/>
+            </w:tcMar>
+          </w:tcPr>
+          <w:p>
+            <w:r>
+              <w:rPr>
+                <w:rFonts w:ascii="Times New Roman" w:hAnsi="Times New Roman"/>
+              </w:rPr>
+              <w:t>Paperless-ngx v3.1.3 (Git Commit SHA d48663e9) · Schemathesis v4.31.0</w:t>
+            </w:r>
+          </w:p>
+        </w:tc>
+      </w:tr>
+    </w:tbl>
+    <w:p>
+      <w:r>
+        <w:br w:type="page"/>
+      </w:r>
+    </w:p>
+    <w:p>
+      <w:pPr>
+        <w:pStyle w:val="Heading1"/>
+      </w:pPr>
+      <w:r>
+        <w:rPr>
+          <w:rFonts w:ascii="Times New Roman" w:hAnsi="Times New Roman"/>
+          <w:color w:val="184C78"/>
+        </w:rPr>
+        <w:t>1. Hướng dẫn khởi chạy và vận hành Paperless-ngx cục bộ</w:t>
+      </w:r>
+    </w:p>
+    <w:p>
+      <w:r>
+        <w:rPr>
+          <w:rFonts w:ascii="Times New Roman" w:hAnsi="Times New Roman"/>
+        </w:rPr>
+        <w:t>Hệ thống Paperless-ngx được triển khai cục bộ thông qua Docker Compose với 3 dịch vụ cơ sở: webserver (Django/DRF), database (PostgreSQL 16), và message broker (Redis 7).</w:t>
         <w:br/>
       </w:r>
     </w:p>
     <w:p>
       <w:pPr>
-        <w:spacing w:after="480"/>
-        <w:jc w:val="center"/>
+        <w:pStyle w:val="Heading2"/>
       </w:pPr>
       <w:r>
         <w:rPr>
-          <w:rFonts w:ascii="Arial" w:hAnsi="Arial"/>
-          <w:i/>
-          <w:color w:val="34495E"/>
-          <w:sz w:val="21"/>
+          <w:rFonts w:ascii="Times New Roman" w:hAnsi="Times New Roman"/>
         </w:rPr>
-        <w:t>Học phần: Kiểm thử phần mềm | Đề tài: R08 (Paperless-ngx) + K05 (Schemathesis)</w:t>
+        <w:t>1.1. Khởi động các container Docker</w:t>
+      </w:r>
+    </w:p>
+    <w:p>
+      <w:r>
+        <w:rPr>
+          <w:rFonts w:ascii="Consolas" w:hAnsi="Consolas"/>
+          <w:sz w:val="20"/>
+        </w:rPr>
+        <w:t>cd D:\Kiem-thu-phan-mem\KTPM</w:t>
         <w:br/>
-        <w:t>Nhóm thực hiện: Nhóm 5 (Phụ trách chính: TV2 - Kiến trúc &amp; TV4 - Automation)</w:t>
+        <w:t>docker compose -f docker-compose.env.yml up -d</w:t>
         <w:br/>
-        <w:t>Phiên bản hệ thống: Paperless-ngx v3.1.3 | Schemathesis v4.31.0</w:t>
+        <w:t>docker compose ps</w:t>
+      </w:r>
+    </w:p>
+    <w:p>
+      <w:pPr>
+        <w:pStyle w:val="Heading2"/>
+      </w:pPr>
+      <w:r>
+        <w:rPr>
+          <w:rFonts w:ascii="Times New Roman" w:hAnsi="Times New Roman"/>
+        </w:rPr>
+        <w:t>1.2. Kiểm tra trạng thái và thông tin xác thực</w:t>
+      </w:r>
+    </w:p>
+    <w:p>
+      <w:r>
+        <w:rPr>
+          <w:b/>
+        </w:rPr>
+        <w:t xml:space="preserve">• Giao diện Web UI: </w:t>
+      </w:r>
+      <w:r>
+        <w:t>http://localhost:8000 (Tài khoản: admin / Mật khẩu: admin)</w:t>
+        <w:br/>
+      </w:r>
+      <w:r>
+        <w:rPr>
+          <w:b/>
+        </w:rPr>
+        <w:t xml:space="preserve">• Tài liệu OpenAPI Schema (Swagger UI): </w:t>
+      </w:r>
+      <w:r>
+        <w:t>http://localhost:8000/api/schema/swagger-ui/</w:t>
+        <w:br/>
+      </w:r>
+      <w:r>
+        <w:t>• Lấy Auth Token qua API:</w:t>
+        <w:br/>
+      </w:r>
+    </w:p>
+    <w:p>
+      <w:r>
+        <w:rPr>
+          <w:rFonts w:ascii="Consolas" w:hAnsi="Consolas"/>
+          <w:sz w:val="20"/>
+        </w:rPr>
+        <w:t>curl -X POST http://localhost:8000/api/token/ \</w:t>
+        <w:br/>
+        <w:t xml:space="preserve">     -H "Content-Type: application/json" \</w:t>
+        <w:br/>
+        <w:t xml:space="preserve">     -d '{"username":"admin","password":"admin"}'</w:t>
+      </w:r>
+    </w:p>
+    <w:p>
+      <w:pPr>
+        <w:pStyle w:val="Heading1"/>
+      </w:pPr>
+      <w:r>
+        <w:rPr>
+          <w:rFonts w:ascii="Times New Roman" w:hAnsi="Times New Roman"/>
+          <w:color w:val="184C78"/>
+        </w:rPr>
+        <w:t>2. Quy trình kiểm thử tự động 3 vòng chuẩn hóa bằng Schemathesis</w:t>
+      </w:r>
+    </w:p>
+    <w:p>
+      <w:r>
+        <w:rPr>
+          <w:rFonts w:ascii="Times New Roman" w:hAnsi="Times New Roman"/>
+        </w:rPr>
+        <w:t xml:space="preserve">Để đảm bảo tính nhất quán trên toàn nhóm, phạm vi kiểm thử được chuẩn hóa trên </w:t>
+      </w:r>
+      <w:r>
+        <w:rPr>
+          <w:b/>
+        </w:rPr>
+        <w:t>4 nhóm tài nguyên trọng tâm: tags, correspondents, document_types, documents</w:t>
+      </w:r>
+      <w:r>
+        <w:t xml:space="preserve"> gồm đúng 53 operations (thay vì quét toàn bộ 163 operations của cả hệ thống).</w:t>
+        <w:br/>
+      </w:r>
+    </w:p>
+    <w:p>
+      <w:pPr>
+        <w:pStyle w:val="Heading2"/>
+      </w:pPr>
+      <w:r>
+        <w:rPr>
+          <w:rFonts w:ascii="Times New Roman" w:hAnsi="Times New Roman"/>
+        </w:rPr>
+        <w:t>2.1. Vòng 1: Kiểm thử chỉ đọc (GET) — Chuẩn hóa 19 Operations</w:t>
+      </w:r>
+    </w:p>
+    <w:p>
+      <w:r>
+        <w:rPr>
+          <w:rFonts w:ascii="Times New Roman" w:hAnsi="Times New Roman"/>
+        </w:rPr>
+        <w:t>• Mục tiêu: Quét các truy vấn GET danh sách và chi tiết trên 4 nhóm tài nguyên.</w:t>
+        <w:br/>
+        <w:t xml:space="preserve">• Cờ tham số bắt buộc: </w:t>
+      </w:r>
+      <w:r>
+        <w:rPr>
+          <w:b/>
+        </w:rPr>
+        <w:t>--include-path-regex '^/api/(tags|correspondents|document_types|documents)/' --exclude-method POST --exclude-method PUT --exclude-method PATCH --exclude-method DELETE --phases examples,fuzzing</w:t>
+        <w:br/>
+      </w:r>
+      <w:r>
+        <w:t>• Lệnh chạy qua kịch bản chuẩn hóa:</w:t>
+        <w:br/>
+      </w:r>
+    </w:p>
+    <w:p>
+      <w:r>
+        <w:rPr>
+          <w:rFonts w:ascii="Consolas" w:hAnsi="Consolas"/>
+        </w:rPr>
+        <w:t>.\.venv\Scripts\python.exe scripts/run_round.py --round 1 --seed 404 --prefix TV4</w:t>
+      </w:r>
+    </w:p>
+    <w:p>
+      <w:pPr>
+        <w:pStyle w:val="Heading2"/>
+      </w:pPr>
+      <w:r>
+        <w:rPr>
+          <w:rFonts w:ascii="Times New Roman" w:hAnsi="Times New Roman"/>
+        </w:rPr>
+        <w:t>2.2. Vòng 2: Kiểm thử ghi dữ liệu (CRUD) trên Metadata — Chuẩn hóa 18 Operations</w:t>
+      </w:r>
+    </w:p>
+    <w:p>
+      <w:r>
+        <w:rPr>
+          <w:rFonts w:ascii="Times New Roman" w:hAnsi="Times New Roman"/>
+        </w:rPr>
+        <w:t>• Mục tiêu: Kiểm thử các thao tác tạo mới (POST), cập nhật (PUT/PATCH), xóa (DELETE) trên 3 nhóm metadata: tags, correspondents, document_types.</w:t>
+        <w:br/>
+        <w:t xml:space="preserve">• Cờ tham số: </w:t>
+      </w:r>
+      <w:r>
+        <w:rPr>
+          <w:b/>
+        </w:rPr>
+        <w:t>--include-path-regex '^/api/(tags|correspondents|document_types)/' --checks all</w:t>
+        <w:br/>
+      </w:r>
+      <w:r>
+        <w:t>• Lệnh chạy:</w:t>
+        <w:br/>
+      </w:r>
+    </w:p>
+    <w:p>
+      <w:r>
+        <w:rPr>
+          <w:rFonts w:ascii="Consolas" w:hAnsi="Consolas"/>
+        </w:rPr>
+        <w:t>.\.venv\Scripts\python.exe scripts/run_round.py --round 2 --seed 404 --prefix TV4</w:t>
+      </w:r>
+    </w:p>
+    <w:p>
+      <w:pPr>
+        <w:pStyle w:val="Heading2"/>
+      </w:pPr>
+      <w:r>
+        <w:rPr>
+          <w:rFonts w:ascii="Times New Roman" w:hAnsi="Times New Roman"/>
+        </w:rPr>
+        <w:t>2.3. Vòng 3: Kiểm thử toàn diện mở rộng (Tất cả Checks) — Chuẩn hóa 53 Operations</w:t>
+      </w:r>
+    </w:p>
+    <w:p>
+      <w:r>
+        <w:rPr>
+          <w:rFonts w:ascii="Times New Roman" w:hAnsi="Times New Roman"/>
+        </w:rPr>
+        <w:t>• Mục tiêu: Bao gồm cả tài nguyên documents phức tạp và kích hoạt toàn bộ cơ chế kiểm tra lỗi nâng cao (--checks all).</w:t>
+        <w:br/>
+        <w:t xml:space="preserve">• Cờ tham số: </w:t>
+      </w:r>
+      <w:r>
+        <w:rPr>
+          <w:b/>
+        </w:rPr>
+        <w:t>--include-path-regex '^/api/(tags|correspondents|document_types|documents)/' --checks all</w:t>
+        <w:br/>
+      </w:r>
+      <w:r>
+        <w:t>• Lệnh chạy:</w:t>
+        <w:br/>
+      </w:r>
+    </w:p>
+    <w:p>
+      <w:r>
+        <w:rPr>
+          <w:rFonts w:ascii="Consolas" w:hAnsi="Consolas"/>
+        </w:rPr>
+        <w:t>.\.venv\Scripts\python.exe scripts/run_round.py --round 3 --seed 404 --prefix TV4</w:t>
       </w:r>
     </w:p>
     <w:p>
@@ -60,476 +526,24 @@
     <w:p>
       <w:pPr>
         <w:pStyle w:val="Heading1"/>
-        <w:keepNext/>
-        <w:spacing w:before="280" w:after="120"/>
       </w:pPr>
       <w:r>
         <w:rPr>
-          <w:rFonts w:ascii="Arial" w:hAnsi="Arial"/>
-          <w:b/>
+          <w:rFonts w:ascii="Times New Roman" w:hAnsi="Times New Roman"/>
           <w:color w:val="184C78"/>
-          <w:sz w:val="32"/>
         </w:rPr>
-        <w:t>1. TỔNG QUAN HỆ THỐNG &amp; KIẾN TRÚC PAPERLESS-NGX</w:t>
-      </w:r>
-    </w:p>
-    <w:p>
-      <w:pPr>
-        <w:spacing w:after="80" w:line="276" w:lineRule="auto"/>
-      </w:pPr>
-      <w:r>
-        <w:rPr>
-          <w:rFonts w:ascii="Arial" w:hAnsi="Arial"/>
-          <w:sz w:val="20"/>
-        </w:rPr>
-        <w:t>Paperless-ngx là hệ thống quản lý tài liệu điện tử mã nguồn mở (Document Management System - DMS) được phát triển nhằm mục tiêu chuyển đổi toàn bộ tài liệu vật lý/giấy tờ quét quang học của người dùng thành kho lưu trữ điện tử có khả năng tìm kiếm toàn văn trực tuyến. Hệ thống tự động hóa chu trình: nạp tài liệu (qua upload/email/thư mục quét), nhận dạng ký tự quang học (OCR), bóc tách metadata, lập chỉ mục và phân quyền chặt chẽ.</w:t>
+        <w:t>3. Bảng số liệu đối chiếu 5 thành viên và Giải trình chuẩn hóa</w:t>
       </w:r>
     </w:p>
     <w:p>
       <w:pPr>
         <w:pStyle w:val="Heading2"/>
-        <w:keepNext/>
-        <w:spacing w:before="200" w:after="80"/>
       </w:pPr>
       <w:r>
         <w:rPr>
-          <w:rFonts w:ascii="Arial" w:hAnsi="Arial"/>
-          <w:b/>
-          <w:color w:val="2980B9"/>
-          <w:sz w:val="26"/>
+          <w:rFonts w:ascii="Times New Roman" w:hAnsi="Times New Roman"/>
         </w:rPr>
-        <w:t>1.1. Các tác nhân tương tác (Actors)</w:t>
-      </w:r>
-    </w:p>
-    <w:p>
-      <w:pPr>
-        <w:pStyle w:val="ListBullet"/>
-        <w:spacing w:after="60" w:line="276" w:lineRule="auto"/>
-      </w:pPr>
-      <w:r>
-        <w:rPr>
-          <w:rFonts w:ascii="Arial" w:hAnsi="Arial"/>
-          <w:b/>
-          <w:sz w:val="20"/>
-        </w:rPr>
-        <w:t xml:space="preserve">End User (Người dùng cuối): </w:t>
-      </w:r>
-      <w:r>
-        <w:rPr>
-          <w:rFonts w:ascii="Arial" w:hAnsi="Arial"/>
-          <w:sz w:val="20"/>
-        </w:rPr>
-        <w:t>Tương tác qua giao diện web Angular, thực hiện tải lên, tìm kiếm, xem tài liệu và quản lý các nhãn thuộc quyền sở hữu.</w:t>
-      </w:r>
-    </w:p>
-    <w:p>
-      <w:pPr>
-        <w:pStyle w:val="ListBullet"/>
-        <w:spacing w:after="60" w:line="276" w:lineRule="auto"/>
-      </w:pPr>
-      <w:r>
-        <w:rPr>
-          <w:rFonts w:ascii="Arial" w:hAnsi="Arial"/>
-          <w:b/>
-          <w:sz w:val="20"/>
-        </w:rPr>
-        <w:t xml:space="preserve">Administrator (Quản trị viên): </w:t>
-      </w:r>
-      <w:r>
-        <w:rPr>
-          <w:rFonts w:ascii="Arial" w:hAnsi="Arial"/>
-          <w:sz w:val="20"/>
-        </w:rPr>
-        <w:t>Nắm quyền Superuser, quản trị người dùng, cấu hình tham số hệ thống, giám sát logs và thiết lập quy tắc tự động hóa workflow.</w:t>
-      </w:r>
-    </w:p>
-    <w:p>
-      <w:pPr>
-        <w:pStyle w:val="ListBullet"/>
-        <w:spacing w:after="60" w:line="276" w:lineRule="auto"/>
-      </w:pPr>
-      <w:r>
-        <w:rPr>
-          <w:rFonts w:ascii="Arial" w:hAnsi="Arial"/>
-          <w:b/>
-          <w:sz w:val="20"/>
-        </w:rPr>
-        <w:t xml:space="preserve">Background Worker (Celery &amp; Consumer): </w:t>
-      </w:r>
-      <w:r>
-        <w:rPr>
-          <w:rFonts w:ascii="Arial" w:hAnsi="Arial"/>
-          <w:sz w:val="20"/>
-        </w:rPr>
-        <w:t>Tác vụ nền bất đồng bộ (Celery Worker &amp; Beat) giám sát hàng đợi Redis, bóc tách OCR và trích xuất nội dung văn bản.</w:t>
-      </w:r>
-    </w:p>
-    <w:p>
-      <w:pPr>
-        <w:pStyle w:val="ListBullet"/>
-        <w:spacing w:after="60" w:line="276" w:lineRule="auto"/>
-      </w:pPr>
-      <w:r>
-        <w:rPr>
-          <w:rFonts w:ascii="Arial" w:hAnsi="Arial"/>
-          <w:b/>
-          <w:sz w:val="20"/>
-        </w:rPr>
-        <w:t xml:space="preserve">External Services (Hệ thống ngoài): </w:t>
-      </w:r>
-      <w:r>
-        <w:rPr>
-          <w:rFonts w:ascii="Arial" w:hAnsi="Arial"/>
-          <w:sz w:val="20"/>
-        </w:rPr>
-        <w:t>Máy chủ IMAP Email, dịch vụ trích xuất Gotenberg/Tika, OCR Engine Tesseract.</w:t>
-      </w:r>
-    </w:p>
-    <w:p>
-      <w:pPr>
-        <w:pStyle w:val="ListBullet"/>
-        <w:spacing w:after="60" w:line="276" w:lineRule="auto"/>
-      </w:pPr>
-      <w:r>
-        <w:rPr>
-          <w:rFonts w:ascii="Arial" w:hAnsi="Arial"/>
-          <w:b/>
-          <w:sz w:val="20"/>
-        </w:rPr>
-        <w:t xml:space="preserve">QA Client / Schemathesis (Actor kiểm thử): </w:t>
-      </w:r>
-      <w:r>
-        <w:rPr>
-          <w:rFonts w:ascii="Arial" w:hAnsi="Arial"/>
-          <w:sz w:val="20"/>
-        </w:rPr>
-        <w:t>Client kiểm thử tự động, đọc đặc tả OpenAPI Schema để gửi payload fuzzing rà soát lỗ hổng và lỗi sập máy chủ.</w:t>
-      </w:r>
-    </w:p>
-    <w:p>
-      <w:pPr>
-        <w:pStyle w:val="Heading2"/>
-        <w:keepNext/>
-        <w:spacing w:before="200" w:after="80"/>
-      </w:pPr>
-      <w:r>
-        <w:rPr>
-          <w:rFonts w:ascii="Arial" w:hAnsi="Arial"/>
-          <w:b/>
-          <w:color w:val="2980B9"/>
-          <w:sz w:val="26"/>
-        </w:rPr>
-        <w:t>1.2. Kiến trúc phân tầng Container (Docker Compose)</w:t>
-      </w:r>
-    </w:p>
-    <w:p>
-      <w:pPr>
-        <w:spacing w:after="80" w:line="276" w:lineRule="auto"/>
-      </w:pPr>
-      <w:r>
-        <w:rPr>
-          <w:rFonts w:ascii="Arial" w:hAnsi="Arial"/>
-          <w:sz w:val="20"/>
-        </w:rPr>
-        <w:t>Hệ thống Paperless-ngx phiên bản ghim v3.1.3 được triển khai độc lập thông qua 3 Docker container dịch vụ trên mạng nội bộ ktpm_default:</w:t>
-      </w:r>
-    </w:p>
-    <w:p>
-      <w:pPr>
-        <w:pStyle w:val="ListBullet"/>
-        <w:spacing w:after="60" w:line="276" w:lineRule="auto"/>
-      </w:pPr>
-      <w:r>
-        <w:rPr>
-          <w:rFonts w:ascii="Arial" w:hAnsi="Arial"/>
-          <w:b/>
-          <w:sz w:val="20"/>
-        </w:rPr>
-        <w:t xml:space="preserve">paperless-webserver: </w:t>
-      </w:r>
-      <w:r>
-        <w:rPr>
-          <w:rFonts w:ascii="Arial" w:hAnsi="Arial"/>
-          <w:sz w:val="20"/>
-        </w:rPr>
-        <w:t>Granian WSGI/ASGI Server + Django REST Framework + Celery Worker nội bộ. Đón nhận HTTP request tại port 8000.</w:t>
-      </w:r>
-    </w:p>
-    <w:p>
-      <w:pPr>
-        <w:pStyle w:val="ListBullet"/>
-        <w:spacing w:after="60" w:line="276" w:lineRule="auto"/>
-      </w:pPr>
-      <w:r>
-        <w:rPr>
-          <w:rFonts w:ascii="Arial" w:hAnsi="Arial"/>
-          <w:b/>
-          <w:sz w:val="20"/>
-        </w:rPr>
-        <w:t xml:space="preserve">paperless-db: </w:t>
-      </w:r>
-      <w:r>
-        <w:rPr>
-          <w:rFonts w:ascii="Arial" w:hAnsi="Arial"/>
-          <w:sz w:val="20"/>
-        </w:rPr>
-        <w:t>PostgreSQL 16 Alpine, lưu trữ thực thể cơ sở dữ liệu quan hệ (Document, Tag, Correspondent, User, Logs).</w:t>
-      </w:r>
-    </w:p>
-    <w:p>
-      <w:pPr>
-        <w:pStyle w:val="ListBullet"/>
-        <w:spacing w:after="60" w:line="276" w:lineRule="auto"/>
-      </w:pPr>
-      <w:r>
-        <w:rPr>
-          <w:rFonts w:ascii="Arial" w:hAnsi="Arial"/>
-          <w:b/>
-          <w:sz w:val="20"/>
-        </w:rPr>
-        <w:t xml:space="preserve">paperless-broker: </w:t>
-      </w:r>
-      <w:r>
-        <w:rPr>
-          <w:rFonts w:ascii="Arial" w:hAnsi="Arial"/>
-          <w:sz w:val="20"/>
-        </w:rPr>
-        <w:t>Redis 7 Alpine, đảm nhận vai trò Message Broker và bộ nhớ đệm điều phối hàng đợi tác vụ OCR nặng.</w:t>
-      </w:r>
-    </w:p>
-    <w:p>
-      <w:pPr>
-        <w:pStyle w:val="Heading2"/>
-        <w:keepNext/>
-        <w:spacing w:before="200" w:after="80"/>
-      </w:pPr>
-      <w:r>
-        <w:rPr>
-          <w:rFonts w:ascii="Arial" w:hAnsi="Arial"/>
-          <w:b/>
-          <w:color w:val="2980B9"/>
-          <w:sz w:val="26"/>
-        </w:rPr>
-        <w:t>1.3. Bốn Module Backend trọng tâm liên quan tới kiểm thử</w:t>
-      </w:r>
-    </w:p>
-    <w:p>
-      <w:pPr>
-        <w:pStyle w:val="ListBullet"/>
-        <w:spacing w:after="60" w:line="276" w:lineRule="auto"/>
-      </w:pPr>
-      <w:r>
-        <w:rPr>
-          <w:rFonts w:ascii="Arial" w:hAnsi="Arial"/>
-          <w:b/>
-          <w:sz w:val="20"/>
-        </w:rPr>
-        <w:t xml:space="preserve">src/documents/views.py (Tầng View): </w:t>
-      </w:r>
-      <w:r>
-        <w:rPr>
-          <w:rFonts w:ascii="Arial" w:hAnsi="Arial"/>
-          <w:sz w:val="20"/>
-        </w:rPr>
-        <w:t>Chứa TagViewSet, CorrespondentViewSet, DocumentViewSet. Điều hướng HTTP request, phân quyền đối tượng và điều phối mã phản hồi.</w:t>
-      </w:r>
-    </w:p>
-    <w:p>
-      <w:pPr>
-        <w:pStyle w:val="ListBullet"/>
-        <w:spacing w:after="60" w:line="276" w:lineRule="auto"/>
-      </w:pPr>
-      <w:r>
-        <w:rPr>
-          <w:rFonts w:ascii="Arial" w:hAnsi="Arial"/>
-          <w:b/>
-          <w:sz w:val="20"/>
-        </w:rPr>
-        <w:t xml:space="preserve">src/documents/serialisers.py (Tầng Serializer): </w:t>
-      </w:r>
-      <w:r>
-        <w:rPr>
-          <w:rFonts w:ascii="Arial" w:hAnsi="Arial"/>
-          <w:sz w:val="20"/>
-        </w:rPr>
-        <w:t>Chứa TagSerializer, CorrespondentSerializer. Xác thực dữ liệu (Validation), chuyển đổi cấu trúc JSON và ánh xạ OpenAPI Schema.</w:t>
-      </w:r>
-    </w:p>
-    <w:p>
-      <w:pPr>
-        <w:pStyle w:val="ListBullet"/>
-        <w:spacing w:after="60" w:line="276" w:lineRule="auto"/>
-      </w:pPr>
-      <w:r>
-        <w:rPr>
-          <w:rFonts w:ascii="Arial" w:hAnsi="Arial"/>
-          <w:b/>
-          <w:sz w:val="20"/>
-        </w:rPr>
-        <w:t xml:space="preserve">src/documents/filters.py (Tầng Filter): </w:t>
-      </w:r>
-      <w:r>
-        <w:rPr>
-          <w:rFonts w:ascii="Arial" w:hAnsi="Arial"/>
-          <w:sz w:val="20"/>
-        </w:rPr>
-        <w:t>Chứa DocumentFilterSet. Xử lý các query parameter lọc nâng cao (modified__year, tags__id__all...).</w:t>
-      </w:r>
-    </w:p>
-    <w:p>
-      <w:pPr>
-        <w:pStyle w:val="ListBullet"/>
-        <w:spacing w:after="60" w:line="276" w:lineRule="auto"/>
-      </w:pPr>
-      <w:r>
-        <w:rPr>
-          <w:rFonts w:ascii="Arial" w:hAnsi="Arial"/>
-          <w:b/>
-          <w:sz w:val="20"/>
-        </w:rPr>
-        <w:t xml:space="preserve">src/documents/models.py (Tầng Model): </w:t>
-      </w:r>
-      <w:r>
-        <w:rPr>
-          <w:rFonts w:ascii="Arial" w:hAnsi="Arial"/>
-          <w:sz w:val="20"/>
-        </w:rPr>
-        <w:t>Định nghĩa cấu trúc ORM Document, Tag, Correspondent và ràng buộc toàn vẹn cơ sở dữ liệu (max_length, UniqueConstraint).</w:t>
-      </w:r>
-    </w:p>
-    <w:p>
-      <w:pPr>
-        <w:pStyle w:val="Heading1"/>
-        <w:keepNext/>
-        <w:spacing w:before="280" w:after="120"/>
-      </w:pPr>
-      <w:r>
-        <w:rPr>
-          <w:rFonts w:ascii="Arial" w:hAnsi="Arial"/>
-          <w:b/>
-          <w:color w:val="184C78"/>
-          <w:sz w:val="32"/>
-        </w:rPr>
-        <w:t>2. HƯỚNG DẪN CÀI ĐẶT &amp; VẬN HÀNH HỆ THỐNG</w:t>
-      </w:r>
-    </w:p>
-    <w:p>
-      <w:pPr>
-        <w:spacing w:after="80" w:line="276" w:lineRule="auto"/>
-      </w:pPr>
-      <w:r>
-        <w:rPr>
-          <w:rFonts w:ascii="Arial" w:hAnsi="Arial"/>
-          <w:sz w:val="20"/>
-        </w:rPr>
-        <w:t>Để đảm bảo tính tái lập 100% trên các máy tính thành viên độc lập, toàn bộ quy trình cài đặt được tự động hóa chuẩn xác như sau:</w:t>
-      </w:r>
-    </w:p>
-    <w:p>
-      <w:pPr>
-        <w:pStyle w:val="Heading2"/>
-        <w:keepNext/>
-        <w:spacing w:before="200" w:after="80"/>
-      </w:pPr>
-      <w:r>
-        <w:rPr>
-          <w:rFonts w:ascii="Arial" w:hAnsi="Arial"/>
-          <w:b/>
-          <w:color w:val="2980B9"/>
-          <w:sz w:val="26"/>
-        </w:rPr>
-        <w:t>2.1. Yêu cầu tiên quyết</w:t>
-      </w:r>
-    </w:p>
-    <w:p>
-      <w:pPr>
-        <w:pStyle w:val="ListBullet"/>
-        <w:spacing w:after="60" w:line="276" w:lineRule="auto"/>
-      </w:pPr>
-      <w:r>
-        <w:rPr>
-          <w:rFonts w:ascii="Arial" w:hAnsi="Arial"/>
-          <w:b/>
-          <w:sz w:val="20"/>
-        </w:rPr>
-        <w:t xml:space="preserve">Phần cứng: </w:t>
-      </w:r>
-      <w:r>
-        <w:rPr>
-          <w:rFonts w:ascii="Arial" w:hAnsi="Arial"/>
-          <w:sz w:val="20"/>
-        </w:rPr>
-        <w:t>RAM tối thiểu 8GB (khuyến nghị 16GB), trống từ 10GB ổ cứng.</w:t>
-      </w:r>
-    </w:p>
-    <w:p>
-      <w:pPr>
-        <w:pStyle w:val="ListBullet"/>
-        <w:spacing w:after="60" w:line="276" w:lineRule="auto"/>
-      </w:pPr>
-      <w:r>
-        <w:rPr>
-          <w:rFonts w:ascii="Arial" w:hAnsi="Arial"/>
-          <w:b/>
-          <w:sz w:val="20"/>
-        </w:rPr>
-        <w:t xml:space="preserve">Hệ điều hành: </w:t>
-      </w:r>
-      <w:r>
-        <w:rPr>
-          <w:rFonts w:ascii="Arial" w:hAnsi="Arial"/>
-          <w:sz w:val="20"/>
-        </w:rPr>
-        <w:t>Windows 10/11 có bật WSL2 (Ubuntu), macOS hoặc Linux.</w:t>
-      </w:r>
-    </w:p>
-    <w:p>
-      <w:pPr>
-        <w:pStyle w:val="ListBullet"/>
-        <w:spacing w:after="60" w:line="276" w:lineRule="auto"/>
-      </w:pPr>
-      <w:r>
-        <w:rPr>
-          <w:rFonts w:ascii="Arial" w:hAnsi="Arial"/>
-          <w:b/>
-          <w:sz w:val="20"/>
-        </w:rPr>
-        <w:t xml:space="preserve">Phần mềm: </w:t>
-      </w:r>
-      <w:r>
-        <w:rPr>
-          <w:rFonts w:ascii="Arial" w:hAnsi="Arial"/>
-          <w:sz w:val="20"/>
-        </w:rPr>
-        <w:t>Docker Desktop (trạng thái Running), Python &gt;= 3.10, Git.</w:t>
-      </w:r>
-    </w:p>
-    <w:p>
-      <w:pPr>
-        <w:pStyle w:val="Heading2"/>
-        <w:keepNext/>
-        <w:spacing w:before="200" w:after="80"/>
-      </w:pPr>
-      <w:r>
-        <w:rPr>
-          <w:rFonts w:ascii="Arial" w:hAnsi="Arial"/>
-          <w:b/>
-          <w:color w:val="2980B9"/>
-          <w:sz w:val="26"/>
-        </w:rPr>
-        <w:t>2.2. Các bước khởi động hệ thống chi tiết</w:t>
-      </w:r>
-    </w:p>
-    <w:p>
-      <w:pPr>
-        <w:spacing w:after="80" w:line="276" w:lineRule="auto"/>
-      </w:pPr>
-      <w:r>
-        <w:rPr>
-          <w:rFonts w:ascii="Arial" w:hAnsi="Arial"/>
-          <w:sz w:val="20"/>
-        </w:rPr>
-        <w:t>Bước 1: Thiết lập file môi trường .env từ file mẫu:</w:t>
+        <w:t>3.1. Bảng số liệu các vòng chạy (Mục 8.1 Báo cáo nhóm)</w:t>
       </w:r>
     </w:p>
     <w:tbl>
@@ -539,13 +553,18 @@
         <w:tblLook w:firstColumn="1" w:firstRow="1" w:lastColumn="0" w:lastRow="0" w:noHBand="0" w:noVBand="1" w:val="04A0"/>
       </w:tblPr>
       <w:tblGrid>
-        <w:gridCol w:w="10080"/>
+        <w:gridCol w:w="1560"/>
+        <w:gridCol w:w="1560"/>
+        <w:gridCol w:w="1560"/>
+        <w:gridCol w:w="1560"/>
+        <w:gridCol w:w="1560"/>
+        <w:gridCol w:w="1560"/>
       </w:tblGrid>
       <w:tr>
         <w:tc>
           <w:tcPr>
-            <w:tcW w:type="dxa" w:w="10080"/>
-            <w:shd w:fill="F4F6F7"/>
+            <w:tcW w:type="dxa" w:w="1560"/>
+            <w:shd w:fill="2B4C7E"/>
             <w:tcMar>
               <w:top w:w="100" w:type="dxa"/>
               <w:bottom w:w="100" w:type="dxa"/>
@@ -554,38 +573,797 @@
             </w:tcMar>
           </w:tcPr>
           <w:p>
-            <w:pPr>
-              <w:spacing w:after="0"/>
-            </w:pPr>
             <w:r>
               <w:rPr>
-                <w:rFonts w:ascii="Consolas" w:hAnsi="Consolas"/>
-                <w:color w:val="2C3E50"/>
-                <w:sz w:val="19"/>
+                <w:rFonts w:ascii="Times New Roman" w:hAnsi="Times New Roman"/>
+                <w:b/>
+                <w:color w:val="FFFFFF"/>
               </w:rPr>
-              <w:t>cd D:\Kiem-thu-phan-mem\KTPM</w:t>
+              <w:t>Thành viên</w:t>
+            </w:r>
+          </w:p>
+        </w:tc>
+        <w:tc>
+          <w:tcPr>
+            <w:tcW w:type="dxa" w:w="1560"/>
+            <w:shd w:fill="2B4C7E"/>
+            <w:tcMar>
+              <w:top w:w="100" w:type="dxa"/>
+              <w:bottom w:w="100" w:type="dxa"/>
+              <w:left w:w="150" w:type="dxa"/>
+              <w:right w:w="150" w:type="dxa"/>
+            </w:tcMar>
+          </w:tcPr>
+          <w:p>
+            <w:r>
+              <w:rPr>
+                <w:rFonts w:ascii="Times New Roman" w:hAnsi="Times New Roman"/>
+                <w:b/>
+                <w:color w:val="FFFFFF"/>
+              </w:rPr>
+              <w:t>Seed</w:t>
+            </w:r>
+          </w:p>
+        </w:tc>
+        <w:tc>
+          <w:tcPr>
+            <w:tcW w:type="dxa" w:w="1560"/>
+            <w:shd w:fill="2B4C7E"/>
+            <w:tcMar>
+              <w:top w:w="100" w:type="dxa"/>
+              <w:bottom w:w="100" w:type="dxa"/>
+              <w:left w:w="150" w:type="dxa"/>
+              <w:right w:w="150" w:type="dxa"/>
+            </w:tcMar>
+          </w:tcPr>
+          <w:p>
+            <w:r>
+              <w:rPr>
+                <w:rFonts w:ascii="Times New Roman" w:hAnsi="Times New Roman"/>
+                <w:b/>
+                <w:color w:val="FFFFFF"/>
+              </w:rPr>
+              <w:t>Vòng 1 (19 op)</w:t>
+            </w:r>
+          </w:p>
+        </w:tc>
+        <w:tc>
+          <w:tcPr>
+            <w:tcW w:type="dxa" w:w="1560"/>
+            <w:shd w:fill="2B4C7E"/>
+            <w:tcMar>
+              <w:top w:w="100" w:type="dxa"/>
+              <w:bottom w:w="100" w:type="dxa"/>
+              <w:left w:w="150" w:type="dxa"/>
+              <w:right w:w="150" w:type="dxa"/>
+            </w:tcMar>
+          </w:tcPr>
+          <w:p>
+            <w:r>
+              <w:rPr>
+                <w:rFonts w:ascii="Times New Roman" w:hAnsi="Times New Roman"/>
+                <w:b/>
+                <w:color w:val="FFFFFF"/>
+              </w:rPr>
+              <w:t>Vòng 2 (18 op)</w:t>
+            </w:r>
+          </w:p>
+        </w:tc>
+        <w:tc>
+          <w:tcPr>
+            <w:tcW w:type="dxa" w:w="1560"/>
+            <w:shd w:fill="2B4C7E"/>
+            <w:tcMar>
+              <w:top w:w="100" w:type="dxa"/>
+              <w:bottom w:w="100" w:type="dxa"/>
+              <w:left w:w="150" w:type="dxa"/>
+              <w:right w:w="150" w:type="dxa"/>
+            </w:tcMar>
+          </w:tcPr>
+          <w:p>
+            <w:r>
+              <w:rPr>
+                <w:rFonts w:ascii="Times New Roman" w:hAnsi="Times New Roman"/>
+                <w:b/>
+                <w:color w:val="FFFFFF"/>
+              </w:rPr>
+              <w:t>Vòng 3 (53 op)</w:t>
+            </w:r>
+          </w:p>
+        </w:tc>
+        <w:tc>
+          <w:tcPr>
+            <w:tcW w:type="dxa" w:w="1560"/>
+            <w:shd w:fill="2B4C7E"/>
+            <w:tcMar>
+              <w:top w:w="100" w:type="dxa"/>
+              <w:bottom w:w="100" w:type="dxa"/>
+              <w:left w:w="150" w:type="dxa"/>
+              <w:right w:w="150" w:type="dxa"/>
+            </w:tcMar>
+          </w:tcPr>
+          <w:p>
+            <w:r>
+              <w:rPr>
+                <w:rFonts w:ascii="Times New Roman" w:hAnsi="Times New Roman"/>
+                <w:b/>
+                <w:color w:val="FFFFFF"/>
+              </w:rPr>
+              <w:t>Thời gian (V1 / V2 / V3)</w:t>
+            </w:r>
+          </w:p>
+        </w:tc>
+      </w:tr>
+      <w:tr>
+        <w:tc>
+          <w:tcPr>
+            <w:tcW w:type="dxa" w:w="1560"/>
+            <w:shd w:fill="F9F9F9"/>
+            <w:tcMar>
+              <w:top w:w="100" w:type="dxa"/>
+              <w:bottom w:w="100" w:type="dxa"/>
+              <w:left w:w="150" w:type="dxa"/>
+              <w:right w:w="150" w:type="dxa"/>
+            </w:tcMar>
+          </w:tcPr>
+          <w:p>
+            <w:r>
+              <w:rPr>
+                <w:rFonts w:ascii="Times New Roman" w:hAnsi="Times New Roman"/>
+              </w:rPr>
+              <w:t>TV1</w:t>
+            </w:r>
+          </w:p>
+        </w:tc>
+        <w:tc>
+          <w:tcPr>
+            <w:tcW w:type="dxa" w:w="1560"/>
+            <w:shd w:fill="F9F9F9"/>
+            <w:tcMar>
+              <w:top w:w="100" w:type="dxa"/>
+              <w:bottom w:w="100" w:type="dxa"/>
+              <w:left w:w="150" w:type="dxa"/>
+              <w:right w:w="150" w:type="dxa"/>
+            </w:tcMar>
+          </w:tcPr>
+          <w:p>
+            <w:r>
+              <w:rPr>
+                <w:rFonts w:ascii="Times New Roman" w:hAnsi="Times New Roman"/>
+              </w:rPr>
+              <w:t>101</w:t>
+            </w:r>
+          </w:p>
+        </w:tc>
+        <w:tc>
+          <w:tcPr>
+            <w:tcW w:type="dxa" w:w="1560"/>
+            <w:shd w:fill="F9F9F9"/>
+            <w:tcMar>
+              <w:top w:w="100" w:type="dxa"/>
+              <w:bottom w:w="100" w:type="dxa"/>
+              <w:left w:w="150" w:type="dxa"/>
+              <w:right w:w="150" w:type="dxa"/>
+            </w:tcMar>
+          </w:tcPr>
+          <w:p>
+            <w:r>
+              <w:rPr>
+                <w:rFonts w:ascii="Times New Roman" w:hAnsi="Times New Roman"/>
+              </w:rPr>
+              <w:t>19 op, 99 test, 16 thất bại</w:t>
+            </w:r>
+          </w:p>
+        </w:tc>
+        <w:tc>
+          <w:tcPr>
+            <w:tcW w:type="dxa" w:w="1560"/>
+            <w:shd w:fill="F9F9F9"/>
+            <w:tcMar>
+              <w:top w:w="100" w:type="dxa"/>
+              <w:bottom w:w="100" w:type="dxa"/>
+              <w:left w:w="150" w:type="dxa"/>
+              <w:right w:w="150" w:type="dxa"/>
+            </w:tcMar>
+          </w:tcPr>
+          <w:p>
+            <w:r>
+              <w:rPr>
+                <w:rFonts w:ascii="Times New Roman" w:hAnsi="Times New Roman"/>
+              </w:rPr>
+              <w:t>18 op, 1863 test, 52 thất bại</w:t>
+            </w:r>
+          </w:p>
+        </w:tc>
+        <w:tc>
+          <w:tcPr>
+            <w:tcW w:type="dxa" w:w="1560"/>
+            <w:shd w:fill="F9F9F9"/>
+            <w:tcMar>
+              <w:top w:w="100" w:type="dxa"/>
+              <w:bottom w:w="100" w:type="dxa"/>
+              <w:left w:w="150" w:type="dxa"/>
+              <w:right w:w="150" w:type="dxa"/>
+            </w:tcMar>
+          </w:tcPr>
+          <w:p>
+            <w:r>
+              <w:rPr>
+                <w:rFonts w:ascii="Times New Roman" w:hAnsi="Times New Roman"/>
+              </w:rPr>
+              <w:t>53 op, 2016 test, 108 thất bại</w:t>
+            </w:r>
+          </w:p>
+        </w:tc>
+        <w:tc>
+          <w:tcPr>
+            <w:tcW w:type="dxa" w:w="1560"/>
+            <w:shd w:fill="F9F9F9"/>
+            <w:tcMar>
+              <w:top w:w="100" w:type="dxa"/>
+              <w:bottom w:w="100" w:type="dxa"/>
+              <w:left w:w="150" w:type="dxa"/>
+              <w:right w:w="150" w:type="dxa"/>
+            </w:tcMar>
+          </w:tcPr>
+          <w:p>
+            <w:r>
+              <w:rPr>
+                <w:rFonts w:ascii="Times New Roman" w:hAnsi="Times New Roman"/>
+              </w:rPr>
+              <w:t>9,41 s / 194,09 s / 189,73 s</w:t>
+            </w:r>
+          </w:p>
+        </w:tc>
+      </w:tr>
+      <w:tr>
+        <w:tc>
+          <w:tcPr>
+            <w:tcW w:type="dxa" w:w="1560"/>
+            <w:shd w:fill="FFFFFF"/>
+            <w:tcMar>
+              <w:top w:w="100" w:type="dxa"/>
+              <w:bottom w:w="100" w:type="dxa"/>
+              <w:left w:w="150" w:type="dxa"/>
+              <w:right w:w="150" w:type="dxa"/>
+            </w:tcMar>
+          </w:tcPr>
+          <w:p>
+            <w:r>
+              <w:rPr>
+                <w:rFonts w:ascii="Times New Roman" w:hAnsi="Times New Roman"/>
+              </w:rPr>
+              <w:t>TV2</w:t>
+            </w:r>
+          </w:p>
+        </w:tc>
+        <w:tc>
+          <w:tcPr>
+            <w:tcW w:type="dxa" w:w="1560"/>
+            <w:shd w:fill="FFFFFF"/>
+            <w:tcMar>
+              <w:top w:w="100" w:type="dxa"/>
+              <w:bottom w:w="100" w:type="dxa"/>
+              <w:left w:w="150" w:type="dxa"/>
+              <w:right w:w="150" w:type="dxa"/>
+            </w:tcMar>
+          </w:tcPr>
+          <w:p>
+            <w:r>
+              <w:rPr>
+                <w:rFonts w:ascii="Times New Roman" w:hAnsi="Times New Roman"/>
+              </w:rPr>
+              <w:t>202</w:t>
+            </w:r>
+          </w:p>
+        </w:tc>
+        <w:tc>
+          <w:tcPr>
+            <w:tcW w:type="dxa" w:w="1560"/>
+            <w:shd w:fill="FFFFFF"/>
+            <w:tcMar>
+              <w:top w:w="100" w:type="dxa"/>
+              <w:bottom w:w="100" w:type="dxa"/>
+              <w:left w:w="150" w:type="dxa"/>
+              <w:right w:w="150" w:type="dxa"/>
+            </w:tcMar>
+          </w:tcPr>
+          <w:p>
+            <w:r>
+              <w:rPr>
+                <w:rFonts w:ascii="Times New Roman" w:hAnsi="Times New Roman"/>
+              </w:rPr>
+              <w:t>[CHẠY LẠI] 19 op, 159 test, 14 thất bại</w:t>
               <w:br/>
-              <w:t>Copy-Item .env.example .env</w:t>
+              <w:t>(lần đầu: 65 op, 2517 test, 97 thất bại)</w:t>
+            </w:r>
+          </w:p>
+        </w:tc>
+        <w:tc>
+          <w:tcPr>
+            <w:tcW w:type="dxa" w:w="1560"/>
+            <w:shd w:fill="FFFFFF"/>
+            <w:tcMar>
+              <w:top w:w="100" w:type="dxa"/>
+              <w:bottom w:w="100" w:type="dxa"/>
+              <w:left w:w="150" w:type="dxa"/>
+              <w:right w:w="150" w:type="dxa"/>
+            </w:tcMar>
+          </w:tcPr>
+          <w:p>
+            <w:r>
+              <w:rPr>
+                <w:rFonts w:ascii="Times New Roman" w:hAnsi="Times New Roman"/>
+              </w:rPr>
+              <w:t>18 op, 1481 test, 49 thất bại</w:t>
+            </w:r>
+          </w:p>
+        </w:tc>
+        <w:tc>
+          <w:tcPr>
+            <w:tcW w:type="dxa" w:w="1560"/>
+            <w:shd w:fill="FFFFFF"/>
+            <w:tcMar>
+              <w:top w:w="100" w:type="dxa"/>
+              <w:bottom w:w="100" w:type="dxa"/>
+              <w:left w:w="150" w:type="dxa"/>
+              <w:right w:w="150" w:type="dxa"/>
+            </w:tcMar>
+          </w:tcPr>
+          <w:p>
+            <w:r>
+              <w:rPr>
+                <w:rFonts w:ascii="Times New Roman" w:hAnsi="Times New Roman"/>
+              </w:rPr>
+              <w:t>53 op, 2056 test, 108 thất bại</w:t>
+            </w:r>
+          </w:p>
+        </w:tc>
+        <w:tc>
+          <w:tcPr>
+            <w:tcW w:type="dxa" w:w="1560"/>
+            <w:shd w:fill="FFFFFF"/>
+            <w:tcMar>
+              <w:top w:w="100" w:type="dxa"/>
+              <w:bottom w:w="100" w:type="dxa"/>
+              <w:left w:w="150" w:type="dxa"/>
+              <w:right w:w="150" w:type="dxa"/>
+            </w:tcMar>
+          </w:tcPr>
+          <w:p>
+            <w:r>
+              <w:rPr>
+                <w:rFonts w:ascii="Times New Roman" w:hAnsi="Times New Roman"/>
+              </w:rPr>
+              <w:t>31,85 s / 203,24 s / 211,21 s</w:t>
+            </w:r>
+          </w:p>
+        </w:tc>
+      </w:tr>
+      <w:tr>
+        <w:tc>
+          <w:tcPr>
+            <w:tcW w:type="dxa" w:w="1560"/>
+            <w:shd w:fill="F9F9F9"/>
+            <w:tcMar>
+              <w:top w:w="100" w:type="dxa"/>
+              <w:bottom w:w="100" w:type="dxa"/>
+              <w:left w:w="150" w:type="dxa"/>
+              <w:right w:w="150" w:type="dxa"/>
+            </w:tcMar>
+          </w:tcPr>
+          <w:p>
+            <w:r>
+              <w:rPr>
+                <w:rFonts w:ascii="Times New Roman" w:hAnsi="Times New Roman"/>
+              </w:rPr>
+              <w:t>TV3</w:t>
+            </w:r>
+          </w:p>
+        </w:tc>
+        <w:tc>
+          <w:tcPr>
+            <w:tcW w:type="dxa" w:w="1560"/>
+            <w:shd w:fill="F9F9F9"/>
+            <w:tcMar>
+              <w:top w:w="100" w:type="dxa"/>
+              <w:bottom w:w="100" w:type="dxa"/>
+              <w:left w:w="150" w:type="dxa"/>
+              <w:right w:w="150" w:type="dxa"/>
+            </w:tcMar>
+          </w:tcPr>
+          <w:p>
+            <w:r>
+              <w:rPr>
+                <w:rFonts w:ascii="Times New Roman" w:hAnsi="Times New Roman"/>
+              </w:rPr>
+              <w:t>303</w:t>
+            </w:r>
+          </w:p>
+        </w:tc>
+        <w:tc>
+          <w:tcPr>
+            <w:tcW w:type="dxa" w:w="1560"/>
+            <w:shd w:fill="F9F9F9"/>
+            <w:tcMar>
+              <w:top w:w="100" w:type="dxa"/>
+              <w:bottom w:w="100" w:type="dxa"/>
+              <w:left w:w="150" w:type="dxa"/>
+              <w:right w:w="150" w:type="dxa"/>
+            </w:tcMar>
+          </w:tcPr>
+          <w:p>
+            <w:r>
+              <w:rPr>
+                <w:rFonts w:ascii="Times New Roman" w:hAnsi="Times New Roman"/>
+              </w:rPr>
+              <w:t>19 op, 74 test, 17 thất bại</w:t>
+            </w:r>
+          </w:p>
+        </w:tc>
+        <w:tc>
+          <w:tcPr>
+            <w:tcW w:type="dxa" w:w="1560"/>
+            <w:shd w:fill="F9F9F9"/>
+            <w:tcMar>
+              <w:top w:w="100" w:type="dxa"/>
+              <w:bottom w:w="100" w:type="dxa"/>
+              <w:left w:w="150" w:type="dxa"/>
+              <w:right w:w="150" w:type="dxa"/>
+            </w:tcMar>
+          </w:tcPr>
+          <w:p>
+            <w:r>
+              <w:rPr>
+                <w:rFonts w:ascii="Times New Roman" w:hAnsi="Times New Roman"/>
+              </w:rPr>
+              <w:t>18 op, 744 test, 44 thất bại</w:t>
+            </w:r>
+          </w:p>
+        </w:tc>
+        <w:tc>
+          <w:tcPr>
+            <w:tcW w:type="dxa" w:w="1560"/>
+            <w:shd w:fill="F9F9F9"/>
+            <w:tcMar>
+              <w:top w:w="100" w:type="dxa"/>
+              <w:bottom w:w="100" w:type="dxa"/>
+              <w:left w:w="150" w:type="dxa"/>
+              <w:right w:w="150" w:type="dxa"/>
+            </w:tcMar>
+          </w:tcPr>
+          <w:p>
+            <w:r>
+              <w:rPr>
+                <w:rFonts w:ascii="Times New Roman" w:hAnsi="Times New Roman"/>
+              </w:rPr>
+              <w:t>53 op, 1734 test, 108 thất bại</w:t>
+            </w:r>
+          </w:p>
+        </w:tc>
+        <w:tc>
+          <w:tcPr>
+            <w:tcW w:type="dxa" w:w="1560"/>
+            <w:shd w:fill="F9F9F9"/>
+            <w:tcMar>
+              <w:top w:w="100" w:type="dxa"/>
+              <w:bottom w:w="100" w:type="dxa"/>
+              <w:left w:w="150" w:type="dxa"/>
+              <w:right w:w="150" w:type="dxa"/>
+            </w:tcMar>
+          </w:tcPr>
+          <w:p>
+            <w:r>
+              <w:rPr>
+                <w:rFonts w:ascii="Times New Roman" w:hAnsi="Times New Roman"/>
+              </w:rPr>
+              <w:t>2,71 s / 42,12 s / 102,41 s</w:t>
+            </w:r>
+          </w:p>
+        </w:tc>
+      </w:tr>
+      <w:tr>
+        <w:tc>
+          <w:tcPr>
+            <w:tcW w:type="dxa" w:w="1560"/>
+            <w:shd w:fill="EBF3FB"/>
+            <w:tcMar>
+              <w:top w:w="100" w:type="dxa"/>
+              <w:bottom w:w="100" w:type="dxa"/>
+              <w:left w:w="150" w:type="dxa"/>
+              <w:right w:w="150" w:type="dxa"/>
+            </w:tcMar>
+          </w:tcPr>
+          <w:p>
+            <w:r>
+              <w:rPr>
+                <w:rFonts w:ascii="Times New Roman" w:hAnsi="Times New Roman"/>
+                <w:b/>
+              </w:rPr>
+              <w:t>TV4 (Minh)</w:t>
+            </w:r>
+          </w:p>
+        </w:tc>
+        <w:tc>
+          <w:tcPr>
+            <w:tcW w:type="dxa" w:w="1560"/>
+            <w:shd w:fill="EBF3FB"/>
+            <w:tcMar>
+              <w:top w:w="100" w:type="dxa"/>
+              <w:bottom w:w="100" w:type="dxa"/>
+              <w:left w:w="150" w:type="dxa"/>
+              <w:right w:w="150" w:type="dxa"/>
+            </w:tcMar>
+          </w:tcPr>
+          <w:p>
+            <w:r>
+              <w:rPr>
+                <w:rFonts w:ascii="Times New Roman" w:hAnsi="Times New Roman"/>
+                <w:b/>
+              </w:rPr>
+              <w:t>404</w:t>
+            </w:r>
+          </w:p>
+        </w:tc>
+        <w:tc>
+          <w:tcPr>
+            <w:tcW w:type="dxa" w:w="1560"/>
+            <w:shd w:fill="EBF3FB"/>
+            <w:tcMar>
+              <w:top w:w="100" w:type="dxa"/>
+              <w:bottom w:w="100" w:type="dxa"/>
+              <w:left w:w="150" w:type="dxa"/>
+              <w:right w:w="150" w:type="dxa"/>
+            </w:tcMar>
+          </w:tcPr>
+          <w:p>
+            <w:r>
+              <w:rPr>
+                <w:rFonts w:ascii="Times New Roman" w:hAnsi="Times New Roman"/>
+                <w:b/>
+              </w:rPr>
+              <w:t>[CHẠY LẠI] 19 op, 72 test, 17 thất bại</w:t>
+              <w:br/>
+              <w:t>(lần đầu: 65 op, 8213 test, 111 thất bại)</w:t>
+            </w:r>
+          </w:p>
+        </w:tc>
+        <w:tc>
+          <w:tcPr>
+            <w:tcW w:type="dxa" w:w="1560"/>
+            <w:shd w:fill="EBF3FB"/>
+            <w:tcMar>
+              <w:top w:w="100" w:type="dxa"/>
+              <w:bottom w:w="100" w:type="dxa"/>
+              <w:left w:w="150" w:type="dxa"/>
+              <w:right w:w="150" w:type="dxa"/>
+            </w:tcMar>
+          </w:tcPr>
+          <w:p>
+            <w:r>
+              <w:rPr>
+                <w:rFonts w:ascii="Times New Roman" w:hAnsi="Times New Roman"/>
+                <w:b/>
+              </w:rPr>
+              <w:t>18 op, 1009 test, 47 thất bại</w:t>
+            </w:r>
+          </w:p>
+        </w:tc>
+        <w:tc>
+          <w:tcPr>
+            <w:tcW w:type="dxa" w:w="1560"/>
+            <w:shd w:fill="EBF3FB"/>
+            <w:tcMar>
+              <w:top w:w="100" w:type="dxa"/>
+              <w:bottom w:w="100" w:type="dxa"/>
+              <w:left w:w="150" w:type="dxa"/>
+              <w:right w:w="150" w:type="dxa"/>
+            </w:tcMar>
+          </w:tcPr>
+          <w:p>
+            <w:r>
+              <w:rPr>
+                <w:rFonts w:ascii="Times New Roman" w:hAnsi="Times New Roman"/>
+                <w:b/>
+              </w:rPr>
+              <w:t>53 op, 1516 test, 107 thất bại</w:t>
+            </w:r>
+          </w:p>
+        </w:tc>
+        <w:tc>
+          <w:tcPr>
+            <w:tcW w:type="dxa" w:w="1560"/>
+            <w:shd w:fill="EBF3FB"/>
+            <w:tcMar>
+              <w:top w:w="100" w:type="dxa"/>
+              <w:bottom w:w="100" w:type="dxa"/>
+              <w:left w:w="150" w:type="dxa"/>
+              <w:right w:w="150" w:type="dxa"/>
+            </w:tcMar>
+          </w:tcPr>
+          <w:p>
+            <w:r>
+              <w:rPr>
+                <w:rFonts w:ascii="Times New Roman" w:hAnsi="Times New Roman"/>
+                <w:b/>
+              </w:rPr>
+              <w:t>1,91 s / 49,71 s / 73,56 s</w:t>
+              <w:br/>
+              <w:t>(Process: 3,50s / 51,03s / 75,80s)</w:t>
+            </w:r>
+          </w:p>
+        </w:tc>
+      </w:tr>
+      <w:tr>
+        <w:tc>
+          <w:tcPr>
+            <w:tcW w:type="dxa" w:w="1560"/>
+            <w:shd w:fill="F9F9F9"/>
+            <w:tcMar>
+              <w:top w:w="100" w:type="dxa"/>
+              <w:bottom w:w="100" w:type="dxa"/>
+              <w:left w:w="150" w:type="dxa"/>
+              <w:right w:w="150" w:type="dxa"/>
+            </w:tcMar>
+          </w:tcPr>
+          <w:p>
+            <w:r>
+              <w:rPr>
+                <w:rFonts w:ascii="Times New Roman" w:hAnsi="Times New Roman"/>
+              </w:rPr>
+              <w:t>TV5</w:t>
+            </w:r>
+          </w:p>
+        </w:tc>
+        <w:tc>
+          <w:tcPr>
+            <w:tcW w:type="dxa" w:w="1560"/>
+            <w:shd w:fill="F9F9F9"/>
+            <w:tcMar>
+              <w:top w:w="100" w:type="dxa"/>
+              <w:bottom w:w="100" w:type="dxa"/>
+              <w:left w:w="150" w:type="dxa"/>
+              <w:right w:w="150" w:type="dxa"/>
+            </w:tcMar>
+          </w:tcPr>
+          <w:p>
+            <w:r>
+              <w:rPr>
+                <w:rFonts w:ascii="Times New Roman" w:hAnsi="Times New Roman"/>
+              </w:rPr>
+              <w:t>505</w:t>
+            </w:r>
+          </w:p>
+        </w:tc>
+        <w:tc>
+          <w:tcPr>
+            <w:tcW w:type="dxa" w:w="1560"/>
+            <w:shd w:fill="F9F9F9"/>
+            <w:tcMar>
+              <w:top w:w="100" w:type="dxa"/>
+              <w:bottom w:w="100" w:type="dxa"/>
+              <w:left w:w="150" w:type="dxa"/>
+              <w:right w:w="150" w:type="dxa"/>
+            </w:tcMar>
+          </w:tcPr>
+          <w:p>
+            <w:r>
+              <w:rPr>
+                <w:rFonts w:ascii="Times New Roman" w:hAnsi="Times New Roman"/>
+              </w:rPr>
+              <w:t>19 op, 112 test, 16 thất bại</w:t>
+            </w:r>
+          </w:p>
+        </w:tc>
+        <w:tc>
+          <w:tcPr>
+            <w:tcW w:type="dxa" w:w="1560"/>
+            <w:shd w:fill="F9F9F9"/>
+            <w:tcMar>
+              <w:top w:w="100" w:type="dxa"/>
+              <w:bottom w:w="100" w:type="dxa"/>
+              <w:left w:w="150" w:type="dxa"/>
+              <w:right w:w="150" w:type="dxa"/>
+            </w:tcMar>
+          </w:tcPr>
+          <w:p>
+            <w:r>
+              <w:rPr>
+                <w:rFonts w:ascii="Times New Roman" w:hAnsi="Times New Roman"/>
+              </w:rPr>
+              <w:t>18 op, 1940 test, 51 thất bại</w:t>
+            </w:r>
+          </w:p>
+        </w:tc>
+        <w:tc>
+          <w:tcPr>
+            <w:tcW w:type="dxa" w:w="1560"/>
+            <w:shd w:fill="F9F9F9"/>
+            <w:tcMar>
+              <w:top w:w="100" w:type="dxa"/>
+              <w:bottom w:w="100" w:type="dxa"/>
+              <w:left w:w="150" w:type="dxa"/>
+              <w:right w:w="150" w:type="dxa"/>
+            </w:tcMar>
+          </w:tcPr>
+          <w:p>
+            <w:r>
+              <w:rPr>
+                <w:rFonts w:ascii="Times New Roman" w:hAnsi="Times New Roman"/>
+              </w:rPr>
+              <w:t>53 op, 1517 test, 104 thất bại</w:t>
+            </w:r>
+          </w:p>
+        </w:tc>
+        <w:tc>
+          <w:tcPr>
+            <w:tcW w:type="dxa" w:w="1560"/>
+            <w:shd w:fill="F9F9F9"/>
+            <w:tcMar>
+              <w:top w:w="100" w:type="dxa"/>
+              <w:bottom w:w="100" w:type="dxa"/>
+              <w:left w:w="150" w:type="dxa"/>
+              <w:right w:w="150" w:type="dxa"/>
+            </w:tcMar>
+          </w:tcPr>
+          <w:p>
+            <w:r>
+              <w:rPr>
+                <w:rFonts w:ascii="Times New Roman" w:hAnsi="Times New Roman"/>
+              </w:rPr>
+              <w:t>11,65 s / 158,26 s / 132,31 s</w:t>
             </w:r>
           </w:p>
         </w:tc>
       </w:tr>
     </w:tbl>
+    <w:p/>
     <w:p>
       <w:pPr>
-        <w:spacing w:after="80"/>
+        <w:pStyle w:val="Heading2"/>
       </w:pPr>
+      <w:r>
+        <w:rPr>
+          <w:rFonts w:ascii="Times New Roman" w:hAnsi="Times New Roman"/>
+        </w:rPr>
+        <w:t>3.2. Nhận xét về tính nhất quán số liệu và sự cố 65 operations (Mục 8.2)</w:t>
+      </w:r>
+    </w:p>
+    <w:p>
+      <w:r>
+        <w:rPr>
+          <w:rFonts w:ascii="Times New Roman" w:hAnsi="Times New Roman"/>
+        </w:rPr>
+        <w:t>1. Giải thích số liệu 65 operations ban đầu của TV2 và TV4:</w:t>
+        <w:br/>
+        <w:t xml:space="preserve">   Lần chạy đầu tiên do cả TV2 và TV4 chỉ sử dụng cờ lọc phương thức `--include-method GET` mà chưa truyền `--include-path-regex`, dẫn đến việc Schemathesis quét toàn bộ 65 endpoint GET của cả hệ thống (vượt ra ngoài phạm vi 4 nhóm tài nguyên trọng tâm). Số liệu này đã được lưu giữ lại làm minh chứng khảo sát mở rộng (results/TV4_round1_seed404_thamdo.*).</w:t>
+        <w:br/>
+        <w:br/>
+        <w:t>2. Kết quả sau chuẩn hóa của TV4:</w:t>
+        <w:br/>
+        <w:t xml:space="preserve">   Sau khi chạy lại với cờ regex chuẩn hóa `^/api/(tags|correspondents|document_types|documents)/`, số operation của TV4 đạt chuẩn chính xác 19 operations, sinh ra 72 test cases và phát hiện 17 test cases thất bại (22 unique failures) trong 1.91 giây (tổng process 3.50s). Số liệu này hoàn toàn nhất quán với TV3 (19 op, 74 test, 17 thất bại), TV1 (19 op, 99 test, 16 thất bại), TV5 (19 op, 112 test, 16 thất bại) và TV2 chạy lại (19 op, 159 test, 14 thất bại).</w:t>
+        <w:br/>
+        <w:br/>
+        <w:t>3. Tính ổn định và khả năng tái lập (Reproducibility) ở Vòng 2 và Vòng 3:</w:t>
+        <w:br/>
+        <w:t xml:space="preserve">   Ở Vòng 2, cả 5 thành viên đều đạt đúng 18 operations với số lỗi thất bại dao động cực kỳ hẹp từ 44 đến 52 lỗi. Ở Vòng 3, cả 5 thành viên đều đạt đúng 53 operations với số lỗi thất bại ổn định từ 104 đến 108 lỗi. Điều này khẳng định kết quả kiểm thử hoàn toàn độc lập với hạt giống seed ngẫu nhiên và chứng minh các lỗi phát hiện là khiếm khuyết nội tại của Paperless-ngx v3.1.3.</w:t>
+      </w:r>
+    </w:p>
+    <w:p>
+      <w:r>
+        <w:br w:type="page"/>
+      </w:r>
     </w:p>
     <w:p>
       <w:pPr>
-        <w:spacing w:after="80" w:line="276" w:lineRule="auto"/>
+        <w:pStyle w:val="Heading1"/>
       </w:pPr>
       <w:r>
         <w:rPr>
-          <w:rFonts w:ascii="Arial" w:hAnsi="Arial"/>
-          <w:sz w:val="20"/>
+          <w:rFonts w:ascii="Times New Roman" w:hAnsi="Times New Roman"/>
+          <w:color w:val="184C78"/>
         </w:rPr>
-        <w:t>Bước 2: Khởi chạy cụm container Paperless-ngx:</w:t>
+        <w:t>4. Danh mục lỗi hệ thống (BUG-01 đến BUG-06) và Nguyên nhân gốc</w:t>
       </w:r>
     </w:p>
     <w:tbl>
@@ -595,13 +1373,17 @@
         <w:tblLook w:firstColumn="1" w:firstRow="1" w:lastColumn="0" w:lastRow="0" w:noHBand="0" w:noVBand="1" w:val="04A0"/>
       </w:tblPr>
       <w:tblGrid>
-        <w:gridCol w:w="10080"/>
+        <w:gridCol w:w="1872"/>
+        <w:gridCol w:w="1872"/>
+        <w:gridCol w:w="1872"/>
+        <w:gridCol w:w="1872"/>
+        <w:gridCol w:w="1872"/>
       </w:tblGrid>
       <w:tr>
         <w:tc>
           <w:tcPr>
-            <w:tcW w:type="dxa" w:w="10080"/>
-            <w:shd w:fill="F4F6F7"/>
+            <w:tcW w:type="dxa" w:w="1872"/>
+            <w:shd w:fill="2B4C7E"/>
             <w:tcMar>
               <w:top w:w="100" w:type="dxa"/>
               <w:bottom w:w="100" w:type="dxa"/>
@@ -610,119 +1392,20 @@
             </w:tcMar>
           </w:tcPr>
           <w:p>
-            <w:pPr>
-              <w:spacing w:after="0"/>
-            </w:pPr>
             <w:r>
               <w:rPr>
-                <w:rFonts w:ascii="Consolas" w:hAnsi="Consolas"/>
-                <w:color w:val="2C3E50"/>
-                <w:sz w:val="19"/>
+                <w:rFonts w:ascii="Times New Roman" w:hAnsi="Times New Roman"/>
+                <w:b/>
+                <w:color w:val="FFFFFF"/>
               </w:rPr>
-              <w:t>docker compose up -d</w:t>
-              <w:br/>
-              <w:t># Hoặc chạy script reset và kiểm tra sức khỏe tự động:</w:t>
-              <w:br/>
-              <w:t>.\scripts\reset_system.ps1</w:t>
+              <w:t>Mã BUG</w:t>
             </w:r>
           </w:p>
         </w:tc>
-      </w:tr>
-    </w:tbl>
-    <w:p>
-      <w:pPr>
-        <w:spacing w:after="80"/>
-      </w:pPr>
-    </w:p>
-    <w:p>
-      <w:pPr>
-        <w:spacing w:after="80" w:line="276" w:lineRule="auto"/>
-      </w:pPr>
-      <w:r>
-        <w:rPr>
-          <w:rFonts w:ascii="Arial" w:hAnsi="Arial"/>
-          <w:sz w:val="20"/>
-        </w:rPr>
-        <w:t>Bước 3: Truy cập kiểm tra hệ thống trên trình duyệt:</w:t>
-      </w:r>
-    </w:p>
-    <w:p>
-      <w:pPr>
-        <w:pStyle w:val="ListBullet"/>
-        <w:spacing w:after="60" w:line="276" w:lineRule="auto"/>
-      </w:pPr>
-      <w:r>
-        <w:rPr>
-          <w:rFonts w:ascii="Arial" w:hAnsi="Arial"/>
-          <w:sz w:val="20"/>
-        </w:rPr>
-        <w:t>Giao diện Web UI người dùng: http://localhost:8000 (Tài khoản mặc định: admin / admin).</w:t>
-      </w:r>
-    </w:p>
-    <w:p>
-      <w:pPr>
-        <w:pStyle w:val="ListBullet"/>
-        <w:spacing w:after="60" w:line="276" w:lineRule="auto"/>
-      </w:pPr>
-      <w:r>
-        <w:rPr>
-          <w:rFonts w:ascii="Arial" w:hAnsi="Arial"/>
-          <w:sz w:val="20"/>
-        </w:rPr>
-        <w:t>Giao diện tài liệu OpenAPI / Swagger UI: http://localhost:8000/api/schema/view/</w:t>
-      </w:r>
-    </w:p>
-    <w:p>
-      <w:pPr>
-        <w:pStyle w:val="ListBullet"/>
-        <w:spacing w:after="60" w:line="276" w:lineRule="auto"/>
-      </w:pPr>
-      <w:r>
-        <w:rPr>
-          <w:rFonts w:ascii="Arial" w:hAnsi="Arial"/>
-          <w:sz w:val="20"/>
-        </w:rPr>
-        <w:t>File đặc tả OpenAPI Schema thô (YAML/JSON): http://localhost:8000/api/schema/</w:t>
-      </w:r>
-    </w:p>
-    <w:p>
-      <w:pPr>
-        <w:spacing w:after="80" w:line="276" w:lineRule="auto"/>
-      </w:pPr>
-      <w:r>
-        <w:rPr>
-          <w:rFonts w:ascii="Arial" w:hAnsi="Arial"/>
-          <w:sz w:val="20"/>
-        </w:rPr>
-        <w:t>Bước 4: Nạp dữ liệu mẫu ban đầu (Seed Data):</w:t>
-      </w:r>
-    </w:p>
-    <w:p>
-      <w:pPr>
-        <w:spacing w:after="80" w:line="276" w:lineRule="auto"/>
-      </w:pPr>
-      <w:r>
-        <w:rPr>
-          <w:rFonts w:ascii="Arial" w:hAnsi="Arial"/>
-          <w:sz w:val="20"/>
-        </w:rPr>
-        <w:t>Kích hoạt môi trường Python ảo và chạy script seed dữ liệu (tự động tạo 4 Tags, 3 Correspondents, 3 DocumentTypes và upload 2 tài liệu mẫu):</w:t>
-      </w:r>
-    </w:p>
-    <w:tbl>
-      <w:tblPr>
-        <w:tblW w:type="auto" w:w="0"/>
-        <w:jc w:val="center"/>
-        <w:tblLook w:firstColumn="1" w:firstRow="1" w:lastColumn="0" w:lastRow="0" w:noHBand="0" w:noVBand="1" w:val="04A0"/>
-      </w:tblPr>
-      <w:tblGrid>
-        <w:gridCol w:w="10080"/>
-      </w:tblGrid>
-      <w:tr>
         <w:tc>
           <w:tcPr>
-            <w:tcW w:type="dxa" w:w="10080"/>
-            <w:shd w:fill="F4F6F7"/>
+            <w:tcW w:type="dxa" w:w="1872"/>
+            <w:shd w:fill="2B4C7E"/>
             <w:tcMar>
               <w:top w:w="100" w:type="dxa"/>
               <w:bottom w:w="100" w:type="dxa"/>
@@ -731,304 +1414,20 @@
             </w:tcMar>
           </w:tcPr>
           <w:p>
-            <w:pPr>
-              <w:spacing w:after="0"/>
-            </w:pPr>
             <w:r>
               <w:rPr>
-                <w:rFonts w:ascii="Consolas" w:hAnsi="Consolas"/>
-                <w:color w:val="2C3E50"/>
-                <w:sz w:val="19"/>
+                <w:rFonts w:ascii="Times New Roman" w:hAnsi="Times New Roman"/>
+                <w:b/>
+                <w:color w:val="FFFFFF"/>
               </w:rPr>
-              <w:t>.\.venv\Scripts\python.exe scripts/seed_data.py</w:t>
+              <w:t>Endpoint bị ảnh hưởng</w:t>
             </w:r>
           </w:p>
         </w:tc>
-      </w:tr>
-    </w:tbl>
-    <w:p>
-      <w:pPr>
-        <w:spacing w:after="80"/>
-      </w:pPr>
-    </w:p>
-    <w:p>
-      <w:pPr>
-        <w:pStyle w:val="Heading1"/>
-        <w:keepNext/>
-        <w:spacing w:before="280" w:after="120"/>
-      </w:pPr>
-      <w:r>
-        <w:rPr>
-          <w:rFonts w:ascii="Arial" w:hAnsi="Arial"/>
-          <w:b/>
-          <w:color w:val="184C78"/>
-          <w:sz w:val="32"/>
-        </w:rPr>
-        <w:t>3. QUY TRÌNH KIỂM THỬ TỰ ĐỘNG VỚI SCHEMATHESIS (K05)</w:t>
-      </w:r>
-    </w:p>
-    <w:p>
-      <w:pPr>
-        <w:spacing w:after="80" w:line="276" w:lineRule="auto"/>
-      </w:pPr>
-      <w:r>
-        <w:rPr>
-          <w:rFonts w:ascii="Arial" w:hAnsi="Arial"/>
-          <w:sz w:val="20"/>
-        </w:rPr>
-        <w:t>Schemathesis là công cụ kiểm thử API tự động theo phương pháp Property-based / Fuzzing Testing dựa trên tài liệu đặc tả OpenAPI. Công cụ đọc cấu trúc schema, tự động sinh hàng ngàn test case với dữ liệu biên (boundary), dữ liệu sai kiểu, chuỗi unicode, null-byte để kiểm tra độ bền vững của backend.</w:t>
-      </w:r>
-    </w:p>
-    <w:p>
-      <w:pPr>
-        <w:pStyle w:val="Heading2"/>
-        <w:keepNext/>
-        <w:spacing w:before="200" w:after="80"/>
-      </w:pPr>
-      <w:r>
-        <w:rPr>
-          <w:rFonts w:ascii="Arial" w:hAnsi="Arial"/>
-          <w:b/>
-          <w:color w:val="2980B9"/>
-          <w:sz w:val="26"/>
-        </w:rPr>
-        <w:t>3.1. Nguyên tắc kiểm thử nhóm &amp; Phân chia Hạt giống (Seed)</w:t>
-      </w:r>
-    </w:p>
-    <w:p>
-      <w:pPr>
-        <w:spacing w:after="80" w:line="276" w:lineRule="auto"/>
-      </w:pPr>
-      <w:r>
-        <w:rPr>
-          <w:rFonts w:ascii="Arial" w:hAnsi="Arial"/>
-          <w:sz w:val="20"/>
-        </w:rPr>
-        <w:t>Nhằm đảm bảo tính khách quan và loại trừ lỗi ngẫu nhiên do môi trường, cả 5 thành viên đều chạy độc lập cùng một quy trình kiểm thử với 5 giá trị Seed ngẫu nhiên khác nhau:</w:t>
-      </w:r>
-    </w:p>
-    <w:p>
-      <w:pPr>
-        <w:pStyle w:val="ListBullet"/>
-        <w:spacing w:after="60" w:line="276" w:lineRule="auto"/>
-      </w:pPr>
-      <w:r>
-        <w:rPr>
-          <w:rFonts w:ascii="Arial" w:hAnsi="Arial"/>
-          <w:sz w:val="20"/>
-        </w:rPr>
-        <w:t>TV1: Seed 101 | TV2: Seed 202 | TV3: Seed 303 | TV4: Seed 404 | TV5: Seed 505.</w:t>
-      </w:r>
-    </w:p>
-    <w:p>
-      <w:pPr>
-        <w:pStyle w:val="ListBullet"/>
-        <w:spacing w:after="60" w:line="276" w:lineRule="auto"/>
-      </w:pPr>
-      <w:r>
-        <w:rPr>
-          <w:rFonts w:ascii="Arial" w:hAnsi="Arial"/>
-          <w:sz w:val="20"/>
-        </w:rPr>
-        <w:t>Lỗi nào xuất hiện từ 2 thành viên trở lên (trên các seed khác nhau) sẽ được phân loại là LỖI THẬT ĐÃ XÁC NHẬN (CONFIRMED BUG).</w:t>
-      </w:r>
-    </w:p>
-    <w:p>
-      <w:pPr>
-        <w:pStyle w:val="Heading2"/>
-        <w:keepNext/>
-        <w:spacing w:before="200" w:after="80"/>
-      </w:pPr>
-      <w:r>
-        <w:rPr>
-          <w:rFonts w:ascii="Arial" w:hAnsi="Arial"/>
-          <w:b/>
-          <w:color w:val="2980B9"/>
-          <w:sz w:val="26"/>
-        </w:rPr>
-        <w:t>3.2. Ba Vòng kiểm thử tiêu chuẩn</w:t>
-      </w:r>
-    </w:p>
-    <w:p>
-      <w:pPr>
-        <w:spacing w:after="80" w:line="276" w:lineRule="auto"/>
-      </w:pPr>
-      <w:r>
-        <w:rPr>
-          <w:rFonts w:ascii="Arial" w:hAnsi="Arial"/>
-          <w:sz w:val="20"/>
-        </w:rPr>
-        <w:t>Quy trình kiểm thử được tổ chức nghiêm ngặt qua 3 vòng:</w:t>
-      </w:r>
-    </w:p>
-    <w:p>
-      <w:pPr>
-        <w:pStyle w:val="ListBullet"/>
-        <w:spacing w:after="60" w:line="276" w:lineRule="auto"/>
-      </w:pPr>
-      <w:r>
-        <w:rPr>
-          <w:rFonts w:ascii="Arial" w:hAnsi="Arial"/>
-          <w:b/>
-          <w:sz w:val="20"/>
-        </w:rPr>
-        <w:t xml:space="preserve">Vòng 1 (An toàn - Chỉ đọc): </w:t>
-      </w:r>
-      <w:r>
-        <w:rPr>
-          <w:rFonts w:ascii="Arial" w:hAnsi="Arial"/>
-          <w:sz w:val="20"/>
-        </w:rPr>
-        <w:t>Chỉ thực thi phương thức GET trên 65 operations. Mục tiêu kiểm tra tính ổn định truy vấn dữ liệu, bộ lọc và phân trang.</w:t>
-      </w:r>
-    </w:p>
-    <w:p>
-      <w:pPr>
-        <w:pStyle w:val="ListBullet"/>
-        <w:spacing w:after="60" w:line="276" w:lineRule="auto"/>
-      </w:pPr>
-      <w:r>
-        <w:rPr>
-          <w:rFonts w:ascii="Arial" w:hAnsi="Arial"/>
-          <w:b/>
-          <w:sz w:val="20"/>
-        </w:rPr>
-        <w:t xml:space="preserve">Vòng 2 (Ghi dữ liệu): </w:t>
-      </w:r>
-      <w:r>
-        <w:rPr>
-          <w:rFonts w:ascii="Arial" w:hAnsi="Arial"/>
-          <w:sz w:val="20"/>
-        </w:rPr>
-        <w:t>Mở rộng kiểm thử các phương thức ghi POST, PUT, PATCH, DELETE trên 3 nhóm tài nguyên /api/tags/, /api/correspondents/, /api/document_types/. Bắt buộc reset cơ sở dữ liệu trước khi chạy.</w:t>
-      </w:r>
-    </w:p>
-    <w:p>
-      <w:pPr>
-        <w:pStyle w:val="ListBullet"/>
-        <w:spacing w:after="60" w:line="276" w:lineRule="auto"/>
-      </w:pPr>
-      <w:r>
-        <w:rPr>
-          <w:rFonts w:ascii="Arial" w:hAnsi="Arial"/>
-          <w:b/>
-          <w:sz w:val="20"/>
-        </w:rPr>
-        <w:t xml:space="preserve">Vòng 3 (Mở rộng &amp; Toàn diện): </w:t>
-      </w:r>
-      <w:r>
-        <w:rPr>
-          <w:rFonts w:ascii="Arial" w:hAnsi="Arial"/>
-          <w:sz w:val="20"/>
-        </w:rPr>
-        <w:t>Mở rộng toàn diện bổ sung nhóm /api/documents/ và kích hoạt cờ --checks all để kiểm tra nghiêm ngặt tính tuân thủ hợp đồng OpenAPI Schema.</w:t>
-      </w:r>
-    </w:p>
-    <w:p>
-      <w:pPr>
-        <w:pStyle w:val="Heading2"/>
-        <w:keepNext/>
-        <w:spacing w:before="200" w:after="80"/>
-      </w:pPr>
-      <w:r>
-        <w:rPr>
-          <w:rFonts w:ascii="Arial" w:hAnsi="Arial"/>
-          <w:b/>
-          <w:color w:val="2980B9"/>
-          <w:sz w:val="26"/>
-        </w:rPr>
-        <w:t>3.3. Tối ưu hóa Automation Script (run_tv4_tests.ps1)</w:t>
-      </w:r>
-    </w:p>
-    <w:p>
-      <w:pPr>
-        <w:spacing w:after="80" w:line="276" w:lineRule="auto"/>
-      </w:pPr>
-      <w:r>
-        <w:rPr>
-          <w:rFonts w:ascii="Arial" w:hAnsi="Arial"/>
-          <w:sz w:val="20"/>
-        </w:rPr>
-        <w:t>Để rút ngắn thời gian thực thi nhưng vẫn giữ nguyên độ phủ lỗi, TV4 đã phát triển script PowerShell tối ưu hóa với các tham số then chốt:</w:t>
-      </w:r>
-    </w:p>
-    <w:p>
-      <w:pPr>
-        <w:pStyle w:val="ListBullet"/>
-        <w:spacing w:after="60" w:line="276" w:lineRule="auto"/>
-      </w:pPr>
-      <w:r>
-        <w:rPr>
-          <w:rFonts w:ascii="Arial" w:hAnsi="Arial"/>
-          <w:b/>
-          <w:sz w:val="20"/>
-        </w:rPr>
-        <w:t xml:space="preserve">Tự động hóa Token &amp; Seed: </w:t>
-      </w:r>
-      <w:r>
-        <w:rPr>
-          <w:rFonts w:ascii="Arial" w:hAnsi="Arial"/>
-          <w:sz w:val="20"/>
-        </w:rPr>
-        <w:t>Tự động lấy Token API xác thực qua POST /api/token/ và cấu hình đúng Seed 404.</w:t>
-      </w:r>
-    </w:p>
-    <w:p>
-      <w:pPr>
-        <w:pStyle w:val="ListBullet"/>
-        <w:spacing w:after="60" w:line="276" w:lineRule="auto"/>
-      </w:pPr>
-      <w:r>
-        <w:rPr>
-          <w:rFonts w:ascii="Arial" w:hAnsi="Arial"/>
-          <w:b/>
-          <w:sz w:val="20"/>
-        </w:rPr>
-        <w:t xml:space="preserve">Ép bảng mã UTF-8 ($env:PYTHONUTF8 = '1'): </w:t>
-      </w:r>
-      <w:r>
-        <w:rPr>
-          <w:rFonts w:ascii="Arial" w:hAnsi="Arial"/>
-          <w:sz w:val="20"/>
-        </w:rPr>
-        <w:t>Khắc phục triệt để lỗi hiển thị charmap trên PowerShell của Windows.</w:t>
-      </w:r>
-    </w:p>
-    <w:p>
-      <w:pPr>
-        <w:pStyle w:val="ListBullet"/>
-        <w:spacing w:after="60" w:line="276" w:lineRule="auto"/>
-      </w:pPr>
-      <w:r>
-        <w:rPr>
-          <w:rFonts w:ascii="Arial" w:hAnsi="Arial"/>
-          <w:b/>
-          <w:sz w:val="20"/>
-        </w:rPr>
-        <w:t xml:space="preserve">Cờ tăng tốc (--max-examples 20 --no-shrink): </w:t>
-      </w:r>
-      <w:r>
-        <w:rPr>
-          <w:rFonts w:ascii="Arial" w:hAnsi="Arial"/>
-          <w:sz w:val="20"/>
-        </w:rPr>
-        <w:t>Giới hạn 20 ví dụ cho mỗi operation và tắt bước thu nhỏ payload, giúp thời gian chạy giảm từ 15 phút xuống chỉ còn 53 giây.</w:t>
-      </w:r>
-    </w:p>
-    <w:tbl>
-      <w:tblPr>
-        <w:tblW w:type="auto" w:w="0"/>
-        <w:jc w:val="center"/>
-        <w:tblLook w:firstColumn="1" w:firstRow="1" w:lastColumn="0" w:lastRow="0" w:noHBand="0" w:noVBand="1" w:val="04A0"/>
-      </w:tblPr>
-      <w:tblGrid>
-        <w:gridCol w:w="10080"/>
-      </w:tblGrid>
-      <w:tr>
         <w:tc>
           <w:tcPr>
-            <w:tcW w:type="dxa" w:w="10080"/>
-            <w:shd w:fill="F4F6F7"/>
+            <w:tcW w:type="dxa" w:w="1872"/>
+            <w:shd w:fill="2B4C7E"/>
             <w:tcMar>
               <w:top w:w="100" w:type="dxa"/>
               <w:bottom w:w="100" w:type="dxa"/>
@@ -1037,228 +1436,57 @@
             </w:tcMar>
           </w:tcPr>
           <w:p>
-            <w:pPr>
-              <w:spacing w:after="0"/>
-            </w:pPr>
             <w:r>
               <w:rPr>
-                <w:rFonts w:ascii="Consolas" w:hAnsi="Consolas"/>
-                <w:color w:val="2C3E50"/>
-                <w:sz w:val="19"/>
-              </w:rPr>
-              <w:t># Lệnh thực thi từng vòng kiểm thử của TV4:</w:t>
-              <w:br/>
-              <w:t>.\scripts\run_tv4_tests.ps1 -Round 1</w:t>
-              <w:br/>
-              <w:t>.\scripts\run_tv4_tests.ps1 -Round 2</w:t>
-              <w:br/>
-              <w:t>.\scripts\run_tv4_tests.ps1 -Round 3</w:t>
-            </w:r>
-          </w:p>
-        </w:tc>
-      </w:tr>
-    </w:tbl>
-    <w:p>
-      <w:pPr>
-        <w:spacing w:after="80"/>
-      </w:pPr>
-    </w:p>
-    <w:p>
-      <w:pPr>
-        <w:pStyle w:val="Heading1"/>
-        <w:keepNext/>
-        <w:spacing w:before="280" w:after="120"/>
-      </w:pPr>
-      <w:r>
-        <w:rPr>
-          <w:rFonts w:ascii="Arial" w:hAnsi="Arial"/>
-          <w:b/>
-          <w:color w:val="184C78"/>
-          <w:sz w:val="32"/>
-        </w:rPr>
-        <w:t>4. KẾT QUẢ THỰC NGHIỆM &amp; MA TRẬN ĐỐI CHIẾU LỖI</w:t>
-      </w:r>
-    </w:p>
-    <w:p>
-      <w:pPr>
-        <w:spacing w:after="80" w:line="276" w:lineRule="auto"/>
-      </w:pPr>
-      <w:r>
-        <w:rPr>
-          <w:rFonts w:ascii="Arial" w:hAnsi="Arial"/>
-          <w:sz w:val="20"/>
-        </w:rPr>
-        <w:t>Dưới đây là bảng tổng hợp số liệu thực thi thực tế đối chiếu chéo giữa TV2 (Seed 202) và TV4 (Seed 404):</w:t>
-      </w:r>
-    </w:p>
-    <w:tbl>
-      <w:tblPr>
-        <w:tblW w:type="auto" w:w="0"/>
-        <w:jc w:val="center"/>
-        <w:tblLook w:firstColumn="1" w:firstRow="1" w:lastColumn="0" w:lastRow="0" w:noHBand="0" w:noVBand="1" w:val="04A0"/>
-      </w:tblPr>
-      <w:tblGrid>
-        <w:gridCol w:w="1680"/>
-        <w:gridCol w:w="1680"/>
-        <w:gridCol w:w="1680"/>
-        <w:gridCol w:w="1680"/>
-        <w:gridCol w:w="1680"/>
-        <w:gridCol w:w="1680"/>
-      </w:tblGrid>
-      <w:tr>
-        <w:tc>
-          <w:tcPr>
-            <w:tcW w:type="dxa" w:w="1152"/>
-            <w:shd w:fill="2980B9"/>
-            <w:tcMar>
-              <w:top w:w="100" w:type="dxa"/>
-              <w:bottom w:w="100" w:type="dxa"/>
-              <w:left w:w="100" w:type="dxa"/>
-              <w:right w:w="100" w:type="dxa"/>
-            </w:tcMar>
-          </w:tcPr>
-          <w:p>
-            <w:pPr>
-              <w:jc w:val="center"/>
-            </w:pPr>
-            <w:r>
-              <w:rPr>
-                <w:rFonts w:ascii="Arial" w:hAnsi="Arial"/>
+                <w:rFonts w:ascii="Times New Roman" w:hAnsi="Times New Roman"/>
                 <w:b/>
                 <w:color w:val="FFFFFF"/>
-                <w:sz w:val="19"/>
               </w:rPr>
-              <w:t>Thành viên</w:t>
-            </w:r>
-          </w:p>
-        </w:tc>
-        <w:tc>
-          <w:tcPr>
-            <w:tcW w:type="dxa" w:w="864"/>
-            <w:shd w:fill="2980B9"/>
-            <w:tcMar>
-              <w:top w:w="100" w:type="dxa"/>
-              <w:bottom w:w="100" w:type="dxa"/>
-              <w:left w:w="100" w:type="dxa"/>
-              <w:right w:w="100" w:type="dxa"/>
-            </w:tcMar>
-          </w:tcPr>
-          <w:p>
-            <w:pPr>
-              <w:jc w:val="center"/>
-            </w:pPr>
-            <w:r>
-              <w:rPr>
-                <w:rFonts w:ascii="Arial" w:hAnsi="Arial"/>
-                <w:b/>
-                <w:color w:val="FFFFFF"/>
-                <w:sz w:val="19"/>
-              </w:rPr>
-              <w:t>Seed</w:t>
-            </w:r>
-          </w:p>
-        </w:tc>
-        <w:tc>
-          <w:tcPr>
-            <w:tcW w:type="dxa" w:w="2016"/>
-            <w:shd w:fill="2980B9"/>
-            <w:tcMar>
-              <w:top w:w="100" w:type="dxa"/>
-              <w:bottom w:w="100" w:type="dxa"/>
-              <w:left w:w="100" w:type="dxa"/>
-              <w:right w:w="100" w:type="dxa"/>
-            </w:tcMar>
-          </w:tcPr>
-          <w:p>
-            <w:pPr>
-              <w:jc w:val="center"/>
-            </w:pPr>
-            <w:r>
-              <w:rPr>
-                <w:rFonts w:ascii="Arial" w:hAnsi="Arial"/>
-                <w:b/>
-                <w:color w:val="FFFFFF"/>
-                <w:sz w:val="19"/>
-              </w:rPr>
-              <w:t>Số Test Cases</w:t>
+              <w:t>Loại lỗi kỹ thuật</w:t>
             </w:r>
           </w:p>
         </w:tc>
         <w:tc>
           <w:tcPr>
             <w:tcW w:type="dxa" w:w="1872"/>
-            <w:shd w:fill="2980B9"/>
+            <w:shd w:fill="2B4C7E"/>
             <w:tcMar>
               <w:top w:w="100" w:type="dxa"/>
               <w:bottom w:w="100" w:type="dxa"/>
-              <w:left w:w="100" w:type="dxa"/>
-              <w:right w:w="100" w:type="dxa"/>
+              <w:left w:w="150" w:type="dxa"/>
+              <w:right w:w="150" w:type="dxa"/>
             </w:tcMar>
           </w:tcPr>
           <w:p>
-            <w:pPr>
-              <w:jc w:val="center"/>
-            </w:pPr>
             <w:r>
               <w:rPr>
-                <w:rFonts w:ascii="Arial" w:hAnsi="Arial"/>
+                <w:rFonts w:ascii="Times New Roman" w:hAnsi="Times New Roman"/>
                 <w:b/>
                 <w:color w:val="FFFFFF"/>
-                <w:sz w:val="19"/>
               </w:rPr>
-              <w:t>Số Lỗi / Failures</w:t>
+              <w:t>Nguyên nhân gốc (Root Cause)</w:t>
             </w:r>
           </w:p>
         </w:tc>
         <w:tc>
           <w:tcPr>
             <w:tcW w:type="dxa" w:w="1872"/>
-            <w:shd w:fill="2980B9"/>
+            <w:shd w:fill="2B4C7E"/>
             <w:tcMar>
               <w:top w:w="100" w:type="dxa"/>
               <w:bottom w:w="100" w:type="dxa"/>
-              <w:left w:w="100" w:type="dxa"/>
-              <w:right w:w="100" w:type="dxa"/>
+              <w:left w:w="150" w:type="dxa"/>
+              <w:right w:w="150" w:type="dxa"/>
             </w:tcMar>
           </w:tcPr>
           <w:p>
-            <w:pPr>
-              <w:jc w:val="center"/>
-            </w:pPr>
             <w:r>
               <w:rPr>
-                <w:rFonts w:ascii="Arial" w:hAnsi="Arial"/>
+                <w:rFonts w:ascii="Times New Roman" w:hAnsi="Times New Roman"/>
                 <w:b/>
                 <w:color w:val="FFFFFF"/>
-                <w:sz w:val="19"/>
               </w:rPr>
-              <w:t>Tổng thời gian</w:t>
-            </w:r>
-          </w:p>
-        </w:tc>
-        <w:tc>
-          <w:tcPr>
-            <w:tcW w:type="dxa" w:w="2304"/>
-            <w:shd w:fill="2980B9"/>
-            <w:tcMar>
-              <w:top w:w="100" w:type="dxa"/>
-              <w:bottom w:w="100" w:type="dxa"/>
-              <w:left w:w="100" w:type="dxa"/>
-              <w:right w:w="100" w:type="dxa"/>
-            </w:tcMar>
-          </w:tcPr>
-          <w:p>
-            <w:pPr>
-              <w:jc w:val="center"/>
-            </w:pPr>
-            <w:r>
-              <w:rPr>
-                <w:rFonts w:ascii="Arial" w:hAnsi="Arial"/>
-                <w:b/>
-                <w:color w:val="FFFFFF"/>
-                <w:sz w:val="19"/>
-              </w:rPr>
-              <w:t>Đánh giá</w:t>
+              <w:t>Tỷ lệ tái hiện</w:t>
             </w:r>
           </w:p>
         </w:tc>
@@ -1266,67 +1494,123 @@
       <w:tr>
         <w:tc>
           <w:tcPr>
-            <w:tcW w:type="dxa" w:w="1152"/>
-            <w:shd w:fill="FFFFFF"/>
+            <w:tcW w:type="dxa" w:w="1872"/>
+            <w:shd w:fill="F9F9F9"/>
             <w:tcMar>
-              <w:top w:w="80" w:type="dxa"/>
-              <w:bottom w:w="80" w:type="dxa"/>
-              <w:left w:w="100" w:type="dxa"/>
-              <w:right w:w="100" w:type="dxa"/>
+              <w:top w:w="100" w:type="dxa"/>
+              <w:bottom w:w="100" w:type="dxa"/>
+              <w:left w:w="150" w:type="dxa"/>
+              <w:right w:w="150" w:type="dxa"/>
             </w:tcMar>
           </w:tcPr>
           <w:p>
             <w:r>
               <w:rPr>
-                <w:rFonts w:ascii="Arial" w:hAnsi="Arial"/>
-                <w:color w:val="2C3E50"/>
-                <w:sz w:val="18"/>
+                <w:rFonts w:ascii="Times New Roman" w:hAnsi="Times New Roman"/>
               </w:rPr>
-              <w:t>TV2</w:t>
+              <w:t>BUG-01</w:t>
             </w:r>
           </w:p>
         </w:tc>
         <w:tc>
           <w:tcPr>
-            <w:tcW w:type="dxa" w:w="864"/>
-            <w:shd w:fill="FFFFFF"/>
+            <w:tcW w:type="dxa" w:w="1872"/>
+            <w:shd w:fill="F9F9F9"/>
             <w:tcMar>
-              <w:top w:w="80" w:type="dxa"/>
-              <w:bottom w:w="80" w:type="dxa"/>
-              <w:left w:w="100" w:type="dxa"/>
-              <w:right w:w="100" w:type="dxa"/>
+              <w:top w:w="100" w:type="dxa"/>
+              <w:bottom w:w="100" w:type="dxa"/>
+              <w:left w:w="150" w:type="dxa"/>
+              <w:right w:w="150" w:type="dxa"/>
             </w:tcMar>
           </w:tcPr>
           <w:p>
             <w:r>
               <w:rPr>
-                <w:rFonts w:ascii="Arial" w:hAnsi="Arial"/>
-                <w:color w:val="2C3E50"/>
-                <w:sz w:val="18"/>
+                <w:rFonts w:ascii="Times New Roman" w:hAnsi="Times New Roman"/>
               </w:rPr>
-              <w:t>202</w:t>
+              <w:t>POST /api/tags, correspondents, document_types</w:t>
             </w:r>
           </w:p>
         </w:tc>
         <w:tc>
           <w:tcPr>
-            <w:tcW w:type="dxa" w:w="2016"/>
-            <w:shd w:fill="FFFFFF"/>
+            <w:tcW w:type="dxa" w:w="1872"/>
+            <w:shd w:fill="F9F9F9"/>
             <w:tcMar>
-              <w:top w:w="80" w:type="dxa"/>
-              <w:bottom w:w="80" w:type="dxa"/>
-              <w:left w:w="100" w:type="dxa"/>
-              <w:right w:w="100" w:type="dxa"/>
+              <w:top w:w="100" w:type="dxa"/>
+              <w:bottom w:w="100" w:type="dxa"/>
+              <w:left w:w="150" w:type="dxa"/>
+              <w:right w:w="150" w:type="dxa"/>
             </w:tcMar>
           </w:tcPr>
           <w:p>
             <w:r>
               <w:rPr>
-                <w:rFonts w:ascii="Arial" w:hAnsi="Arial"/>
-                <w:color w:val="2C3E50"/>
-                <w:sz w:val="18"/>
+                <w:rFonts w:ascii="Times New Roman" w:hAnsi="Times New Roman"/>
               </w:rPr>
-              <w:t>139 operations</w:t>
+              <w:t>Server Error (HTTP 500)</w:t>
+            </w:r>
+          </w:p>
+        </w:tc>
+        <w:tc>
+          <w:tcPr>
+            <w:tcW w:type="dxa" w:w="1872"/>
+            <w:shd w:fill="F9F9F9"/>
+            <w:tcMar>
+              <w:top w:w="100" w:type="dxa"/>
+              <w:bottom w:w="100" w:type="dxa"/>
+              <w:left w:w="150" w:type="dxa"/>
+              <w:right w:w="150" w:type="dxa"/>
+            </w:tcMar>
+          </w:tcPr>
+          <w:p>
+            <w:r>
+              <w:rPr>
+                <w:rFonts w:ascii="Times New Roman" w:hAnsi="Times New Roman"/>
+              </w:rPr>
+              <w:t>serialisers.py: SetPermissionsMixin.validate_set_permissions() không kiểm tra set_permissions[action] có phải là dict hay không. Khi nhận boolean/integer gây TypeError sập máy chủ.</w:t>
+            </w:r>
+          </w:p>
+        </w:tc>
+        <w:tc>
+          <w:tcPr>
+            <w:tcW w:type="dxa" w:w="1872"/>
+            <w:shd w:fill="F9F9F9"/>
+            <w:tcMar>
+              <w:top w:w="100" w:type="dxa"/>
+              <w:bottom w:w="100" w:type="dxa"/>
+              <w:left w:w="150" w:type="dxa"/>
+              <w:right w:w="150" w:type="dxa"/>
+            </w:tcMar>
+          </w:tcPr>
+          <w:p>
+            <w:r>
+              <w:rPr>
+                <w:rFonts w:ascii="Times New Roman" w:hAnsi="Times New Roman"/>
+              </w:rPr>
+              <w:t>4/5 TV (TV2, TV3, TV4, TV5)</w:t>
+            </w:r>
+          </w:p>
+        </w:tc>
+      </w:tr>
+      <w:tr>
+        <w:tc>
+          <w:tcPr>
+            <w:tcW w:type="dxa" w:w="1872"/>
+            <w:shd w:fill="FFFFFF"/>
+            <w:tcMar>
+              <w:top w:w="100" w:type="dxa"/>
+              <w:bottom w:w="100" w:type="dxa"/>
+              <w:left w:w="150" w:type="dxa"/>
+              <w:right w:w="150" w:type="dxa"/>
+            </w:tcMar>
+          </w:tcPr>
+          <w:p>
+            <w:r>
+              <w:rPr>
+                <w:rFonts w:ascii="Times New Roman" w:hAnsi="Times New Roman"/>
+              </w:rPr>
+              <w:t>BUG-02</w:t>
             </w:r>
           </w:p>
         </w:tc>
@@ -1335,20 +1619,18 @@
             <w:tcW w:type="dxa" w:w="1872"/>
             <w:shd w:fill="FFFFFF"/>
             <w:tcMar>
-              <w:top w:w="80" w:type="dxa"/>
-              <w:bottom w:w="80" w:type="dxa"/>
-              <w:left w:w="100" w:type="dxa"/>
-              <w:right w:w="100" w:type="dxa"/>
+              <w:top w:w="100" w:type="dxa"/>
+              <w:bottom w:w="100" w:type="dxa"/>
+              <w:left w:w="150" w:type="dxa"/>
+              <w:right w:w="150" w:type="dxa"/>
             </w:tcMar>
           </w:tcPr>
           <w:p>
             <w:r>
               <w:rPr>
-                <w:rFonts w:ascii="Arial" w:hAnsi="Arial"/>
-                <w:color w:val="2C3E50"/>
-                <w:sz w:val="18"/>
+                <w:rFonts w:ascii="Times New Roman" w:hAnsi="Times New Roman"/>
               </w:rPr>
-              <w:t>132 failures</w:t>
+              <w:t>GET /api/documents/?modified__year=...</w:t>
             </w:r>
           </w:p>
         </w:tc>
@@ -1357,42 +1639,58 @@
             <w:tcW w:type="dxa" w:w="1872"/>
             <w:shd w:fill="FFFFFF"/>
             <w:tcMar>
-              <w:top w:w="80" w:type="dxa"/>
-              <w:bottom w:w="80" w:type="dxa"/>
-              <w:left w:w="100" w:type="dxa"/>
-              <w:right w:w="100" w:type="dxa"/>
+              <w:top w:w="100" w:type="dxa"/>
+              <w:bottom w:w="100" w:type="dxa"/>
+              <w:left w:w="150" w:type="dxa"/>
+              <w:right w:w="150" w:type="dxa"/>
             </w:tcMar>
           </w:tcPr>
           <w:p>
             <w:r>
               <w:rPr>
-                <w:rFonts w:ascii="Arial" w:hAnsi="Arial"/>
-                <w:color w:val="2C3E50"/>
-                <w:sz w:val="18"/>
+                <w:rFonts w:ascii="Times New Roman" w:hAnsi="Times New Roman"/>
               </w:rPr>
-              <w:t>584.33s (~9m44s)</w:t>
+              <w:t>Server Error (HTTP 500)</w:t>
             </w:r>
           </w:p>
         </w:tc>
         <w:tc>
           <w:tcPr>
-            <w:tcW w:type="dxa" w:w="2304"/>
+            <w:tcW w:type="dxa" w:w="1872"/>
             <w:shd w:fill="FFFFFF"/>
             <w:tcMar>
-              <w:top w:w="80" w:type="dxa"/>
-              <w:bottom w:w="80" w:type="dxa"/>
-              <w:left w:w="100" w:type="dxa"/>
-              <w:right w:w="100" w:type="dxa"/>
+              <w:top w:w="100" w:type="dxa"/>
+              <w:bottom w:w="100" w:type="dxa"/>
+              <w:left w:w="150" w:type="dxa"/>
+              <w:right w:w="150" w:type="dxa"/>
             </w:tcMar>
           </w:tcPr>
           <w:p>
             <w:r>
               <w:rPr>
-                <w:rFonts w:ascii="Arial" w:hAnsi="Arial"/>
-                <w:color w:val="2C3E50"/>
-                <w:sz w:val="18"/>
+                <w:rFonts w:ascii="Times New Roman" w:hAnsi="Times New Roman"/>
               </w:rPr>
-              <w:t>Bản chuẩn nhóm trưởng</w:t>
+              <w:t>filters.py: DocumentFilterSet không đặt min/max cho modified__year. Giá trị &lt;= 0 truyền vào hàm datetime(0, 1, 1) gây unhandled ValueError tại operations.py:636.</w:t>
+            </w:r>
+          </w:p>
+        </w:tc>
+        <w:tc>
+          <w:tcPr>
+            <w:tcW w:type="dxa" w:w="1872"/>
+            <w:shd w:fill="FFFFFF"/>
+            <w:tcMar>
+              <w:top w:w="100" w:type="dxa"/>
+              <w:bottom w:w="100" w:type="dxa"/>
+              <w:left w:w="150" w:type="dxa"/>
+              <w:right w:w="150" w:type="dxa"/>
+            </w:tcMar>
+          </w:tcPr>
+          <w:p>
+            <w:r>
+              <w:rPr>
+                <w:rFonts w:ascii="Times New Roman" w:hAnsi="Times New Roman"/>
+              </w:rPr>
+              <w:t>3/5 TV (TV2, TV4, TV5)</w:t>
             </w:r>
           </w:p>
         </w:tc>
@@ -1400,339 +1698,101 @@
       <w:tr>
         <w:tc>
           <w:tcPr>
-            <w:tcW w:type="dxa" w:w="1152"/>
-            <w:shd w:fill="F8F9F9"/>
+            <w:tcW w:type="dxa" w:w="1872"/>
+            <w:shd w:fill="F9F9F9"/>
             <w:tcMar>
-              <w:top w:w="80" w:type="dxa"/>
-              <w:bottom w:w="80" w:type="dxa"/>
-              <w:left w:w="100" w:type="dxa"/>
-              <w:right w:w="100" w:type="dxa"/>
+              <w:top w:w="100" w:type="dxa"/>
+              <w:bottom w:w="100" w:type="dxa"/>
+              <w:left w:w="150" w:type="dxa"/>
+              <w:right w:w="150" w:type="dxa"/>
             </w:tcMar>
           </w:tcPr>
           <w:p>
             <w:r>
               <w:rPr>
-                <w:rFonts w:ascii="Arial" w:hAnsi="Arial"/>
-                <w:color w:val="2C3E50"/>
-                <w:sz w:val="18"/>
+                <w:rFonts w:ascii="Times New Roman" w:hAnsi="Times New Roman"/>
               </w:rPr>
-              <w:t>TV4</w:t>
-            </w:r>
-          </w:p>
-        </w:tc>
-        <w:tc>
-          <w:tcPr>
-            <w:tcW w:type="dxa" w:w="864"/>
-            <w:shd w:fill="F8F9F9"/>
-            <w:tcMar>
-              <w:top w:w="80" w:type="dxa"/>
-              <w:bottom w:w="80" w:type="dxa"/>
-              <w:left w:w="100" w:type="dxa"/>
-              <w:right w:w="100" w:type="dxa"/>
-            </w:tcMar>
-          </w:tcPr>
-          <w:p>
-            <w:r>
-              <w:rPr>
-                <w:rFonts w:ascii="Arial" w:hAnsi="Arial"/>
-                <w:color w:val="2C3E50"/>
-                <w:sz w:val="18"/>
-              </w:rPr>
-              <w:t>404</w:t>
-            </w:r>
-          </w:p>
-        </w:tc>
-        <w:tc>
-          <w:tcPr>
-            <w:tcW w:type="dxa" w:w="2016"/>
-            <w:shd w:fill="F8F9F9"/>
-            <w:tcMar>
-              <w:top w:w="80" w:type="dxa"/>
-              <w:bottom w:w="80" w:type="dxa"/>
-              <w:left w:w="100" w:type="dxa"/>
-              <w:right w:w="100" w:type="dxa"/>
-            </w:tcMar>
-          </w:tcPr>
-          <w:p>
-            <w:r>
-              <w:rPr>
-                <w:rFonts w:ascii="Arial" w:hAnsi="Arial"/>
-                <w:color w:val="2C3E50"/>
-                <w:sz w:val="18"/>
-              </w:rPr>
-              <w:t>10.754 test cases</w:t>
+              <w:t>BUG-03</w:t>
             </w:r>
           </w:p>
         </w:tc>
         <w:tc>
           <w:tcPr>
             <w:tcW w:type="dxa" w:w="1872"/>
-            <w:shd w:fill="F8F9F9"/>
+            <w:shd w:fill="F9F9F9"/>
             <w:tcMar>
-              <w:top w:w="80" w:type="dxa"/>
-              <w:bottom w:w="80" w:type="dxa"/>
-              <w:left w:w="100" w:type="dxa"/>
-              <w:right w:w="100" w:type="dxa"/>
+              <w:top w:w="100" w:type="dxa"/>
+              <w:bottom w:w="100" w:type="dxa"/>
+              <w:left w:w="150" w:type="dxa"/>
+              <w:right w:w="150" w:type="dxa"/>
             </w:tcMar>
           </w:tcPr>
           <w:p>
             <w:r>
               <w:rPr>
-                <w:rFonts w:ascii="Arial" w:hAnsi="Arial"/>
-                <w:color w:val="2C3E50"/>
-                <w:sz w:val="18"/>
+                <w:rFonts w:ascii="Times New Roman" w:hAnsi="Times New Roman"/>
               </w:rPr>
-              <w:t>328 failures</w:t>
+              <w:t>POST /api/correspondents (và tags)</w:t>
             </w:r>
           </w:p>
         </w:tc>
         <w:tc>
           <w:tcPr>
             <w:tcW w:type="dxa" w:w="1872"/>
-            <w:shd w:fill="F8F9F9"/>
+            <w:shd w:fill="F9F9F9"/>
             <w:tcMar>
-              <w:top w:w="80" w:type="dxa"/>
-              <w:bottom w:w="80" w:type="dxa"/>
-              <w:left w:w="100" w:type="dxa"/>
-              <w:right w:w="100" w:type="dxa"/>
+              <w:top w:w="100" w:type="dxa"/>
+              <w:bottom w:w="100" w:type="dxa"/>
+              <w:left w:w="150" w:type="dxa"/>
+              <w:right w:w="150" w:type="dxa"/>
             </w:tcMar>
           </w:tcPr>
           <w:p>
             <w:r>
               <w:rPr>
-                <w:rFonts w:ascii="Arial" w:hAnsi="Arial"/>
-                <w:color w:val="2C3E50"/>
-                <w:sz w:val="18"/>
+                <w:rFonts w:ascii="Times New Roman" w:hAnsi="Times New Roman"/>
               </w:rPr>
-              <w:t>325.76s (~5m25s)</w:t>
+              <w:t>Schema vi phạm hành vi</w:t>
             </w:r>
           </w:p>
         </w:tc>
         <w:tc>
           <w:tcPr>
-            <w:tcW w:type="dxa" w:w="2304"/>
-            <w:shd w:fill="F8F9F9"/>
+            <w:tcW w:type="dxa" w:w="1872"/>
+            <w:shd w:fill="F9F9F9"/>
             <w:tcMar>
-              <w:top w:w="80" w:type="dxa"/>
-              <w:bottom w:w="80" w:type="dxa"/>
-              <w:left w:w="100" w:type="dxa"/>
-              <w:right w:w="100" w:type="dxa"/>
+              <w:top w:w="100" w:type="dxa"/>
+              <w:bottom w:w="100" w:type="dxa"/>
+              <w:left w:w="150" w:type="dxa"/>
+              <w:right w:w="150" w:type="dxa"/>
             </w:tcMar>
           </w:tcPr>
           <w:p>
             <w:r>
               <w:rPr>
-                <w:rFonts w:ascii="Arial" w:hAnsi="Arial"/>
-                <w:color w:val="2C3E50"/>
-                <w:sz w:val="18"/>
+                <w:rFonts w:ascii="Times New Roman" w:hAnsi="Times New Roman"/>
               </w:rPr>
-              <w:t>Tối ưu hóa Automation</w:t>
-            </w:r>
-          </w:p>
-        </w:tc>
-      </w:tr>
-    </w:tbl>
-    <w:p>
-      <w:pPr>
-        <w:spacing w:after="120"/>
-      </w:pPr>
-    </w:p>
-    <w:p>
-      <w:pPr>
-        <w:pStyle w:val="Heading2"/>
-        <w:keepNext/>
-        <w:spacing w:before="200" w:after="80"/>
-      </w:pPr>
-      <w:r>
-        <w:rPr>
-          <w:rFonts w:ascii="Arial" w:hAnsi="Arial"/>
-          <w:b/>
-          <w:color w:val="2980B9"/>
-          <w:sz w:val="26"/>
-        </w:rPr>
-        <w:t>4.1. Bảng ma trận đối chiếu lỗi chéo (Cross-Validation Matrix)</w:t>
-      </w:r>
-    </w:p>
-    <w:p>
-      <w:pPr>
-        <w:spacing w:after="80" w:line="276" w:lineRule="auto"/>
-      </w:pPr>
-      <w:r>
-        <w:rPr>
-          <w:rFonts w:ascii="Arial" w:hAnsi="Arial"/>
-          <w:sz w:val="20"/>
-        </w:rPr>
-        <w:t>Áp dụng tiêu chí đánh giá nghiêm ngặt, 100% các lỗi nghiêm trọng đã được xác nhận độc lập giữa hai máy:</w:t>
-      </w:r>
-    </w:p>
-    <w:tbl>
-      <w:tblPr>
-        <w:tblW w:type="auto" w:w="0"/>
-        <w:jc w:val="center"/>
-        <w:tblLook w:firstColumn="1" w:firstRow="1" w:lastColumn="0" w:lastRow="0" w:noHBand="0" w:noVBand="1" w:val="04A0"/>
-      </w:tblPr>
-      <w:tblGrid>
-        <w:gridCol w:w="1680"/>
-        <w:gridCol w:w="1680"/>
-        <w:gridCol w:w="1680"/>
-        <w:gridCol w:w="1680"/>
-        <w:gridCol w:w="1680"/>
-        <w:gridCol w:w="1680"/>
-      </w:tblGrid>
-      <w:tr>
-        <w:tc>
-          <w:tcPr>
-            <w:tcW w:type="dxa" w:w="1152"/>
-            <w:shd w:fill="C0392B"/>
-            <w:tcMar>
-              <w:top w:w="100" w:type="dxa"/>
-              <w:bottom w:w="100" w:type="dxa"/>
-              <w:left w:w="100" w:type="dxa"/>
-              <w:right w:w="100" w:type="dxa"/>
-            </w:tcMar>
-          </w:tcPr>
-          <w:p>
-            <w:pPr>
-              <w:jc w:val="center"/>
-            </w:pPr>
-            <w:r>
-              <w:rPr>
-                <w:rFonts w:ascii="Arial" w:hAnsi="Arial"/>
-                <w:b/>
-                <w:color w:val="FFFFFF"/>
-                <w:sz w:val="19"/>
-              </w:rPr>
-              <w:t>Mã Lỗi</w:t>
+              <w:t>views.py: get_queryset() bổ sung document_count qua .annotate(), nhưng phương thức tạo mới create() không đi qua get_queryset() nên response 201 Created thiếu trường bắt buộc document_count.</w:t>
             </w:r>
           </w:p>
         </w:tc>
         <w:tc>
           <w:tcPr>
-            <w:tcW w:type="dxa" w:w="2448"/>
-            <w:shd w:fill="C0392B"/>
+            <w:tcW w:type="dxa" w:w="1872"/>
+            <w:shd w:fill="F9F9F9"/>
             <w:tcMar>
               <w:top w:w="100" w:type="dxa"/>
               <w:bottom w:w="100" w:type="dxa"/>
-              <w:left w:w="100" w:type="dxa"/>
-              <w:right w:w="100" w:type="dxa"/>
+              <w:left w:w="150" w:type="dxa"/>
+              <w:right w:w="150" w:type="dxa"/>
             </w:tcMar>
           </w:tcPr>
           <w:p>
-            <w:pPr>
-              <w:jc w:val="center"/>
-            </w:pPr>
             <w:r>
               <w:rPr>
-                <w:rFonts w:ascii="Arial" w:hAnsi="Arial"/>
-                <w:b/>
-                <w:color w:val="FFFFFF"/>
-                <w:sz w:val="19"/>
+                <w:rFonts w:ascii="Times New Roman" w:hAnsi="Times New Roman"/>
               </w:rPr>
-              <w:t>Endpoint + Method</w:t>
-            </w:r>
-          </w:p>
-        </w:tc>
-        <w:tc>
-          <w:tcPr>
-            <w:tcW w:type="dxa" w:w="2592"/>
-            <w:shd w:fill="C0392B"/>
-            <w:tcMar>
-              <w:top w:w="100" w:type="dxa"/>
-              <w:bottom w:w="100" w:type="dxa"/>
-              <w:left w:w="100" w:type="dxa"/>
-              <w:right w:w="100" w:type="dxa"/>
-            </w:tcMar>
-          </w:tcPr>
-          <w:p>
-            <w:pPr>
-              <w:jc w:val="center"/>
-            </w:pPr>
-            <w:r>
-              <w:rPr>
-                <w:rFonts w:ascii="Arial" w:hAnsi="Arial"/>
-                <w:b/>
-                <w:color w:val="FFFFFF"/>
-                <w:sz w:val="19"/>
-              </w:rPr>
-              <w:t>Loại lỗi kỹ thuật</w:t>
-            </w:r>
-          </w:p>
-        </w:tc>
-        <w:tc>
-          <w:tcPr>
-            <w:tcW w:type="dxa" w:w="1296"/>
-            <w:shd w:fill="C0392B"/>
-            <w:tcMar>
-              <w:top w:w="100" w:type="dxa"/>
-              <w:bottom w:w="100" w:type="dxa"/>
-              <w:left w:w="100" w:type="dxa"/>
-              <w:right w:w="100" w:type="dxa"/>
-            </w:tcMar>
-          </w:tcPr>
-          <w:p>
-            <w:pPr>
-              <w:jc w:val="center"/>
-            </w:pPr>
-            <w:r>
-              <w:rPr>
-                <w:rFonts w:ascii="Arial" w:hAnsi="Arial"/>
-                <w:b/>
-                <w:color w:val="FFFFFF"/>
-                <w:sz w:val="19"/>
-              </w:rPr>
-              <w:t>TV2 (202)</w:t>
-            </w:r>
-          </w:p>
-        </w:tc>
-        <w:tc>
-          <w:tcPr>
-            <w:tcW w:type="dxa" w:w="1296"/>
-            <w:shd w:fill="C0392B"/>
-            <w:tcMar>
-              <w:top w:w="100" w:type="dxa"/>
-              <w:bottom w:w="100" w:type="dxa"/>
-              <w:left w:w="100" w:type="dxa"/>
-              <w:right w:w="100" w:type="dxa"/>
-            </w:tcMar>
-          </w:tcPr>
-          <w:p>
-            <w:pPr>
-              <w:jc w:val="center"/>
-            </w:pPr>
-            <w:r>
-              <w:rPr>
-                <w:rFonts w:ascii="Arial" w:hAnsi="Arial"/>
-                <w:b/>
-                <w:color w:val="FFFFFF"/>
-                <w:sz w:val="19"/>
-              </w:rPr>
-              <w:t>TV4 (404)</w:t>
-            </w:r>
-          </w:p>
-        </w:tc>
-        <w:tc>
-          <w:tcPr>
-            <w:tcW w:type="dxa" w:w="1584"/>
-            <w:shd w:fill="C0392B"/>
-            <w:tcMar>
-              <w:top w:w="100" w:type="dxa"/>
-              <w:bottom w:w="100" w:type="dxa"/>
-              <w:left w:w="100" w:type="dxa"/>
-              <w:right w:w="100" w:type="dxa"/>
-            </w:tcMar>
-          </w:tcPr>
-          <w:p>
-            <w:pPr>
-              <w:jc w:val="center"/>
-            </w:pPr>
-            <w:r>
-              <w:rPr>
-                <w:rFonts w:ascii="Arial" w:hAnsi="Arial"/>
-                <w:b/>
-                <w:color w:val="FFFFFF"/>
-                <w:sz w:val="19"/>
-              </w:rPr>
-              <w:t>Phân loại</w:t>
+              <w:t>4/5 TV (TV2, TV3, TV4, TV5)</w:t>
             </w:r>
           </w:p>
         </w:tc>
@@ -1740,133 +1800,101 @@
       <w:tr>
         <w:tc>
           <w:tcPr>
-            <w:tcW w:type="dxa" w:w="1152"/>
+            <w:tcW w:type="dxa" w:w="1872"/>
             <w:shd w:fill="FFFFFF"/>
             <w:tcMar>
-              <w:top w:w="80" w:type="dxa"/>
-              <w:bottom w:w="80" w:type="dxa"/>
-              <w:left w:w="100" w:type="dxa"/>
-              <w:right w:w="100" w:type="dxa"/>
+              <w:top w:w="100" w:type="dxa"/>
+              <w:bottom w:w="100" w:type="dxa"/>
+              <w:left w:w="150" w:type="dxa"/>
+              <w:right w:w="150" w:type="dxa"/>
             </w:tcMar>
           </w:tcPr>
           <w:p>
             <w:r>
               <w:rPr>
-                <w:rFonts w:ascii="Arial" w:hAnsi="Arial"/>
-                <w:color w:val="2C3E50"/>
-                <w:sz w:val="18"/>
+                <w:rFonts w:ascii="Times New Roman" w:hAnsi="Times New Roman"/>
               </w:rPr>
-              <w:t>BUG-01</w:t>
+              <w:t>BUG-04</w:t>
             </w:r>
           </w:p>
         </w:tc>
         <w:tc>
           <w:tcPr>
-            <w:tcW w:type="dxa" w:w="2448"/>
+            <w:tcW w:type="dxa" w:w="1872"/>
             <w:shd w:fill="FFFFFF"/>
             <w:tcMar>
-              <w:top w:w="80" w:type="dxa"/>
-              <w:bottom w:w="80" w:type="dxa"/>
-              <w:left w:w="100" w:type="dxa"/>
-              <w:right w:w="100" w:type="dxa"/>
+              <w:top w:w="100" w:type="dxa"/>
+              <w:bottom w:w="100" w:type="dxa"/>
+              <w:left w:w="150" w:type="dxa"/>
+              <w:right w:w="150" w:type="dxa"/>
             </w:tcMar>
           </w:tcPr>
           <w:p>
             <w:r>
               <w:rPr>
-                <w:rFonts w:ascii="Arial" w:hAnsi="Arial"/>
-                <w:color w:val="2C3E50"/>
-                <w:sz w:val="18"/>
+                <w:rFonts w:ascii="Times New Roman" w:hAnsi="Times New Roman"/>
               </w:rPr>
-              <w:t>POST /api/document_types/</w:t>
+              <w:t>GET /api/documents/{id}/share_links, notes</w:t>
             </w:r>
           </w:p>
         </w:tc>
         <w:tc>
           <w:tcPr>
-            <w:tcW w:type="dxa" w:w="2592"/>
+            <w:tcW w:type="dxa" w:w="1872"/>
             <w:shd w:fill="FFFFFF"/>
             <w:tcMar>
-              <w:top w:w="80" w:type="dxa"/>
-              <w:bottom w:w="80" w:type="dxa"/>
-              <w:left w:w="100" w:type="dxa"/>
-              <w:right w:w="100" w:type="dxa"/>
+              <w:top w:w="100" w:type="dxa"/>
+              <w:bottom w:w="100" w:type="dxa"/>
+              <w:left w:w="150" w:type="dxa"/>
+              <w:right w:w="150" w:type="dxa"/>
             </w:tcMar>
           </w:tcPr>
           <w:p>
             <w:r>
               <w:rPr>
-                <w:rFonts w:ascii="Arial" w:hAnsi="Arial"/>
-                <w:color w:val="2C3E50"/>
-                <w:sz w:val="18"/>
+                <w:rFonts w:ascii="Times New Roman" w:hAnsi="Times New Roman"/>
               </w:rPr>
-              <w:t>HTTP 500 do TypeError (set_permissions)</w:t>
+              <w:t>Server Error (HTTP 500)</w:t>
             </w:r>
           </w:p>
         </w:tc>
         <w:tc>
           <w:tcPr>
-            <w:tcW w:type="dxa" w:w="1296"/>
+            <w:tcW w:type="dxa" w:w="1872"/>
             <w:shd w:fill="FFFFFF"/>
             <w:tcMar>
-              <w:top w:w="80" w:type="dxa"/>
-              <w:bottom w:w="80" w:type="dxa"/>
-              <w:left w:w="100" w:type="dxa"/>
-              <w:right w:w="100" w:type="dxa"/>
+              <w:top w:w="100" w:type="dxa"/>
+              <w:bottom w:w="100" w:type="dxa"/>
+              <w:left w:w="150" w:type="dxa"/>
+              <w:right w:w="150" w:type="dxa"/>
             </w:tcMar>
           </w:tcPr>
           <w:p>
             <w:r>
               <w:rPr>
-                <w:rFonts w:ascii="Arial" w:hAnsi="Arial"/>
-                <w:color w:val="2C3E50"/>
-                <w:sz w:val="18"/>
+                <w:rFonts w:ascii="Times New Roman" w:hAnsi="Times New Roman"/>
               </w:rPr>
-              <w:t>Bi lỗi (V2, V3)</w:t>
+              <w:t>views.py: Document.objects.get(pk=...) chỉ bắt DoesNotExist mà không bẫy ValueError khi {id} nhận chuỗi ký tự unicode hoặc chuỗi không phải số nguyên.</w:t>
             </w:r>
           </w:p>
         </w:tc>
         <w:tc>
           <w:tcPr>
-            <w:tcW w:type="dxa" w:w="1296"/>
+            <w:tcW w:type="dxa" w:w="1872"/>
             <w:shd w:fill="FFFFFF"/>
             <w:tcMar>
-              <w:top w:w="80" w:type="dxa"/>
-              <w:bottom w:w="80" w:type="dxa"/>
-              <w:left w:w="100" w:type="dxa"/>
-              <w:right w:w="100" w:type="dxa"/>
+              <w:top w:w="100" w:type="dxa"/>
+              <w:bottom w:w="100" w:type="dxa"/>
+              <w:left w:w="150" w:type="dxa"/>
+              <w:right w:w="150" w:type="dxa"/>
             </w:tcMar>
           </w:tcPr>
           <w:p>
             <w:r>
               <w:rPr>
-                <w:rFonts w:ascii="Arial" w:hAnsi="Arial"/>
-                <w:color w:val="2C3E50"/>
-                <w:sz w:val="18"/>
+                <w:rFonts w:ascii="Times New Roman" w:hAnsi="Times New Roman"/>
               </w:rPr>
-              <w:t>Bi lỗi (V2, V3)</w:t>
-            </w:r>
-          </w:p>
-        </w:tc>
-        <w:tc>
-          <w:tcPr>
-            <w:tcW w:type="dxa" w:w="1584"/>
-            <w:shd w:fill="FFFFFF"/>
-            <w:tcMar>
-              <w:top w:w="80" w:type="dxa"/>
-              <w:bottom w:w="80" w:type="dxa"/>
-              <w:left w:w="100" w:type="dxa"/>
-              <w:right w:w="100" w:type="dxa"/>
-            </w:tcMar>
-          </w:tcPr>
-          <w:p>
-            <w:r>
-              <w:rPr>
-                <w:rFonts w:ascii="Arial" w:hAnsi="Arial"/>
-                <w:color w:val="2C3E50"/>
-                <w:sz w:val="18"/>
-              </w:rPr>
-              <w:t>ĐÃ XÁC NHẬN</w:t>
+              <w:t>4/5 TV (TV1, TV2, TV4, TV5)</w:t>
             </w:r>
           </w:p>
         </w:tc>
@@ -1874,133 +1902,101 @@
       <w:tr>
         <w:tc>
           <w:tcPr>
-            <w:tcW w:type="dxa" w:w="1152"/>
-            <w:shd w:fill="F8F9F9"/>
+            <w:tcW w:type="dxa" w:w="1872"/>
+            <w:shd w:fill="F9F9F9"/>
             <w:tcMar>
-              <w:top w:w="80" w:type="dxa"/>
-              <w:bottom w:w="80" w:type="dxa"/>
-              <w:left w:w="100" w:type="dxa"/>
-              <w:right w:w="100" w:type="dxa"/>
+              <w:top w:w="100" w:type="dxa"/>
+              <w:bottom w:w="100" w:type="dxa"/>
+              <w:left w:w="150" w:type="dxa"/>
+              <w:right w:w="150" w:type="dxa"/>
             </w:tcMar>
           </w:tcPr>
           <w:p>
             <w:r>
               <w:rPr>
-                <w:rFonts w:ascii="Arial" w:hAnsi="Arial"/>
-                <w:color w:val="2C3E50"/>
-                <w:sz w:val="18"/>
+                <w:rFonts w:ascii="Times New Roman" w:hAnsi="Times New Roman"/>
               </w:rPr>
-              <w:t>BUG-02</w:t>
+              <w:t>BUG-05</w:t>
             </w:r>
           </w:p>
         </w:tc>
         <w:tc>
           <w:tcPr>
-            <w:tcW w:type="dxa" w:w="2448"/>
-            <w:shd w:fill="F8F9F9"/>
+            <w:tcW w:type="dxa" w:w="1872"/>
+            <w:shd w:fill="F9F9F9"/>
             <w:tcMar>
-              <w:top w:w="80" w:type="dxa"/>
-              <w:bottom w:w="80" w:type="dxa"/>
-              <w:left w:w="100" w:type="dxa"/>
-              <w:right w:w="100" w:type="dxa"/>
+              <w:top w:w="100" w:type="dxa"/>
+              <w:bottom w:w="100" w:type="dxa"/>
+              <w:left w:w="150" w:type="dxa"/>
+              <w:right w:w="150" w:type="dxa"/>
             </w:tcMar>
           </w:tcPr>
           <w:p>
             <w:r>
               <w:rPr>
-                <w:rFonts w:ascii="Arial" w:hAnsi="Arial"/>
-                <w:color w:val="2C3E50"/>
-                <w:sz w:val="18"/>
+                <w:rFonts w:ascii="Times New Roman" w:hAnsi="Times New Roman"/>
               </w:rPr>
-              <w:t>GET /api/documents/</w:t>
+              <w:t>Cả 4 nhóm endpoint API</w:t>
             </w:r>
           </w:p>
         </w:tc>
         <w:tc>
           <w:tcPr>
-            <w:tcW w:type="dxa" w:w="2592"/>
-            <w:shd w:fill="F8F9F9"/>
+            <w:tcW w:type="dxa" w:w="1872"/>
+            <w:shd w:fill="F9F9F9"/>
             <w:tcMar>
-              <w:top w:w="80" w:type="dxa"/>
-              <w:bottom w:w="80" w:type="dxa"/>
-              <w:left w:w="100" w:type="dxa"/>
-              <w:right w:w="100" w:type="dxa"/>
+              <w:top w:w="100" w:type="dxa"/>
+              <w:bottom w:w="100" w:type="dxa"/>
+              <w:left w:w="150" w:type="dxa"/>
+              <w:right w:w="150" w:type="dxa"/>
             </w:tcMar>
           </w:tcPr>
           <w:p>
             <w:r>
               <w:rPr>
-                <w:rFonts w:ascii="Arial" w:hAnsi="Arial"/>
-                <w:color w:val="2C3E50"/>
-                <w:sz w:val="18"/>
+                <w:rFonts w:ascii="Times New Roman" w:hAnsi="Times New Roman"/>
               </w:rPr>
-              <w:t>HTTP 500 do ValueError (modified__year)</w:t>
+              <w:t>Schema thiếu sót</w:t>
             </w:r>
           </w:p>
         </w:tc>
         <w:tc>
           <w:tcPr>
-            <w:tcW w:type="dxa" w:w="1296"/>
-            <w:shd w:fill="F8F9F9"/>
+            <w:tcW w:type="dxa" w:w="1872"/>
+            <w:shd w:fill="F9F9F9"/>
             <w:tcMar>
-              <w:top w:w="80" w:type="dxa"/>
-              <w:bottom w:w="80" w:type="dxa"/>
-              <w:left w:w="100" w:type="dxa"/>
-              <w:right w:w="100" w:type="dxa"/>
+              <w:top w:w="100" w:type="dxa"/>
+              <w:bottom w:w="100" w:type="dxa"/>
+              <w:left w:w="150" w:type="dxa"/>
+              <w:right w:w="150" w:type="dxa"/>
             </w:tcMar>
           </w:tcPr>
           <w:p>
             <w:r>
               <w:rPr>
-                <w:rFonts w:ascii="Arial" w:hAnsi="Arial"/>
-                <w:color w:val="2C3E50"/>
-                <w:sz w:val="18"/>
+                <w:rFonts w:ascii="Times New Roman" w:hAnsi="Times New Roman"/>
               </w:rPr>
-              <w:t>Bi lỗi (V1, V3)</w:t>
+              <w:t>OpenAPI Schema thiếu định nghĩa các mã lỗi thực tế (400, 404) và các Content-Type trả về thực tế như text/plain, image/webp tại download/preview.</w:t>
             </w:r>
           </w:p>
         </w:tc>
         <w:tc>
           <w:tcPr>
-            <w:tcW w:type="dxa" w:w="1296"/>
-            <w:shd w:fill="F8F9F9"/>
+            <w:tcW w:type="dxa" w:w="1872"/>
+            <w:shd w:fill="F9F9F9"/>
             <w:tcMar>
-              <w:top w:w="80" w:type="dxa"/>
-              <w:bottom w:w="80" w:type="dxa"/>
-              <w:left w:w="100" w:type="dxa"/>
-              <w:right w:w="100" w:type="dxa"/>
+              <w:top w:w="100" w:type="dxa"/>
+              <w:bottom w:w="100" w:type="dxa"/>
+              <w:left w:w="150" w:type="dxa"/>
+              <w:right w:w="150" w:type="dxa"/>
             </w:tcMar>
           </w:tcPr>
           <w:p>
             <w:r>
               <w:rPr>
-                <w:rFonts w:ascii="Arial" w:hAnsi="Arial"/>
-                <w:color w:val="2C3E50"/>
-                <w:sz w:val="18"/>
+                <w:rFonts w:ascii="Times New Roman" w:hAnsi="Times New Roman"/>
               </w:rPr>
-              <w:t>Bi lỗi (V1, V3)</w:t>
-            </w:r>
-          </w:p>
-        </w:tc>
-        <w:tc>
-          <w:tcPr>
-            <w:tcW w:type="dxa" w:w="1584"/>
-            <w:shd w:fill="F8F9F9"/>
-            <w:tcMar>
-              <w:top w:w="80" w:type="dxa"/>
-              <w:bottom w:w="80" w:type="dxa"/>
-              <w:left w:w="100" w:type="dxa"/>
-              <w:right w:w="100" w:type="dxa"/>
-            </w:tcMar>
-          </w:tcPr>
-          <w:p>
-            <w:r>
-              <w:rPr>
-                <w:rFonts w:ascii="Arial" w:hAnsi="Arial"/>
-                <w:color w:val="2C3E50"/>
-                <w:sz w:val="18"/>
-              </w:rPr>
-              <w:t>ĐÃ XÁC NHẬN</w:t>
+              <w:t>5/5 TV (Toàn nhóm)</w:t>
             </w:r>
           </w:p>
         </w:tc>
@@ -2008,5465 +2004,158 @@
       <w:tr>
         <w:tc>
           <w:tcPr>
-            <w:tcW w:type="dxa" w:w="1152"/>
+            <w:tcW w:type="dxa" w:w="1872"/>
             <w:shd w:fill="FFFFFF"/>
             <w:tcMar>
-              <w:top w:w="80" w:type="dxa"/>
-              <w:bottom w:w="80" w:type="dxa"/>
-              <w:left w:w="100" w:type="dxa"/>
-              <w:right w:w="100" w:type="dxa"/>
+              <w:top w:w="100" w:type="dxa"/>
+              <w:bottom w:w="100" w:type="dxa"/>
+              <w:left w:w="150" w:type="dxa"/>
+              <w:right w:w="150" w:type="dxa"/>
             </w:tcMar>
           </w:tcPr>
           <w:p>
             <w:r>
               <w:rPr>
-                <w:rFonts w:ascii="Arial" w:hAnsi="Arial"/>
-                <w:color w:val="2C3E50"/>
-                <w:sz w:val="18"/>
+                <w:rFonts w:ascii="Times New Roman" w:hAnsi="Times New Roman"/>
               </w:rPr>
-              <w:t>BUG-03</w:t>
+              <w:t>BUG-06</w:t>
             </w:r>
           </w:p>
         </w:tc>
         <w:tc>
           <w:tcPr>
-            <w:tcW w:type="dxa" w:w="2448"/>
+            <w:tcW w:type="dxa" w:w="1872"/>
             <w:shd w:fill="FFFFFF"/>
             <w:tcMar>
-              <w:top w:w="80" w:type="dxa"/>
-              <w:bottom w:w="80" w:type="dxa"/>
-              <w:left w:w="100" w:type="dxa"/>
-              <w:right w:w="100" w:type="dxa"/>
+              <w:top w:w="100" w:type="dxa"/>
+              <w:bottom w:w="100" w:type="dxa"/>
+              <w:left w:w="150" w:type="dxa"/>
+              <w:right w:w="150" w:type="dxa"/>
             </w:tcMar>
           </w:tcPr>
           <w:p>
             <w:r>
               <w:rPr>
-                <w:rFonts w:ascii="Arial" w:hAnsi="Arial"/>
-                <w:color w:val="2C3E50"/>
-                <w:sz w:val="18"/>
+                <w:rFonts w:ascii="Times New Roman" w:hAnsi="Times New Roman"/>
               </w:rPr>
-              <w:t>POST /api/correspondents/</w:t>
+              <w:t>GET /api/correspondents, document_types</w:t>
             </w:r>
           </w:p>
         </w:tc>
         <w:tc>
           <w:tcPr>
-            <w:tcW w:type="dxa" w:w="2592"/>
+            <w:tcW w:type="dxa" w:w="1872"/>
             <w:shd w:fill="FFFFFF"/>
             <w:tcMar>
-              <w:top w:w="80" w:type="dxa"/>
-              <w:bottom w:w="80" w:type="dxa"/>
-              <w:left w:w="100" w:type="dxa"/>
-              <w:right w:w="100" w:type="dxa"/>
+              <w:top w:w="100" w:type="dxa"/>
+              <w:bottom w:w="100" w:type="dxa"/>
+              <w:left w:w="150" w:type="dxa"/>
+              <w:right w:w="150" w:type="dxa"/>
             </w:tcMar>
           </w:tcPr>
           <w:p>
             <w:r>
               <w:rPr>
-                <w:rFonts w:ascii="Arial" w:hAnsi="Arial"/>
-                <w:color w:val="2C3E50"/>
-                <w:sz w:val="18"/>
+                <w:rFonts w:ascii="Times New Roman" w:hAnsi="Times New Roman"/>
               </w:rPr>
-              <w:t>Response 201 thiếu trường bắt buộc của Schema</w:t>
+              <w:t>Schema vi phạm hành vi</w:t>
             </w:r>
           </w:p>
         </w:tc>
         <w:tc>
           <w:tcPr>
-            <w:tcW w:type="dxa" w:w="1296"/>
+            <w:tcW w:type="dxa" w:w="1872"/>
             <w:shd w:fill="FFFFFF"/>
             <w:tcMar>
-              <w:top w:w="80" w:type="dxa"/>
-              <w:bottom w:w="80" w:type="dxa"/>
-              <w:left w:w="100" w:type="dxa"/>
-              <w:right w:w="100" w:type="dxa"/>
+              <w:top w:w="100" w:type="dxa"/>
+              <w:bottom w:w="100" w:type="dxa"/>
+              <w:left w:w="150" w:type="dxa"/>
+              <w:right w:w="150" w:type="dxa"/>
             </w:tcMar>
           </w:tcPr>
           <w:p>
             <w:r>
               <w:rPr>
-                <w:rFonts w:ascii="Arial" w:hAnsi="Arial"/>
-                <w:color w:val="2C3E50"/>
-                <w:sz w:val="18"/>
+                <w:rFonts w:ascii="Times New Roman" w:hAnsi="Times New Roman"/>
               </w:rPr>
-              <w:t>Bi lỗi (V2, V3)</w:t>
+              <w:t>Response mã 200 thiếu trường permissions, đồng thời trường last_correspondence trả về giá trị null trái với định nghĩa bắt buộc kiểu chuỗi date trong Schema.</w:t>
             </w:r>
           </w:p>
         </w:tc>
         <w:tc>
           <w:tcPr>
-            <w:tcW w:type="dxa" w:w="1296"/>
+            <w:tcW w:type="dxa" w:w="1872"/>
             <w:shd w:fill="FFFFFF"/>
             <w:tcMar>
-              <w:top w:w="80" w:type="dxa"/>
-              <w:bottom w:w="80" w:type="dxa"/>
-              <w:left w:w="100" w:type="dxa"/>
-              <w:right w:w="100" w:type="dxa"/>
+              <w:top w:w="100" w:type="dxa"/>
+              <w:bottom w:w="100" w:type="dxa"/>
+              <w:left w:w="150" w:type="dxa"/>
+              <w:right w:w="150" w:type="dxa"/>
             </w:tcMar>
           </w:tcPr>
           <w:p>
             <w:r>
               <w:rPr>
-                <w:rFonts w:ascii="Arial" w:hAnsi="Arial"/>
-                <w:color w:val="2C3E50"/>
-                <w:sz w:val="18"/>
+                <w:rFonts w:ascii="Times New Roman" w:hAnsi="Times New Roman"/>
               </w:rPr>
-              <w:t>Bi lỗi (V2, V3)</w:t>
-            </w:r>
-          </w:p>
-        </w:tc>
-        <w:tc>
-          <w:tcPr>
-            <w:tcW w:type="dxa" w:w="1584"/>
-            <w:shd w:fill="FFFFFF"/>
-            <w:tcMar>
-              <w:top w:w="80" w:type="dxa"/>
-              <w:bottom w:w="80" w:type="dxa"/>
-              <w:left w:w="100" w:type="dxa"/>
-              <w:right w:w="100" w:type="dxa"/>
-            </w:tcMar>
-          </w:tcPr>
-          <w:p>
-            <w:r>
-              <w:rPr>
-                <w:rFonts w:ascii="Arial" w:hAnsi="Arial"/>
-                <w:color w:val="2C3E50"/>
-                <w:sz w:val="18"/>
-              </w:rPr>
-              <w:t>ĐÃ XÁC NHẬN</w:t>
-            </w:r>
-          </w:p>
-        </w:tc>
-      </w:tr>
-      <w:tr>
-        <w:tc>
-          <w:tcPr>
-            <w:tcW w:type="dxa" w:w="1152"/>
-            <w:shd w:fill="F8F9F9"/>
-            <w:tcMar>
-              <w:top w:w="80" w:type="dxa"/>
-              <w:bottom w:w="80" w:type="dxa"/>
-              <w:left w:w="100" w:type="dxa"/>
-              <w:right w:w="100" w:type="dxa"/>
-            </w:tcMar>
-          </w:tcPr>
-          <w:p>
-            <w:r>
-              <w:rPr>
-                <w:rFonts w:ascii="Arial" w:hAnsi="Arial"/>
-                <w:color w:val="2C3E50"/>
-                <w:sz w:val="18"/>
-              </w:rPr>
-              <w:t>BUG-04</w:t>
-            </w:r>
-          </w:p>
-        </w:tc>
-        <w:tc>
-          <w:tcPr>
-            <w:tcW w:type="dxa" w:w="2448"/>
-            <w:shd w:fill="F8F9F9"/>
-            <w:tcMar>
-              <w:top w:w="80" w:type="dxa"/>
-              <w:bottom w:w="80" w:type="dxa"/>
-              <w:left w:w="100" w:type="dxa"/>
-              <w:right w:w="100" w:type="dxa"/>
-            </w:tcMar>
-          </w:tcPr>
-          <w:p>
-            <w:r>
-              <w:rPr>
-                <w:rFonts w:ascii="Arial" w:hAnsi="Arial"/>
-                <w:color w:val="2C3E50"/>
-                <w:sz w:val="18"/>
-              </w:rPr>
-              <w:t>TRACE /api/documents/{id}/notes/</w:t>
-            </w:r>
-          </w:p>
-        </w:tc>
-        <w:tc>
-          <w:tcPr>
-            <w:tcW w:type="dxa" w:w="2592"/>
-            <w:shd w:fill="F8F9F9"/>
-            <w:tcMar>
-              <w:top w:w="80" w:type="dxa"/>
-              <w:bottom w:w="80" w:type="dxa"/>
-              <w:left w:w="100" w:type="dxa"/>
-              <w:right w:w="100" w:type="dxa"/>
-            </w:tcMar>
-          </w:tcPr>
-          <w:p>
-            <w:r>
-              <w:rPr>
-                <w:rFonts w:ascii="Arial" w:hAnsi="Arial"/>
-                <w:color w:val="2C3E50"/>
-                <w:sz w:val="18"/>
-              </w:rPr>
-              <w:t>HTTP 500 thay vì 405 Method Not Allowed</w:t>
-            </w:r>
-          </w:p>
-        </w:tc>
-        <w:tc>
-          <w:tcPr>
-            <w:tcW w:type="dxa" w:w="1296"/>
-            <w:shd w:fill="F8F9F9"/>
-            <w:tcMar>
-              <w:top w:w="80" w:type="dxa"/>
-              <w:bottom w:w="80" w:type="dxa"/>
-              <w:left w:w="100" w:type="dxa"/>
-              <w:right w:w="100" w:type="dxa"/>
-            </w:tcMar>
-          </w:tcPr>
-          <w:p>
-            <w:r>
-              <w:rPr>
-                <w:rFonts w:ascii="Arial" w:hAnsi="Arial"/>
-                <w:color w:val="2C3E50"/>
-                <w:sz w:val="18"/>
-              </w:rPr>
-              <w:t>Bi lỗi (V1, V3)</w:t>
-            </w:r>
-          </w:p>
-        </w:tc>
-        <w:tc>
-          <w:tcPr>
-            <w:tcW w:type="dxa" w:w="1296"/>
-            <w:shd w:fill="F8F9F9"/>
-            <w:tcMar>
-              <w:top w:w="80" w:type="dxa"/>
-              <w:bottom w:w="80" w:type="dxa"/>
-              <w:left w:w="100" w:type="dxa"/>
-              <w:right w:w="100" w:type="dxa"/>
-            </w:tcMar>
-          </w:tcPr>
-          <w:p>
-            <w:r>
-              <w:rPr>
-                <w:rFonts w:ascii="Arial" w:hAnsi="Arial"/>
-                <w:color w:val="2C3E50"/>
-                <w:sz w:val="18"/>
-              </w:rPr>
-              <w:t>Bi lỗi (V1, V3)</w:t>
-            </w:r>
-          </w:p>
-        </w:tc>
-        <w:tc>
-          <w:tcPr>
-            <w:tcW w:type="dxa" w:w="1584"/>
-            <w:shd w:fill="F8F9F9"/>
-            <w:tcMar>
-              <w:top w:w="80" w:type="dxa"/>
-              <w:bottom w:w="80" w:type="dxa"/>
-              <w:left w:w="100" w:type="dxa"/>
-              <w:right w:w="100" w:type="dxa"/>
-            </w:tcMar>
-          </w:tcPr>
-          <w:p>
-            <w:r>
-              <w:rPr>
-                <w:rFonts w:ascii="Arial" w:hAnsi="Arial"/>
-                <w:color w:val="2C3E50"/>
-                <w:sz w:val="18"/>
-              </w:rPr>
-              <w:t>ĐÃ XÁC NHẬN</w:t>
-            </w:r>
-          </w:p>
-        </w:tc>
-      </w:tr>
-      <w:tr>
-        <w:tc>
-          <w:tcPr>
-            <w:tcW w:type="dxa" w:w="1152"/>
-            <w:shd w:fill="FFFFFF"/>
-            <w:tcMar>
-              <w:top w:w="80" w:type="dxa"/>
-              <w:bottom w:w="80" w:type="dxa"/>
-              <w:left w:w="100" w:type="dxa"/>
-              <w:right w:w="100" w:type="dxa"/>
-            </w:tcMar>
-          </w:tcPr>
-          <w:p>
-            <w:r>
-              <w:rPr>
-                <w:rFonts w:ascii="Arial" w:hAnsi="Arial"/>
-                <w:color w:val="2C3E50"/>
-                <w:sz w:val="18"/>
-              </w:rPr>
-              <w:t>BUG-05</w:t>
-            </w:r>
-          </w:p>
-        </w:tc>
-        <w:tc>
-          <w:tcPr>
-            <w:tcW w:type="dxa" w:w="2448"/>
-            <w:shd w:fill="FFFFFF"/>
-            <w:tcMar>
-              <w:top w:w="80" w:type="dxa"/>
-              <w:bottom w:w="80" w:type="dxa"/>
-              <w:left w:w="100" w:type="dxa"/>
-              <w:right w:w="100" w:type="dxa"/>
-            </w:tcMar>
-          </w:tcPr>
-          <w:p>
-            <w:r>
-              <w:rPr>
-                <w:rFonts w:ascii="Arial" w:hAnsi="Arial"/>
-                <w:color w:val="2C3E50"/>
-                <w:sz w:val="18"/>
-              </w:rPr>
-              <w:t>OPTIONS /api/profile/totp/</w:t>
-            </w:r>
-          </w:p>
-        </w:tc>
-        <w:tc>
-          <w:tcPr>
-            <w:tcW w:type="dxa" w:w="2592"/>
-            <w:shd w:fill="FFFFFF"/>
-            <w:tcMar>
-              <w:top w:w="80" w:type="dxa"/>
-              <w:bottom w:w="80" w:type="dxa"/>
-              <w:left w:w="100" w:type="dxa"/>
-              <w:right w:w="100" w:type="dxa"/>
-            </w:tcMar>
-          </w:tcPr>
-          <w:p>
-            <w:r>
-              <w:rPr>
-                <w:rFonts w:ascii="Arial" w:hAnsi="Arial"/>
-                <w:color w:val="2C3E50"/>
-                <w:sz w:val="18"/>
-              </w:rPr>
-              <w:t>HTTP 500 Internal Server Error</w:t>
-            </w:r>
-          </w:p>
-        </w:tc>
-        <w:tc>
-          <w:tcPr>
-            <w:tcW w:type="dxa" w:w="1296"/>
-            <w:shd w:fill="FFFFFF"/>
-            <w:tcMar>
-              <w:top w:w="80" w:type="dxa"/>
-              <w:bottom w:w="80" w:type="dxa"/>
-              <w:left w:w="100" w:type="dxa"/>
-              <w:right w:w="100" w:type="dxa"/>
-            </w:tcMar>
-          </w:tcPr>
-          <w:p>
-            <w:r>
-              <w:rPr>
-                <w:rFonts w:ascii="Arial" w:hAnsi="Arial"/>
-                <w:color w:val="2C3E50"/>
-                <w:sz w:val="18"/>
-              </w:rPr>
-              <w:t>Bi lỗi (V1)</w:t>
-            </w:r>
-          </w:p>
-        </w:tc>
-        <w:tc>
-          <w:tcPr>
-            <w:tcW w:type="dxa" w:w="1296"/>
-            <w:shd w:fill="FFFFFF"/>
-            <w:tcMar>
-              <w:top w:w="80" w:type="dxa"/>
-              <w:bottom w:w="80" w:type="dxa"/>
-              <w:left w:w="100" w:type="dxa"/>
-              <w:right w:w="100" w:type="dxa"/>
-            </w:tcMar>
-          </w:tcPr>
-          <w:p>
-            <w:r>
-              <w:rPr>
-                <w:rFonts w:ascii="Arial" w:hAnsi="Arial"/>
-                <w:color w:val="2C3E50"/>
-                <w:sz w:val="18"/>
-              </w:rPr>
-              <w:t>Bi lỗi (V1)</w:t>
-            </w:r>
-          </w:p>
-        </w:tc>
-        <w:tc>
-          <w:tcPr>
-            <w:tcW w:type="dxa" w:w="1584"/>
-            <w:shd w:fill="FFFFFF"/>
-            <w:tcMar>
-              <w:top w:w="80" w:type="dxa"/>
-              <w:bottom w:w="80" w:type="dxa"/>
-              <w:left w:w="100" w:type="dxa"/>
-              <w:right w:w="100" w:type="dxa"/>
-            </w:tcMar>
-          </w:tcPr>
-          <w:p>
-            <w:r>
-              <w:rPr>
-                <w:rFonts w:ascii="Arial" w:hAnsi="Arial"/>
-                <w:color w:val="2C3E50"/>
-                <w:sz w:val="18"/>
-              </w:rPr>
-              <w:t>ĐÃ XÁC NHẬN</w:t>
+              <w:t>4/5 TV (TV1, TV2, TV4, TV5)</w:t>
             </w:r>
           </w:p>
         </w:tc>
       </w:tr>
     </w:tbl>
+    <w:p/>
     <w:p>
       <w:pPr>
-        <w:spacing w:after="120"/>
-      </w:pPr>
-    </w:p>
-    <w:p>
-      <w:pPr>
-        <w:pStyle w:val="Heading2"/>
-        <w:keepNext/>
-        <w:spacing w:before="200" w:after="80"/>
+        <w:pStyle w:val="Heading1"/>
       </w:pPr>
       <w:r>
         <w:rPr>
-          <w:rFonts w:ascii="Arial" w:hAnsi="Arial"/>
-          <w:b/>
-          <w:color w:val="2980B9"/>
-          <w:sz w:val="26"/>
+          <w:rFonts w:ascii="Times New Roman" w:hAnsi="Times New Roman"/>
+          <w:color w:val="184C78"/>
         </w:rPr>
-        <w:t>4.2. Phân tích nguyên nhân gốc rễ 3 Bug trọng tâm (Root Cause Analysis)</w:t>
+        <w:t>5. Hướng dẫn chạy kiểm thử thủ công tự động (18 Test Cases Correspondents)</w:t>
       </w:r>
     </w:p>
     <w:p>
-      <w:pPr>
-        <w:pStyle w:val="Heading3"/>
-        <w:keepNext/>
-        <w:spacing w:before="120" w:after="40"/>
-      </w:pPr>
       <w:r>
         <w:rPr>
-          <w:rFonts w:ascii="Arial" w:hAnsi="Arial"/>
-          <w:b/>
-          <w:color w:val="34495E"/>
-          <w:sz w:val="22"/>
+          <w:rFonts w:ascii="Times New Roman" w:hAnsi="Times New Roman"/>
         </w:rPr>
-        <w:t>A. BUG-01: Server Crash 500 khi set_permissions sai kiểu dữ liệu</w:t>
+        <w:t>Thành viên TV4 được phân công thiết kế chi tiết 18 ca kiểm thử hộp đen cho tài nguyên Correspondents (TC-CORR-01 đến TC-CORR-18). Toàn bộ 18 ca kiểm thử này đã được lập trình thành kịch bản Python tự động hoàn chỉnh tại `scripts/run_manual_tests.py`.</w:t>
+        <w:br/>
+        <w:br/>
+        <w:t>Lệnh thực thi kiểm thử thủ công tự động:</w:t>
+        <w:br/>
       </w:r>
     </w:p>
     <w:p>
-      <w:pPr>
-        <w:pStyle w:val="ListBullet"/>
-        <w:spacing w:after="60" w:line="276" w:lineRule="auto"/>
-      </w:pPr>
       <w:r>
         <w:rPr>
-          <w:rFonts w:ascii="Arial" w:hAnsi="Arial"/>
-          <w:b/>
-          <w:sz w:val="20"/>
+          <w:rFonts w:ascii="Consolas" w:hAnsi="Consolas"/>
         </w:rPr>
-        <w:t xml:space="preserve">Vị trí mã nguồn: </w:t>
-      </w:r>
-      <w:r>
-        <w:rPr>
-          <w:rFonts w:ascii="Arial" w:hAnsi="Arial"/>
-          <w:sz w:val="20"/>
-        </w:rPr>
-        <w:t>src/documents/serialisers.py dòng 240-241 trong SerializerWithPerms.validate_set_permissions().</w:t>
+        <w:t>.\.venv\Scripts\python.exe scripts/run_manual_tests.py</w:t>
       </w:r>
     </w:p>
     <w:p>
-      <w:pPr>
-        <w:pStyle w:val="ListBullet"/>
-        <w:spacing w:after="60" w:line="276" w:lineRule="auto"/>
-      </w:pPr>
       <w:r>
         <w:rPr>
-          <w:rFonts w:ascii="Arial" w:hAnsi="Arial"/>
-          <w:b/>
-          <w:sz w:val="20"/>
+          <w:rFonts w:ascii="Times New Roman" w:hAnsi="Times New Roman"/>
         </w:rPr>
-        <w:t xml:space="preserve">Cơ chế gây lỗi: </w:t>
-      </w:r>
-      <w:r>
-        <w:rPr>
-          <w:rFonts w:ascii="Arial" w:hAnsi="Arial"/>
-          <w:sz w:val="20"/>
-        </w:rPr>
-        <w:t>Mã nguồn duyệt qua các hành động 'view', 'change' và truy cập trực tiếp if 'users' in set_permissions[action] với giả định giá trị luôn là dictionary. Khi client gửi boolean ('view': false) hoặc số nguyên, toán tử in ném ngoại lệ TypeError: argument of type 'bool' is not a container or iterable. Do không được bọc trong try-except, máy chủ Django sụp đổ với lỗi 500 thay vì trả về 400 Bad Request.</w:t>
-      </w:r>
-    </w:p>
-    <w:p>
-      <w:pPr>
-        <w:pStyle w:val="ListBullet"/>
-        <w:spacing w:after="60" w:line="276" w:lineRule="auto"/>
-      </w:pPr>
-      <w:r>
-        <w:rPr>
-          <w:rFonts w:ascii="Arial" w:hAnsi="Arial"/>
-          <w:b/>
-          <w:sz w:val="20"/>
-        </w:rPr>
-        <w:t xml:space="preserve">Giải pháp khắc phục: </w:t>
-      </w:r>
-      <w:r>
-        <w:rPr>
-          <w:rFonts w:ascii="Arial" w:hAnsi="Arial"/>
-          <w:sz w:val="20"/>
-        </w:rPr>
-        <w:t>Kiểm tra isinstance(set_permissions[action], dict) trước khi truy cập phần tử con, nếu sai kiểu thì raise serializers.ValidationError().</w:t>
-      </w:r>
-    </w:p>
-    <w:p>
-      <w:pPr>
-        <w:pStyle w:val="Heading3"/>
-        <w:keepNext/>
-        <w:spacing w:before="120" w:after="40"/>
-      </w:pPr>
-      <w:r>
-        <w:rPr>
-          <w:rFonts w:ascii="Arial" w:hAnsi="Arial"/>
-          <w:b/>
-          <w:color w:val="34495E"/>
-          <w:sz w:val="22"/>
-        </w:rPr>
-        <w:t>B. BUG-02: Server Crash 500 khi lọc modified__year âm hoặc không hợp lệ</w:t>
-      </w:r>
-    </w:p>
-    <w:p>
-      <w:pPr>
-        <w:pStyle w:val="ListBullet"/>
-        <w:spacing w:after="60" w:line="276" w:lineRule="auto"/>
-      </w:pPr>
-      <w:r>
-        <w:rPr>
-          <w:rFonts w:ascii="Arial" w:hAnsi="Arial"/>
-          <w:b/>
-          <w:sz w:val="20"/>
-        </w:rPr>
-        <w:t xml:space="preserve">Vị trí mã nguồn: </w:t>
-      </w:r>
-      <w:r>
-        <w:rPr>
-          <w:rFonts w:ascii="Arial" w:hAnsi="Arial"/>
-          <w:sz w:val="20"/>
-        </w:rPr>
-        <w:t>src/documents/filters.py dòng 46-120 kết hợp với django.db.backends.base.operations.</w:t>
-      </w:r>
-    </w:p>
-    <w:p>
-      <w:pPr>
-        <w:pStyle w:val="ListBullet"/>
-        <w:spacing w:after="60" w:line="276" w:lineRule="auto"/>
-      </w:pPr>
-      <w:r>
-        <w:rPr>
-          <w:rFonts w:ascii="Arial" w:hAnsi="Arial"/>
-          <w:b/>
-          <w:sz w:val="20"/>
-        </w:rPr>
-        <w:t xml:space="preserve">Cơ chế gây lỗi: </w:t>
-      </w:r>
-      <w:r>
-        <w:rPr>
-          <w:rFonts w:ascii="Arial" w:hAnsi="Arial"/>
-          <w:sz w:val="20"/>
-        </w:rPr>
-        <w:t>Khi client gửi tham số lọc query modified__year=-1.17e-38, django-filter ép kiểu về số nguyên 0. Khi ORM biên dịch câu lệnh SQL bằng hàm datetime.datetime(value, 1, 1), thư viện Python ném ValueError: year must be in 1..9999, not 0. Ngoại lệ này xảy ra ở tầng cơ sở dữ liệu khiến Django trả về trang lỗi 500 HTML.</w:t>
-      </w:r>
-    </w:p>
-    <w:p>
-      <w:pPr>
-        <w:pStyle w:val="ListBullet"/>
-        <w:spacing w:after="60" w:line="276" w:lineRule="auto"/>
-      </w:pPr>
-      <w:r>
-        <w:rPr>
-          <w:rFonts w:ascii="Arial" w:hAnsi="Arial"/>
-          <w:b/>
-          <w:sz w:val="20"/>
-        </w:rPr>
-        <w:t xml:space="preserve">Giải pháp khắc phục: </w:t>
-      </w:r>
-      <w:r>
-        <w:rPr>
-          <w:rFonts w:ascii="Arial" w:hAnsi="Arial"/>
-          <w:sz w:val="20"/>
-        </w:rPr>
-        <w:t>Thiết lập ràng buộc NumberFilter(min_value=1, max_value=9999) ngay trong FilterSet của Django.</w:t>
-      </w:r>
-    </w:p>
-    <w:p>
-      <w:pPr>
-        <w:pStyle w:val="Heading3"/>
-        <w:keepNext/>
-        <w:spacing w:before="120" w:after="40"/>
-      </w:pPr>
-      <w:r>
-        <w:rPr>
-          <w:rFonts w:ascii="Arial" w:hAnsi="Arial"/>
-          <w:b/>
-          <w:color w:val="34495E"/>
-          <w:sz w:val="22"/>
-        </w:rPr>
-        <w:t>C. BUG-03: Vi phạm API Contract trong phản hồi 201 Created</w:t>
-      </w:r>
-    </w:p>
-    <w:p>
-      <w:pPr>
-        <w:pStyle w:val="ListBullet"/>
-        <w:spacing w:after="60" w:line="276" w:lineRule="auto"/>
-      </w:pPr>
-      <w:r>
-        <w:rPr>
-          <w:rFonts w:ascii="Arial" w:hAnsi="Arial"/>
-          <w:b/>
-          <w:sz w:val="20"/>
-        </w:rPr>
-        <w:t xml:space="preserve">Vị trí mã nguồn: </w:t>
-      </w:r>
-      <w:r>
-        <w:rPr>
-          <w:rFonts w:ascii="Arial" w:hAnsi="Arial"/>
-          <w:sz w:val="20"/>
-        </w:rPr>
-        <w:t>src/documents/serialisers.py và src/documents/views.py của CorrespondentViewSet.</w:t>
-      </w:r>
-    </w:p>
-    <w:p>
-      <w:pPr>
-        <w:pStyle w:val="ListBullet"/>
-        <w:spacing w:after="60" w:line="276" w:lineRule="auto"/>
-      </w:pPr>
-      <w:r>
-        <w:rPr>
-          <w:rFonts w:ascii="Arial" w:hAnsi="Arial"/>
-          <w:b/>
-          <w:sz w:val="20"/>
-        </w:rPr>
-        <w:t xml:space="preserve">Cơ chế gây lỗi: </w:t>
-      </w:r>
-      <w:r>
-        <w:rPr>
-          <w:rFonts w:ascii="Arial" w:hAnsi="Arial"/>
-          <w:sz w:val="20"/>
-        </w:rPr>
-        <w:t>Theo OpenAPI Schema (/api/schema/), phản hồi của Correspondent quy định các trường bắt buộc gồm document_count, last_correspondence, permissions. Tuy nhiên, khi tạo mới đối tượng qua POST, DRF chỉ lưu instance và trả về serializer.data mà không chạy qua get_queryset().annotate(). Dẫn đến response thực tế hoàn toàn thiếu các trường này, vi phạm nghiêm trọng cam kết OpenAPI Schema.</w:t>
-      </w:r>
-    </w:p>
-    <w:p>
-      <w:pPr>
-        <w:pStyle w:val="ListBullet"/>
-        <w:spacing w:after="60" w:line="276" w:lineRule="auto"/>
-      </w:pPr>
-      <w:r>
-        <w:rPr>
-          <w:rFonts w:ascii="Arial" w:hAnsi="Arial"/>
-          <w:b/>
-          <w:sz w:val="20"/>
-        </w:rPr>
-        <w:t xml:space="preserve">Giải pháp khắc phục: </w:t>
-      </w:r>
-      <w:r>
-        <w:rPr>
-          <w:rFonts w:ascii="Arial" w:hAnsi="Arial"/>
-          <w:sz w:val="20"/>
-        </w:rPr>
-        <w:t>Sử dụng decorator @extend_schema để tách biệt rõ Response Schema khi tạo mới và khi truy vấn chi tiết, hoặc bổ sung giá trị mặc định cho các trường tính toán.</w:t>
-      </w:r>
-    </w:p>
-    <w:p>
-      <w:pPr>
-        <w:pStyle w:val="Heading1"/>
-        <w:keepNext/>
-        <w:spacing w:before="280" w:after="120"/>
-      </w:pPr>
-      <w:r>
-        <w:rPr>
-          <w:rFonts w:ascii="Arial" w:hAnsi="Arial"/>
-          <w:b/>
-          <w:color w:val="184C78"/>
-          <w:sz w:val="32"/>
-        </w:rPr>
-        <w:t>5. BỘ TEST CASE THIẾT KẾ THỦ CÔNG (MANUAL TEST CASES)</w:t>
-      </w:r>
-    </w:p>
-    <w:p>
-      <w:pPr>
-        <w:spacing w:after="80" w:line="276" w:lineRule="auto"/>
-      </w:pPr>
-      <w:r>
-        <w:rPr>
-          <w:rFonts w:ascii="Arial" w:hAnsi="Arial"/>
-          <w:sz w:val="20"/>
-        </w:rPr>
-        <w:t>Song song với kiểm thử tự động, nhóm đã thiết kế thủ công 37 ca kiểm thử chuyên sâu cho 2 tài nguyên trọng tâm nhằm áp dụng các kỹ thuật kiểm thử hộp đen chuẩn mực (Phân vùng tương đương, Phân tích giá trị biên BVA, Domain testing, Auth testing):</w:t>
-      </w:r>
-    </w:p>
-    <w:p>
-      <w:pPr>
-        <w:pStyle w:val="Heading2"/>
-        <w:keepNext/>
-        <w:spacing w:before="200" w:after="80"/>
-      </w:pPr>
-      <w:r>
-        <w:rPr>
-          <w:rFonts w:ascii="Arial" w:hAnsi="Arial"/>
-          <w:b/>
-          <w:color w:val="2980B9"/>
-          <w:sz w:val="26"/>
-        </w:rPr>
-        <w:t>5.1. Bảng 19 Test Cases cho tài nguyên Tags (/api/tags/) - Do TV2 phụ trách</w:t>
-      </w:r>
-    </w:p>
-    <w:tbl>
-      <w:tblPr>
-        <w:tblW w:type="auto" w:w="0"/>
-        <w:jc w:val="center"/>
-        <w:tblLook w:firstColumn="1" w:firstRow="1" w:lastColumn="0" w:lastRow="0" w:noHBand="0" w:noVBand="1" w:val="04A0"/>
-      </w:tblPr>
-      <w:tblGrid>
-        <w:gridCol w:w="2016"/>
-        <w:gridCol w:w="2016"/>
-        <w:gridCol w:w="2016"/>
-        <w:gridCol w:w="2016"/>
-        <w:gridCol w:w="2016"/>
-      </w:tblGrid>
-      <w:tr>
-        <w:tc>
-          <w:tcPr>
-            <w:tcW w:type="dxa" w:w="1296"/>
-            <w:shd w:fill="2980B9"/>
-            <w:tcMar>
-              <w:top w:w="100" w:type="dxa"/>
-              <w:bottom w:w="100" w:type="dxa"/>
-              <w:left w:w="100" w:type="dxa"/>
-              <w:right w:w="100" w:type="dxa"/>
-            </w:tcMar>
-          </w:tcPr>
-          <w:p>
-            <w:pPr>
-              <w:jc w:val="center"/>
-            </w:pPr>
-            <w:r>
-              <w:rPr>
-                <w:rFonts w:ascii="Arial" w:hAnsi="Arial"/>
-                <w:b/>
-                <w:color w:val="FFFFFF"/>
-                <w:sz w:val="19"/>
-              </w:rPr>
-              <w:t>Mã TC</w:t>
-            </w:r>
-          </w:p>
-        </w:tc>
-        <w:tc>
-          <w:tcPr>
-            <w:tcW w:type="dxa" w:w="2304"/>
-            <w:shd w:fill="2980B9"/>
-            <w:tcMar>
-              <w:top w:w="100" w:type="dxa"/>
-              <w:bottom w:w="100" w:type="dxa"/>
-              <w:left w:w="100" w:type="dxa"/>
-              <w:right w:w="100" w:type="dxa"/>
-            </w:tcMar>
-          </w:tcPr>
-          <w:p>
-            <w:pPr>
-              <w:jc w:val="center"/>
-            </w:pPr>
-            <w:r>
-              <w:rPr>
-                <w:rFonts w:ascii="Arial" w:hAnsi="Arial"/>
-                <w:b/>
-                <w:color w:val="FFFFFF"/>
-                <w:sz w:val="19"/>
-              </w:rPr>
-              <w:t>Method + URL</w:t>
-            </w:r>
-          </w:p>
-        </w:tc>
-        <w:tc>
-          <w:tcPr>
-            <w:tcW w:type="dxa" w:w="2160"/>
-            <w:shd w:fill="2980B9"/>
-            <w:tcMar>
-              <w:top w:w="100" w:type="dxa"/>
-              <w:bottom w:w="100" w:type="dxa"/>
-              <w:left w:w="100" w:type="dxa"/>
-              <w:right w:w="100" w:type="dxa"/>
-            </w:tcMar>
-          </w:tcPr>
-          <w:p>
-            <w:pPr>
-              <w:jc w:val="center"/>
-            </w:pPr>
-            <w:r>
-              <w:rPr>
-                <w:rFonts w:ascii="Arial" w:hAnsi="Arial"/>
-                <w:b/>
-                <w:color w:val="FFFFFF"/>
-                <w:sz w:val="19"/>
-              </w:rPr>
-              <w:t>Kỹ thuật kiểm thử</w:t>
-            </w:r>
-          </w:p>
-        </w:tc>
-        <w:tc>
-          <w:tcPr>
-            <w:tcW w:type="dxa" w:w="3312"/>
-            <w:shd w:fill="2980B9"/>
-            <w:tcMar>
-              <w:top w:w="100" w:type="dxa"/>
-              <w:bottom w:w="100" w:type="dxa"/>
-              <w:left w:w="100" w:type="dxa"/>
-              <w:right w:w="100" w:type="dxa"/>
-            </w:tcMar>
-          </w:tcPr>
-          <w:p>
-            <w:pPr>
-              <w:jc w:val="center"/>
-            </w:pPr>
-            <w:r>
-              <w:rPr>
-                <w:rFonts w:ascii="Arial" w:hAnsi="Arial"/>
-                <w:b/>
-                <w:color w:val="FFFFFF"/>
-                <w:sz w:val="19"/>
-              </w:rPr>
-              <w:t>Mục tiêu kiểm thử</w:t>
-            </w:r>
-          </w:p>
-        </w:tc>
-        <w:tc>
-          <w:tcPr>
-            <w:tcW w:type="dxa" w:w="1584"/>
-            <w:shd w:fill="2980B9"/>
-            <w:tcMar>
-              <w:top w:w="100" w:type="dxa"/>
-              <w:bottom w:w="100" w:type="dxa"/>
-              <w:left w:w="100" w:type="dxa"/>
-              <w:right w:w="100" w:type="dxa"/>
-            </w:tcMar>
-          </w:tcPr>
-          <w:p>
-            <w:pPr>
-              <w:jc w:val="center"/>
-            </w:pPr>
-            <w:r>
-              <w:rPr>
-                <w:rFonts w:ascii="Arial" w:hAnsi="Arial"/>
-                <w:b/>
-                <w:color w:val="FFFFFF"/>
-                <w:sz w:val="19"/>
-              </w:rPr>
-              <w:t>Mong đợi</w:t>
-            </w:r>
-          </w:p>
-        </w:tc>
-      </w:tr>
-      <w:tr>
-        <w:tc>
-          <w:tcPr>
-            <w:tcW w:type="dxa" w:w="1296"/>
-            <w:shd w:fill="FFFFFF"/>
-            <w:tcMar>
-              <w:top w:w="80" w:type="dxa"/>
-              <w:bottom w:w="80" w:type="dxa"/>
-              <w:left w:w="100" w:type="dxa"/>
-              <w:right w:w="100" w:type="dxa"/>
-            </w:tcMar>
-          </w:tcPr>
-          <w:p>
-            <w:r>
-              <w:rPr>
-                <w:rFonts w:ascii="Arial" w:hAnsi="Arial"/>
-                <w:color w:val="2C3E50"/>
-                <w:sz w:val="18"/>
-              </w:rPr>
-              <w:t>TC-TAG-01</w:t>
-            </w:r>
-          </w:p>
-        </w:tc>
-        <w:tc>
-          <w:tcPr>
-            <w:tcW w:type="dxa" w:w="2304"/>
-            <w:shd w:fill="FFFFFF"/>
-            <w:tcMar>
-              <w:top w:w="80" w:type="dxa"/>
-              <w:bottom w:w="80" w:type="dxa"/>
-              <w:left w:w="100" w:type="dxa"/>
-              <w:right w:w="100" w:type="dxa"/>
-            </w:tcMar>
-          </w:tcPr>
-          <w:p>
-            <w:r>
-              <w:rPr>
-                <w:rFonts w:ascii="Arial" w:hAnsi="Arial"/>
-                <w:color w:val="2C3E50"/>
-                <w:sz w:val="18"/>
-              </w:rPr>
-              <w:t>POST /api/tags/</w:t>
-            </w:r>
-          </w:p>
-        </w:tc>
-        <w:tc>
-          <w:tcPr>
-            <w:tcW w:type="dxa" w:w="2160"/>
-            <w:shd w:fill="FFFFFF"/>
-            <w:tcMar>
-              <w:top w:w="80" w:type="dxa"/>
-              <w:bottom w:w="80" w:type="dxa"/>
-              <w:left w:w="100" w:type="dxa"/>
-              <w:right w:w="100" w:type="dxa"/>
-            </w:tcMar>
-          </w:tcPr>
-          <w:p>
-            <w:r>
-              <w:rPr>
-                <w:rFonts w:ascii="Arial" w:hAnsi="Arial"/>
-                <w:color w:val="2C3E50"/>
-                <w:sz w:val="18"/>
-              </w:rPr>
-              <w:t>Phân vùng tương đương</w:t>
-            </w:r>
-          </w:p>
-        </w:tc>
-        <w:tc>
-          <w:tcPr>
-            <w:tcW w:type="dxa" w:w="3312"/>
-            <w:shd w:fill="FFFFFF"/>
-            <w:tcMar>
-              <w:top w:w="80" w:type="dxa"/>
-              <w:bottom w:w="80" w:type="dxa"/>
-              <w:left w:w="100" w:type="dxa"/>
-              <w:right w:w="100" w:type="dxa"/>
-            </w:tcMar>
-          </w:tcPr>
-          <w:p>
-            <w:r>
-              <w:rPr>
-                <w:rFonts w:ascii="Arial" w:hAnsi="Arial"/>
-                <w:color w:val="2C3E50"/>
-                <w:sz w:val="18"/>
-              </w:rPr>
-              <w:t>Tạo Tag chỉ với trường name bắt buộc</w:t>
-            </w:r>
-          </w:p>
-        </w:tc>
-        <w:tc>
-          <w:tcPr>
-            <w:tcW w:type="dxa" w:w="1584"/>
-            <w:shd w:fill="FFFFFF"/>
-            <w:tcMar>
-              <w:top w:w="80" w:type="dxa"/>
-              <w:bottom w:w="80" w:type="dxa"/>
-              <w:left w:w="100" w:type="dxa"/>
-              <w:right w:w="100" w:type="dxa"/>
-            </w:tcMar>
-          </w:tcPr>
-          <w:p>
-            <w:r>
-              <w:rPr>
-                <w:rFonts w:ascii="Arial" w:hAnsi="Arial"/>
-                <w:color w:val="2C3E50"/>
-                <w:sz w:val="18"/>
-              </w:rPr>
-              <w:t>201 Created</w:t>
-            </w:r>
-          </w:p>
-        </w:tc>
-      </w:tr>
-      <w:tr>
-        <w:tc>
-          <w:tcPr>
-            <w:tcW w:type="dxa" w:w="1296"/>
-            <w:shd w:fill="F8F9F9"/>
-            <w:tcMar>
-              <w:top w:w="80" w:type="dxa"/>
-              <w:bottom w:w="80" w:type="dxa"/>
-              <w:left w:w="100" w:type="dxa"/>
-              <w:right w:w="100" w:type="dxa"/>
-            </w:tcMar>
-          </w:tcPr>
-          <w:p>
-            <w:r>
-              <w:rPr>
-                <w:rFonts w:ascii="Arial" w:hAnsi="Arial"/>
-                <w:color w:val="2C3E50"/>
-                <w:sz w:val="18"/>
-              </w:rPr>
-              <w:t>TC-TAG-02</w:t>
-            </w:r>
-          </w:p>
-        </w:tc>
-        <w:tc>
-          <w:tcPr>
-            <w:tcW w:type="dxa" w:w="2304"/>
-            <w:shd w:fill="F8F9F9"/>
-            <w:tcMar>
-              <w:top w:w="80" w:type="dxa"/>
-              <w:bottom w:w="80" w:type="dxa"/>
-              <w:left w:w="100" w:type="dxa"/>
-              <w:right w:w="100" w:type="dxa"/>
-            </w:tcMar>
-          </w:tcPr>
-          <w:p>
-            <w:r>
-              <w:rPr>
-                <w:rFonts w:ascii="Arial" w:hAnsi="Arial"/>
-                <w:color w:val="2C3E50"/>
-                <w:sz w:val="18"/>
-              </w:rPr>
-              <w:t>POST /api/tags/</w:t>
-            </w:r>
-          </w:p>
-        </w:tc>
-        <w:tc>
-          <w:tcPr>
-            <w:tcW w:type="dxa" w:w="2160"/>
-            <w:shd w:fill="F8F9F9"/>
-            <w:tcMar>
-              <w:top w:w="80" w:type="dxa"/>
-              <w:bottom w:w="80" w:type="dxa"/>
-              <w:left w:w="100" w:type="dxa"/>
-              <w:right w:w="100" w:type="dxa"/>
-            </w:tcMar>
-          </w:tcPr>
-          <w:p>
-            <w:r>
-              <w:rPr>
-                <w:rFonts w:ascii="Arial" w:hAnsi="Arial"/>
-                <w:color w:val="2C3E50"/>
-                <w:sz w:val="18"/>
-              </w:rPr>
-              <w:t>Phân vùng tương đương</w:t>
-            </w:r>
-          </w:p>
-        </w:tc>
-        <w:tc>
-          <w:tcPr>
-            <w:tcW w:type="dxa" w:w="3312"/>
-            <w:shd w:fill="F8F9F9"/>
-            <w:tcMar>
-              <w:top w:w="80" w:type="dxa"/>
-              <w:bottom w:w="80" w:type="dxa"/>
-              <w:left w:w="100" w:type="dxa"/>
-              <w:right w:w="100" w:type="dxa"/>
-            </w:tcMar>
-          </w:tcPr>
-          <w:p>
-            <w:r>
-              <w:rPr>
-                <w:rFonts w:ascii="Arial" w:hAnsi="Arial"/>
-                <w:color w:val="2C3E50"/>
-                <w:sz w:val="18"/>
-              </w:rPr>
-              <w:t>Tạo Tag đầy đủ thuộc tính (color, match, algo)</w:t>
-            </w:r>
-          </w:p>
-        </w:tc>
-        <w:tc>
-          <w:tcPr>
-            <w:tcW w:type="dxa" w:w="1584"/>
-            <w:shd w:fill="F8F9F9"/>
-            <w:tcMar>
-              <w:top w:w="80" w:type="dxa"/>
-              <w:bottom w:w="80" w:type="dxa"/>
-              <w:left w:w="100" w:type="dxa"/>
-              <w:right w:w="100" w:type="dxa"/>
-            </w:tcMar>
-          </w:tcPr>
-          <w:p>
-            <w:r>
-              <w:rPr>
-                <w:rFonts w:ascii="Arial" w:hAnsi="Arial"/>
-                <w:color w:val="2C3E50"/>
-                <w:sz w:val="18"/>
-              </w:rPr>
-              <w:t>201 Created</w:t>
-            </w:r>
-          </w:p>
-        </w:tc>
-      </w:tr>
-      <w:tr>
-        <w:tc>
-          <w:tcPr>
-            <w:tcW w:type="dxa" w:w="1296"/>
-            <w:shd w:fill="FFFFFF"/>
-            <w:tcMar>
-              <w:top w:w="80" w:type="dxa"/>
-              <w:bottom w:w="80" w:type="dxa"/>
-              <w:left w:w="100" w:type="dxa"/>
-              <w:right w:w="100" w:type="dxa"/>
-            </w:tcMar>
-          </w:tcPr>
-          <w:p>
-            <w:r>
-              <w:rPr>
-                <w:rFonts w:ascii="Arial" w:hAnsi="Arial"/>
-                <w:color w:val="2C3E50"/>
-                <w:sz w:val="18"/>
-              </w:rPr>
-              <w:t>TC-TAG-03</w:t>
-            </w:r>
-          </w:p>
-        </w:tc>
-        <w:tc>
-          <w:tcPr>
-            <w:tcW w:type="dxa" w:w="2304"/>
-            <w:shd w:fill="FFFFFF"/>
-            <w:tcMar>
-              <w:top w:w="80" w:type="dxa"/>
-              <w:bottom w:w="80" w:type="dxa"/>
-              <w:left w:w="100" w:type="dxa"/>
-              <w:right w:w="100" w:type="dxa"/>
-            </w:tcMar>
-          </w:tcPr>
-          <w:p>
-            <w:r>
-              <w:rPr>
-                <w:rFonts w:ascii="Arial" w:hAnsi="Arial"/>
-                <w:color w:val="2C3E50"/>
-                <w:sz w:val="18"/>
-              </w:rPr>
-              <w:t>POST /api/tags/</w:t>
-            </w:r>
-          </w:p>
-        </w:tc>
-        <w:tc>
-          <w:tcPr>
-            <w:tcW w:type="dxa" w:w="2160"/>
-            <w:shd w:fill="FFFFFF"/>
-            <w:tcMar>
-              <w:top w:w="80" w:type="dxa"/>
-              <w:bottom w:w="80" w:type="dxa"/>
-              <w:left w:w="100" w:type="dxa"/>
-              <w:right w:w="100" w:type="dxa"/>
-            </w:tcMar>
-          </w:tcPr>
-          <w:p>
-            <w:r>
-              <w:rPr>
-                <w:rFonts w:ascii="Arial" w:hAnsi="Arial"/>
-                <w:color w:val="2C3E50"/>
-                <w:sz w:val="18"/>
-              </w:rPr>
-              <w:t>Phân vùng tương đương</w:t>
-            </w:r>
-          </w:p>
-        </w:tc>
-        <w:tc>
-          <w:tcPr>
-            <w:tcW w:type="dxa" w:w="3312"/>
-            <w:shd w:fill="FFFFFF"/>
-            <w:tcMar>
-              <w:top w:w="80" w:type="dxa"/>
-              <w:bottom w:w="80" w:type="dxa"/>
-              <w:left w:w="100" w:type="dxa"/>
-              <w:right w:w="100" w:type="dxa"/>
-            </w:tcMar>
-          </w:tcPr>
-          <w:p>
-            <w:r>
-              <w:rPr>
-                <w:rFonts w:ascii="Arial" w:hAnsi="Arial"/>
-                <w:color w:val="2C3E50"/>
-                <w:sz w:val="18"/>
-              </w:rPr>
-              <w:t>Tạo Tag thiếu trường name</w:t>
-            </w:r>
-          </w:p>
-        </w:tc>
-        <w:tc>
-          <w:tcPr>
-            <w:tcW w:type="dxa" w:w="1584"/>
-            <w:shd w:fill="FFFFFF"/>
-            <w:tcMar>
-              <w:top w:w="80" w:type="dxa"/>
-              <w:bottom w:w="80" w:type="dxa"/>
-              <w:left w:w="100" w:type="dxa"/>
-              <w:right w:w="100" w:type="dxa"/>
-            </w:tcMar>
-          </w:tcPr>
-          <w:p>
-            <w:r>
-              <w:rPr>
-                <w:rFonts w:ascii="Arial" w:hAnsi="Arial"/>
-                <w:color w:val="2C3E50"/>
-                <w:sz w:val="18"/>
-              </w:rPr>
-              <w:t>400 Bad Request</w:t>
-            </w:r>
-          </w:p>
-        </w:tc>
-      </w:tr>
-      <w:tr>
-        <w:tc>
-          <w:tcPr>
-            <w:tcW w:type="dxa" w:w="1296"/>
-            <w:shd w:fill="F8F9F9"/>
-            <w:tcMar>
-              <w:top w:w="80" w:type="dxa"/>
-              <w:bottom w:w="80" w:type="dxa"/>
-              <w:left w:w="100" w:type="dxa"/>
-              <w:right w:w="100" w:type="dxa"/>
-            </w:tcMar>
-          </w:tcPr>
-          <w:p>
-            <w:r>
-              <w:rPr>
-                <w:rFonts w:ascii="Arial" w:hAnsi="Arial"/>
-                <w:color w:val="2C3E50"/>
-                <w:sz w:val="18"/>
-              </w:rPr>
-              <w:t>TC-TAG-04</w:t>
-            </w:r>
-          </w:p>
-        </w:tc>
-        <w:tc>
-          <w:tcPr>
-            <w:tcW w:type="dxa" w:w="2304"/>
-            <w:shd w:fill="F8F9F9"/>
-            <w:tcMar>
-              <w:top w:w="80" w:type="dxa"/>
-              <w:bottom w:w="80" w:type="dxa"/>
-              <w:left w:w="100" w:type="dxa"/>
-              <w:right w:w="100" w:type="dxa"/>
-            </w:tcMar>
-          </w:tcPr>
-          <w:p>
-            <w:r>
-              <w:rPr>
-                <w:rFonts w:ascii="Arial" w:hAnsi="Arial"/>
-                <w:color w:val="2C3E50"/>
-                <w:sz w:val="18"/>
-              </w:rPr>
-              <w:t>POST /api/tags/</w:t>
-            </w:r>
-          </w:p>
-        </w:tc>
-        <w:tc>
-          <w:tcPr>
-            <w:tcW w:type="dxa" w:w="2160"/>
-            <w:shd w:fill="F8F9F9"/>
-            <w:tcMar>
-              <w:top w:w="80" w:type="dxa"/>
-              <w:bottom w:w="80" w:type="dxa"/>
-              <w:left w:w="100" w:type="dxa"/>
-              <w:right w:w="100" w:type="dxa"/>
-            </w:tcMar>
-          </w:tcPr>
-          <w:p>
-            <w:r>
-              <w:rPr>
-                <w:rFonts w:ascii="Arial" w:hAnsi="Arial"/>
-                <w:color w:val="2C3E50"/>
-                <w:sz w:val="18"/>
-              </w:rPr>
-              <w:t>Phân tích giá trị biên</w:t>
-            </w:r>
-          </w:p>
-        </w:tc>
-        <w:tc>
-          <w:tcPr>
-            <w:tcW w:type="dxa" w:w="3312"/>
-            <w:shd w:fill="F8F9F9"/>
-            <w:tcMar>
-              <w:top w:w="80" w:type="dxa"/>
-              <w:bottom w:w="80" w:type="dxa"/>
-              <w:left w:w="100" w:type="dxa"/>
-              <w:right w:w="100" w:type="dxa"/>
-            </w:tcMar>
-          </w:tcPr>
-          <w:p>
-            <w:r>
-              <w:rPr>
-                <w:rFonts w:ascii="Arial" w:hAnsi="Arial"/>
-                <w:color w:val="2C3E50"/>
-                <w:sz w:val="18"/>
-              </w:rPr>
-              <w:t>Tạo Tag với name là chuỗi rỗng ""</w:t>
-            </w:r>
-          </w:p>
-        </w:tc>
-        <w:tc>
-          <w:tcPr>
-            <w:tcW w:type="dxa" w:w="1584"/>
-            <w:shd w:fill="F8F9F9"/>
-            <w:tcMar>
-              <w:top w:w="80" w:type="dxa"/>
-              <w:bottom w:w="80" w:type="dxa"/>
-              <w:left w:w="100" w:type="dxa"/>
-              <w:right w:w="100" w:type="dxa"/>
-            </w:tcMar>
-          </w:tcPr>
-          <w:p>
-            <w:r>
-              <w:rPr>
-                <w:rFonts w:ascii="Arial" w:hAnsi="Arial"/>
-                <w:color w:val="2C3E50"/>
-                <w:sz w:val="18"/>
-              </w:rPr>
-              <w:t>400 Bad Request</w:t>
-            </w:r>
-          </w:p>
-        </w:tc>
-      </w:tr>
-      <w:tr>
-        <w:tc>
-          <w:tcPr>
-            <w:tcW w:type="dxa" w:w="1296"/>
-            <w:shd w:fill="FFFFFF"/>
-            <w:tcMar>
-              <w:top w:w="80" w:type="dxa"/>
-              <w:bottom w:w="80" w:type="dxa"/>
-              <w:left w:w="100" w:type="dxa"/>
-              <w:right w:w="100" w:type="dxa"/>
-            </w:tcMar>
-          </w:tcPr>
-          <w:p>
-            <w:r>
-              <w:rPr>
-                <w:rFonts w:ascii="Arial" w:hAnsi="Arial"/>
-                <w:color w:val="2C3E50"/>
-                <w:sz w:val="18"/>
-              </w:rPr>
-              <w:t>TC-TAG-05</w:t>
-            </w:r>
-          </w:p>
-        </w:tc>
-        <w:tc>
-          <w:tcPr>
-            <w:tcW w:type="dxa" w:w="2304"/>
-            <w:shd w:fill="FFFFFF"/>
-            <w:tcMar>
-              <w:top w:w="80" w:type="dxa"/>
-              <w:bottom w:w="80" w:type="dxa"/>
-              <w:left w:w="100" w:type="dxa"/>
-              <w:right w:w="100" w:type="dxa"/>
-            </w:tcMar>
-          </w:tcPr>
-          <w:p>
-            <w:r>
-              <w:rPr>
-                <w:rFonts w:ascii="Arial" w:hAnsi="Arial"/>
-                <w:color w:val="2C3E50"/>
-                <w:sz w:val="18"/>
-              </w:rPr>
-              <w:t>POST /api/tags/</w:t>
-            </w:r>
-          </w:p>
-        </w:tc>
-        <w:tc>
-          <w:tcPr>
-            <w:tcW w:type="dxa" w:w="2160"/>
-            <w:shd w:fill="FFFFFF"/>
-            <w:tcMar>
-              <w:top w:w="80" w:type="dxa"/>
-              <w:bottom w:w="80" w:type="dxa"/>
-              <w:left w:w="100" w:type="dxa"/>
-              <w:right w:w="100" w:type="dxa"/>
-            </w:tcMar>
-          </w:tcPr>
-          <w:p>
-            <w:r>
-              <w:rPr>
-                <w:rFonts w:ascii="Arial" w:hAnsi="Arial"/>
-                <w:color w:val="2C3E50"/>
-                <w:sz w:val="18"/>
-              </w:rPr>
-              <w:t>Phân tích giá trị biên</w:t>
-            </w:r>
-          </w:p>
-        </w:tc>
-        <w:tc>
-          <w:tcPr>
-            <w:tcW w:type="dxa" w:w="3312"/>
-            <w:shd w:fill="FFFFFF"/>
-            <w:tcMar>
-              <w:top w:w="80" w:type="dxa"/>
-              <w:bottom w:w="80" w:type="dxa"/>
-              <w:left w:w="100" w:type="dxa"/>
-              <w:right w:w="100" w:type="dxa"/>
-            </w:tcMar>
-          </w:tcPr>
-          <w:p>
-            <w:r>
-              <w:rPr>
-                <w:rFonts w:ascii="Arial" w:hAnsi="Arial"/>
-                <w:color w:val="2C3E50"/>
-                <w:sz w:val="18"/>
-              </w:rPr>
-              <w:t>Tạo Tag với name đúng 128 ký tự (biên trên hợp lệ)</w:t>
-            </w:r>
-          </w:p>
-        </w:tc>
-        <w:tc>
-          <w:tcPr>
-            <w:tcW w:type="dxa" w:w="1584"/>
-            <w:shd w:fill="FFFFFF"/>
-            <w:tcMar>
-              <w:top w:w="80" w:type="dxa"/>
-              <w:bottom w:w="80" w:type="dxa"/>
-              <w:left w:w="100" w:type="dxa"/>
-              <w:right w:w="100" w:type="dxa"/>
-            </w:tcMar>
-          </w:tcPr>
-          <w:p>
-            <w:r>
-              <w:rPr>
-                <w:rFonts w:ascii="Arial" w:hAnsi="Arial"/>
-                <w:color w:val="2C3E50"/>
-                <w:sz w:val="18"/>
-              </w:rPr>
-              <w:t>201 Created</w:t>
-            </w:r>
-          </w:p>
-        </w:tc>
-      </w:tr>
-      <w:tr>
-        <w:tc>
-          <w:tcPr>
-            <w:tcW w:type="dxa" w:w="1296"/>
-            <w:shd w:fill="F8F9F9"/>
-            <w:tcMar>
-              <w:top w:w="80" w:type="dxa"/>
-              <w:bottom w:w="80" w:type="dxa"/>
-              <w:left w:w="100" w:type="dxa"/>
-              <w:right w:w="100" w:type="dxa"/>
-            </w:tcMar>
-          </w:tcPr>
-          <w:p>
-            <w:r>
-              <w:rPr>
-                <w:rFonts w:ascii="Arial" w:hAnsi="Arial"/>
-                <w:color w:val="2C3E50"/>
-                <w:sz w:val="18"/>
-              </w:rPr>
-              <w:t>TC-TAG-06</w:t>
-            </w:r>
-          </w:p>
-        </w:tc>
-        <w:tc>
-          <w:tcPr>
-            <w:tcW w:type="dxa" w:w="2304"/>
-            <w:shd w:fill="F8F9F9"/>
-            <w:tcMar>
-              <w:top w:w="80" w:type="dxa"/>
-              <w:bottom w:w="80" w:type="dxa"/>
-              <w:left w:w="100" w:type="dxa"/>
-              <w:right w:w="100" w:type="dxa"/>
-            </w:tcMar>
-          </w:tcPr>
-          <w:p>
-            <w:r>
-              <w:rPr>
-                <w:rFonts w:ascii="Arial" w:hAnsi="Arial"/>
-                <w:color w:val="2C3E50"/>
-                <w:sz w:val="18"/>
-              </w:rPr>
-              <w:t>POST /api/tags/</w:t>
-            </w:r>
-          </w:p>
-        </w:tc>
-        <w:tc>
-          <w:tcPr>
-            <w:tcW w:type="dxa" w:w="2160"/>
-            <w:shd w:fill="F8F9F9"/>
-            <w:tcMar>
-              <w:top w:w="80" w:type="dxa"/>
-              <w:bottom w:w="80" w:type="dxa"/>
-              <w:left w:w="100" w:type="dxa"/>
-              <w:right w:w="100" w:type="dxa"/>
-            </w:tcMar>
-          </w:tcPr>
-          <w:p>
-            <w:r>
-              <w:rPr>
-                <w:rFonts w:ascii="Arial" w:hAnsi="Arial"/>
-                <w:color w:val="2C3E50"/>
-                <w:sz w:val="18"/>
-              </w:rPr>
-              <w:t>Phân tích giá trị biên</w:t>
-            </w:r>
-          </w:p>
-        </w:tc>
-        <w:tc>
-          <w:tcPr>
-            <w:tcW w:type="dxa" w:w="3312"/>
-            <w:shd w:fill="F8F9F9"/>
-            <w:tcMar>
-              <w:top w:w="80" w:type="dxa"/>
-              <w:bottom w:w="80" w:type="dxa"/>
-              <w:left w:w="100" w:type="dxa"/>
-              <w:right w:w="100" w:type="dxa"/>
-            </w:tcMar>
-          </w:tcPr>
-          <w:p>
-            <w:r>
-              <w:rPr>
-                <w:rFonts w:ascii="Arial" w:hAnsi="Arial"/>
-                <w:color w:val="2C3E50"/>
-                <w:sz w:val="18"/>
-              </w:rPr>
-              <w:t>Tạo Tag với name dài 129 ký tự (vượt biên max_length)</w:t>
-            </w:r>
-          </w:p>
-        </w:tc>
-        <w:tc>
-          <w:tcPr>
-            <w:tcW w:type="dxa" w:w="1584"/>
-            <w:shd w:fill="F8F9F9"/>
-            <w:tcMar>
-              <w:top w:w="80" w:type="dxa"/>
-              <w:bottom w:w="80" w:type="dxa"/>
-              <w:left w:w="100" w:type="dxa"/>
-              <w:right w:w="100" w:type="dxa"/>
-            </w:tcMar>
-          </w:tcPr>
-          <w:p>
-            <w:r>
-              <w:rPr>
-                <w:rFonts w:ascii="Arial" w:hAnsi="Arial"/>
-                <w:color w:val="2C3E50"/>
-                <w:sz w:val="18"/>
-              </w:rPr>
-              <w:t>400 Bad Request</w:t>
-            </w:r>
-          </w:p>
-        </w:tc>
-      </w:tr>
-      <w:tr>
-        <w:tc>
-          <w:tcPr>
-            <w:tcW w:type="dxa" w:w="1296"/>
-            <w:shd w:fill="FFFFFF"/>
-            <w:tcMar>
-              <w:top w:w="80" w:type="dxa"/>
-              <w:bottom w:w="80" w:type="dxa"/>
-              <w:left w:w="100" w:type="dxa"/>
-              <w:right w:w="100" w:type="dxa"/>
-            </w:tcMar>
-          </w:tcPr>
-          <w:p>
-            <w:r>
-              <w:rPr>
-                <w:rFonts w:ascii="Arial" w:hAnsi="Arial"/>
-                <w:color w:val="2C3E50"/>
-                <w:sz w:val="18"/>
-              </w:rPr>
-              <w:t>TC-TAG-07</w:t>
-            </w:r>
-          </w:p>
-        </w:tc>
-        <w:tc>
-          <w:tcPr>
-            <w:tcW w:type="dxa" w:w="2304"/>
-            <w:shd w:fill="FFFFFF"/>
-            <w:tcMar>
-              <w:top w:w="80" w:type="dxa"/>
-              <w:bottom w:w="80" w:type="dxa"/>
-              <w:left w:w="100" w:type="dxa"/>
-              <w:right w:w="100" w:type="dxa"/>
-            </w:tcMar>
-          </w:tcPr>
-          <w:p>
-            <w:r>
-              <w:rPr>
-                <w:rFonts w:ascii="Arial" w:hAnsi="Arial"/>
-                <w:color w:val="2C3E50"/>
-                <w:sz w:val="18"/>
-              </w:rPr>
-              <w:t>POST /api/tags/</w:t>
-            </w:r>
-          </w:p>
-        </w:tc>
-        <w:tc>
-          <w:tcPr>
-            <w:tcW w:type="dxa" w:w="2160"/>
-            <w:shd w:fill="FFFFFF"/>
-            <w:tcMar>
-              <w:top w:w="80" w:type="dxa"/>
-              <w:bottom w:w="80" w:type="dxa"/>
-              <w:left w:w="100" w:type="dxa"/>
-              <w:right w:w="100" w:type="dxa"/>
-            </w:tcMar>
-          </w:tcPr>
-          <w:p>
-            <w:r>
-              <w:rPr>
-                <w:rFonts w:ascii="Arial" w:hAnsi="Arial"/>
-                <w:color w:val="2C3E50"/>
-                <w:sz w:val="18"/>
-              </w:rPr>
-              <w:t>Kiểm thử tính duy nhất</w:t>
-            </w:r>
-          </w:p>
-        </w:tc>
-        <w:tc>
-          <w:tcPr>
-            <w:tcW w:type="dxa" w:w="3312"/>
-            <w:shd w:fill="FFFFFF"/>
-            <w:tcMar>
-              <w:top w:w="80" w:type="dxa"/>
-              <w:bottom w:w="80" w:type="dxa"/>
-              <w:left w:w="100" w:type="dxa"/>
-              <w:right w:w="100" w:type="dxa"/>
-            </w:tcMar>
-          </w:tcPr>
-          <w:p>
-            <w:r>
-              <w:rPr>
-                <w:rFonts w:ascii="Arial" w:hAnsi="Arial"/>
-                <w:color w:val="2C3E50"/>
-                <w:sz w:val="18"/>
-              </w:rPr>
-              <w:t>Tạo Tag trùng tên với Tag đã tồn tại</w:t>
-            </w:r>
-          </w:p>
-        </w:tc>
-        <w:tc>
-          <w:tcPr>
-            <w:tcW w:type="dxa" w:w="1584"/>
-            <w:shd w:fill="FFFFFF"/>
-            <w:tcMar>
-              <w:top w:w="80" w:type="dxa"/>
-              <w:bottom w:w="80" w:type="dxa"/>
-              <w:left w:w="100" w:type="dxa"/>
-              <w:right w:w="100" w:type="dxa"/>
-            </w:tcMar>
-          </w:tcPr>
-          <w:p>
-            <w:r>
-              <w:rPr>
-                <w:rFonts w:ascii="Arial" w:hAnsi="Arial"/>
-                <w:color w:val="2C3E50"/>
-                <w:sz w:val="18"/>
-              </w:rPr>
-              <w:t>400 Bad Request</w:t>
-            </w:r>
-          </w:p>
-        </w:tc>
-      </w:tr>
-      <w:tr>
-        <w:tc>
-          <w:tcPr>
-            <w:tcW w:type="dxa" w:w="1296"/>
-            <w:shd w:fill="F8F9F9"/>
-            <w:tcMar>
-              <w:top w:w="80" w:type="dxa"/>
-              <w:bottom w:w="80" w:type="dxa"/>
-              <w:left w:w="100" w:type="dxa"/>
-              <w:right w:w="100" w:type="dxa"/>
-            </w:tcMar>
-          </w:tcPr>
-          <w:p>
-            <w:r>
-              <w:rPr>
-                <w:rFonts w:ascii="Arial" w:hAnsi="Arial"/>
-                <w:color w:val="2C3E50"/>
-                <w:sz w:val="18"/>
-              </w:rPr>
-              <w:t>TC-TAG-08</w:t>
-            </w:r>
-          </w:p>
-        </w:tc>
-        <w:tc>
-          <w:tcPr>
-            <w:tcW w:type="dxa" w:w="2304"/>
-            <w:shd w:fill="F8F9F9"/>
-            <w:tcMar>
-              <w:top w:w="80" w:type="dxa"/>
-              <w:bottom w:w="80" w:type="dxa"/>
-              <w:left w:w="100" w:type="dxa"/>
-              <w:right w:w="100" w:type="dxa"/>
-            </w:tcMar>
-          </w:tcPr>
-          <w:p>
-            <w:r>
-              <w:rPr>
-                <w:rFonts w:ascii="Arial" w:hAnsi="Arial"/>
-                <w:color w:val="2C3E50"/>
-                <w:sz w:val="18"/>
-              </w:rPr>
-              <w:t>POST /api/tags/</w:t>
-            </w:r>
-          </w:p>
-        </w:tc>
-        <w:tc>
-          <w:tcPr>
-            <w:tcW w:type="dxa" w:w="2160"/>
-            <w:shd w:fill="F8F9F9"/>
-            <w:tcMar>
-              <w:top w:w="80" w:type="dxa"/>
-              <w:bottom w:w="80" w:type="dxa"/>
-              <w:left w:w="100" w:type="dxa"/>
-              <w:right w:w="100" w:type="dxa"/>
-            </w:tcMar>
-          </w:tcPr>
-          <w:p>
-            <w:r>
-              <w:rPr>
-                <w:rFonts w:ascii="Arial" w:hAnsi="Arial"/>
-                <w:color w:val="2C3E50"/>
-                <w:sz w:val="18"/>
-              </w:rPr>
-              <w:t>Kiểm thử giá trị miền</w:t>
-            </w:r>
-          </w:p>
-        </w:tc>
-        <w:tc>
-          <w:tcPr>
-            <w:tcW w:type="dxa" w:w="3312"/>
-            <w:shd w:fill="F8F9F9"/>
-            <w:tcMar>
-              <w:top w:w="80" w:type="dxa"/>
-              <w:bottom w:w="80" w:type="dxa"/>
-              <w:left w:w="100" w:type="dxa"/>
-              <w:right w:w="100" w:type="dxa"/>
-            </w:tcMar>
-          </w:tcPr>
-          <w:p>
-            <w:r>
-              <w:rPr>
-                <w:rFonts w:ascii="Arial" w:hAnsi="Arial"/>
-                <w:color w:val="2C3E50"/>
-                <w:sz w:val="18"/>
-              </w:rPr>
-              <w:t>Tạo Tag với matching_algorithm không hợp lệ (99)</w:t>
-            </w:r>
-          </w:p>
-        </w:tc>
-        <w:tc>
-          <w:tcPr>
-            <w:tcW w:type="dxa" w:w="1584"/>
-            <w:shd w:fill="F8F9F9"/>
-            <w:tcMar>
-              <w:top w:w="80" w:type="dxa"/>
-              <w:bottom w:w="80" w:type="dxa"/>
-              <w:left w:w="100" w:type="dxa"/>
-              <w:right w:w="100" w:type="dxa"/>
-            </w:tcMar>
-          </w:tcPr>
-          <w:p>
-            <w:r>
-              <w:rPr>
-                <w:rFonts w:ascii="Arial" w:hAnsi="Arial"/>
-                <w:color w:val="2C3E50"/>
-                <w:sz w:val="18"/>
-              </w:rPr>
-              <w:t>400 Bad Request</w:t>
-            </w:r>
-          </w:p>
-        </w:tc>
-      </w:tr>
-      <w:tr>
-        <w:tc>
-          <w:tcPr>
-            <w:tcW w:type="dxa" w:w="1296"/>
-            <w:shd w:fill="FFFFFF"/>
-            <w:tcMar>
-              <w:top w:w="80" w:type="dxa"/>
-              <w:bottom w:w="80" w:type="dxa"/>
-              <w:left w:w="100" w:type="dxa"/>
-              <w:right w:w="100" w:type="dxa"/>
-            </w:tcMar>
-          </w:tcPr>
-          <w:p>
-            <w:r>
-              <w:rPr>
-                <w:rFonts w:ascii="Arial" w:hAnsi="Arial"/>
-                <w:color w:val="2C3E50"/>
-                <w:sz w:val="18"/>
-              </w:rPr>
-              <w:t>TC-TAG-09</w:t>
-            </w:r>
-          </w:p>
-        </w:tc>
-        <w:tc>
-          <w:tcPr>
-            <w:tcW w:type="dxa" w:w="2304"/>
-            <w:shd w:fill="FFFFFF"/>
-            <w:tcMar>
-              <w:top w:w="80" w:type="dxa"/>
-              <w:bottom w:w="80" w:type="dxa"/>
-              <w:left w:w="100" w:type="dxa"/>
-              <w:right w:w="100" w:type="dxa"/>
-            </w:tcMar>
-          </w:tcPr>
-          <w:p>
-            <w:r>
-              <w:rPr>
-                <w:rFonts w:ascii="Arial" w:hAnsi="Arial"/>
-                <w:color w:val="2C3E50"/>
-                <w:sz w:val="18"/>
-              </w:rPr>
-              <w:t>POST /api/tags/</w:t>
-            </w:r>
-          </w:p>
-        </w:tc>
-        <w:tc>
-          <w:tcPr>
-            <w:tcW w:type="dxa" w:w="2160"/>
-            <w:shd w:fill="FFFFFF"/>
-            <w:tcMar>
-              <w:top w:w="80" w:type="dxa"/>
-              <w:bottom w:w="80" w:type="dxa"/>
-              <w:left w:w="100" w:type="dxa"/>
-              <w:right w:w="100" w:type="dxa"/>
-            </w:tcMar>
-          </w:tcPr>
-          <w:p>
-            <w:r>
-              <w:rPr>
-                <w:rFonts w:ascii="Arial" w:hAnsi="Arial"/>
-                <w:color w:val="2C3E50"/>
-                <w:sz w:val="18"/>
-              </w:rPr>
-              <w:t>Phân tích giá trị biên</w:t>
-            </w:r>
-          </w:p>
-        </w:tc>
-        <w:tc>
-          <w:tcPr>
-            <w:tcW w:type="dxa" w:w="3312"/>
-            <w:shd w:fill="FFFFFF"/>
-            <w:tcMar>
-              <w:top w:w="80" w:type="dxa"/>
-              <w:bottom w:w="80" w:type="dxa"/>
-              <w:left w:w="100" w:type="dxa"/>
-              <w:right w:w="100" w:type="dxa"/>
-            </w:tcMar>
-          </w:tcPr>
-          <w:p>
-            <w:r>
-              <w:rPr>
-                <w:rFonts w:ascii="Arial" w:hAnsi="Arial"/>
-                <w:color w:val="2C3E50"/>
-                <w:sz w:val="18"/>
-              </w:rPr>
-              <w:t>Tạo Tag với color dài 8 ký tự (#12345678)</w:t>
-            </w:r>
-          </w:p>
-        </w:tc>
-        <w:tc>
-          <w:tcPr>
-            <w:tcW w:type="dxa" w:w="1584"/>
-            <w:shd w:fill="FFFFFF"/>
-            <w:tcMar>
-              <w:top w:w="80" w:type="dxa"/>
-              <w:bottom w:w="80" w:type="dxa"/>
-              <w:left w:w="100" w:type="dxa"/>
-              <w:right w:w="100" w:type="dxa"/>
-            </w:tcMar>
-          </w:tcPr>
-          <w:p>
-            <w:r>
-              <w:rPr>
-                <w:rFonts w:ascii="Arial" w:hAnsi="Arial"/>
-                <w:color w:val="2C3E50"/>
-                <w:sz w:val="18"/>
-              </w:rPr>
-              <w:t>400 Bad Request</w:t>
-            </w:r>
-          </w:p>
-        </w:tc>
-      </w:tr>
-      <w:tr>
-        <w:tc>
-          <w:tcPr>
-            <w:tcW w:type="dxa" w:w="1296"/>
-            <w:shd w:fill="F8F9F9"/>
-            <w:tcMar>
-              <w:top w:w="80" w:type="dxa"/>
-              <w:bottom w:w="80" w:type="dxa"/>
-              <w:left w:w="100" w:type="dxa"/>
-              <w:right w:w="100" w:type="dxa"/>
-            </w:tcMar>
-          </w:tcPr>
-          <w:p>
-            <w:r>
-              <w:rPr>
-                <w:rFonts w:ascii="Arial" w:hAnsi="Arial"/>
-                <w:color w:val="2C3E50"/>
-                <w:sz w:val="18"/>
-              </w:rPr>
-              <w:t>TC-TAG-10</w:t>
-            </w:r>
-          </w:p>
-        </w:tc>
-        <w:tc>
-          <w:tcPr>
-            <w:tcW w:type="dxa" w:w="2304"/>
-            <w:shd w:fill="F8F9F9"/>
-            <w:tcMar>
-              <w:top w:w="80" w:type="dxa"/>
-              <w:bottom w:w="80" w:type="dxa"/>
-              <w:left w:w="100" w:type="dxa"/>
-              <w:right w:w="100" w:type="dxa"/>
-            </w:tcMar>
-          </w:tcPr>
-          <w:p>
-            <w:r>
-              <w:rPr>
-                <w:rFonts w:ascii="Arial" w:hAnsi="Arial"/>
-                <w:color w:val="2C3E50"/>
-                <w:sz w:val="18"/>
-              </w:rPr>
-              <w:t>PATCH /api/tags/{id}/</w:t>
-            </w:r>
-          </w:p>
-        </w:tc>
-        <w:tc>
-          <w:tcPr>
-            <w:tcW w:type="dxa" w:w="2160"/>
-            <w:shd w:fill="F8F9F9"/>
-            <w:tcMar>
-              <w:top w:w="80" w:type="dxa"/>
-              <w:bottom w:w="80" w:type="dxa"/>
-              <w:left w:w="100" w:type="dxa"/>
-              <w:right w:w="100" w:type="dxa"/>
-            </w:tcMar>
-          </w:tcPr>
-          <w:p>
-            <w:r>
-              <w:rPr>
-                <w:rFonts w:ascii="Arial" w:hAnsi="Arial"/>
-                <w:color w:val="2C3E50"/>
-                <w:sz w:val="18"/>
-              </w:rPr>
-              <w:t>Ràng buộc mô hình cây</w:t>
-            </w:r>
-          </w:p>
-        </w:tc>
-        <w:tc>
-          <w:tcPr>
-            <w:tcW w:type="dxa" w:w="3312"/>
-            <w:shd w:fill="F8F9F9"/>
-            <w:tcMar>
-              <w:top w:w="80" w:type="dxa"/>
-              <w:bottom w:w="80" w:type="dxa"/>
-              <w:left w:w="100" w:type="dxa"/>
-              <w:right w:w="100" w:type="dxa"/>
-            </w:tcMar>
-          </w:tcPr>
-          <w:p>
-            <w:r>
-              <w:rPr>
-                <w:rFonts w:ascii="Arial" w:hAnsi="Arial"/>
-                <w:color w:val="2C3E50"/>
-                <w:sz w:val="18"/>
-              </w:rPr>
-              <w:t>Tạo Tag trỏ parent đến chính ID của nó</w:t>
-            </w:r>
-          </w:p>
-        </w:tc>
-        <w:tc>
-          <w:tcPr>
-            <w:tcW w:type="dxa" w:w="1584"/>
-            <w:shd w:fill="F8F9F9"/>
-            <w:tcMar>
-              <w:top w:w="80" w:type="dxa"/>
-              <w:bottom w:w="80" w:type="dxa"/>
-              <w:left w:w="100" w:type="dxa"/>
-              <w:right w:w="100" w:type="dxa"/>
-            </w:tcMar>
-          </w:tcPr>
-          <w:p>
-            <w:r>
-              <w:rPr>
-                <w:rFonts w:ascii="Arial" w:hAnsi="Arial"/>
-                <w:color w:val="2C3E50"/>
-                <w:sz w:val="18"/>
-              </w:rPr>
-              <w:t>400 Bad Request</w:t>
-            </w:r>
-          </w:p>
-        </w:tc>
-      </w:tr>
-      <w:tr>
-        <w:tc>
-          <w:tcPr>
-            <w:tcW w:type="dxa" w:w="1296"/>
-            <w:shd w:fill="FFFFFF"/>
-            <w:tcMar>
-              <w:top w:w="80" w:type="dxa"/>
-              <w:bottom w:w="80" w:type="dxa"/>
-              <w:left w:w="100" w:type="dxa"/>
-              <w:right w:w="100" w:type="dxa"/>
-            </w:tcMar>
-          </w:tcPr>
-          <w:p>
-            <w:r>
-              <w:rPr>
-                <w:rFonts w:ascii="Arial" w:hAnsi="Arial"/>
-                <w:color w:val="2C3E50"/>
-                <w:sz w:val="18"/>
-              </w:rPr>
-              <w:t>TC-TAG-11</w:t>
-            </w:r>
-          </w:p>
-        </w:tc>
-        <w:tc>
-          <w:tcPr>
-            <w:tcW w:type="dxa" w:w="2304"/>
-            <w:shd w:fill="FFFFFF"/>
-            <w:tcMar>
-              <w:top w:w="80" w:type="dxa"/>
-              <w:bottom w:w="80" w:type="dxa"/>
-              <w:left w:w="100" w:type="dxa"/>
-              <w:right w:w="100" w:type="dxa"/>
-            </w:tcMar>
-          </w:tcPr>
-          <w:p>
-            <w:r>
-              <w:rPr>
-                <w:rFonts w:ascii="Arial" w:hAnsi="Arial"/>
-                <w:color w:val="2C3E50"/>
-                <w:sz w:val="18"/>
-              </w:rPr>
-              <w:t>POST /api/tags/</w:t>
-            </w:r>
-          </w:p>
-        </w:tc>
-        <w:tc>
-          <w:tcPr>
-            <w:tcW w:type="dxa" w:w="2160"/>
-            <w:shd w:fill="FFFFFF"/>
-            <w:tcMar>
-              <w:top w:w="80" w:type="dxa"/>
-              <w:bottom w:w="80" w:type="dxa"/>
-              <w:left w:w="100" w:type="dxa"/>
-              <w:right w:w="100" w:type="dxa"/>
-            </w:tcMar>
-          </w:tcPr>
-          <w:p>
-            <w:r>
-              <w:rPr>
-                <w:rFonts w:ascii="Arial" w:hAnsi="Arial"/>
-                <w:color w:val="2C3E50"/>
-                <w:sz w:val="18"/>
-              </w:rPr>
-              <w:t>Error Guessing (BUG-01)</w:t>
-            </w:r>
-          </w:p>
-        </w:tc>
-        <w:tc>
-          <w:tcPr>
-            <w:tcW w:type="dxa" w:w="3312"/>
-            <w:shd w:fill="FFFFFF"/>
-            <w:tcMar>
-              <w:top w:w="80" w:type="dxa"/>
-              <w:bottom w:w="80" w:type="dxa"/>
-              <w:left w:w="100" w:type="dxa"/>
-              <w:right w:w="100" w:type="dxa"/>
-            </w:tcMar>
-          </w:tcPr>
-          <w:p>
-            <w:r>
-              <w:rPr>
-                <w:rFonts w:ascii="Arial" w:hAnsi="Arial"/>
-                <w:color w:val="2C3E50"/>
-                <w:sz w:val="18"/>
-              </w:rPr>
-              <w:t>Tạo Tag với set_permissions: {"view": false}</w:t>
-            </w:r>
-          </w:p>
-        </w:tc>
-        <w:tc>
-          <w:tcPr>
-            <w:tcW w:type="dxa" w:w="1584"/>
-            <w:shd w:fill="FFFFFF"/>
-            <w:tcMar>
-              <w:top w:w="80" w:type="dxa"/>
-              <w:bottom w:w="80" w:type="dxa"/>
-              <w:left w:w="100" w:type="dxa"/>
-              <w:right w:w="100" w:type="dxa"/>
-            </w:tcMar>
-          </w:tcPr>
-          <w:p>
-            <w:r>
-              <w:rPr>
-                <w:rFonts w:ascii="Arial" w:hAnsi="Arial"/>
-                <w:color w:val="2C3E50"/>
-                <w:sz w:val="18"/>
-              </w:rPr>
-              <w:t>400 (Thực tế 500)</w:t>
-            </w:r>
-          </w:p>
-        </w:tc>
-      </w:tr>
-      <w:tr>
-        <w:tc>
-          <w:tcPr>
-            <w:tcW w:type="dxa" w:w="1296"/>
-            <w:shd w:fill="F8F9F9"/>
-            <w:tcMar>
-              <w:top w:w="80" w:type="dxa"/>
-              <w:bottom w:w="80" w:type="dxa"/>
-              <w:left w:w="100" w:type="dxa"/>
-              <w:right w:w="100" w:type="dxa"/>
-            </w:tcMar>
-          </w:tcPr>
-          <w:p>
-            <w:r>
-              <w:rPr>
-                <w:rFonts w:ascii="Arial" w:hAnsi="Arial"/>
-                <w:color w:val="2C3E50"/>
-                <w:sz w:val="18"/>
-              </w:rPr>
-              <w:t>TC-TAG-12</w:t>
-            </w:r>
-          </w:p>
-        </w:tc>
-        <w:tc>
-          <w:tcPr>
-            <w:tcW w:type="dxa" w:w="2304"/>
-            <w:shd w:fill="F8F9F9"/>
-            <w:tcMar>
-              <w:top w:w="80" w:type="dxa"/>
-              <w:bottom w:w="80" w:type="dxa"/>
-              <w:left w:w="100" w:type="dxa"/>
-              <w:right w:w="100" w:type="dxa"/>
-            </w:tcMar>
-          </w:tcPr>
-          <w:p>
-            <w:r>
-              <w:rPr>
-                <w:rFonts w:ascii="Arial" w:hAnsi="Arial"/>
-                <w:color w:val="2C3E50"/>
-                <w:sz w:val="18"/>
-              </w:rPr>
-              <w:t>GET /api/tags/</w:t>
-            </w:r>
-          </w:p>
-        </w:tc>
-        <w:tc>
-          <w:tcPr>
-            <w:tcW w:type="dxa" w:w="2160"/>
-            <w:shd w:fill="F8F9F9"/>
-            <w:tcMar>
-              <w:top w:w="80" w:type="dxa"/>
-              <w:bottom w:w="80" w:type="dxa"/>
-              <w:left w:w="100" w:type="dxa"/>
-              <w:right w:w="100" w:type="dxa"/>
-            </w:tcMar>
-          </w:tcPr>
-          <w:p>
-            <w:r>
-              <w:rPr>
-                <w:rFonts w:ascii="Arial" w:hAnsi="Arial"/>
-                <w:color w:val="2C3E50"/>
-                <w:sz w:val="18"/>
-              </w:rPr>
-              <w:t>Kiểm thử truy vấn</w:t>
-            </w:r>
-          </w:p>
-        </w:tc>
-        <w:tc>
-          <w:tcPr>
-            <w:tcW w:type="dxa" w:w="3312"/>
-            <w:shd w:fill="F8F9F9"/>
-            <w:tcMar>
-              <w:top w:w="80" w:type="dxa"/>
-              <w:bottom w:w="80" w:type="dxa"/>
-              <w:left w:w="100" w:type="dxa"/>
-              <w:right w:w="100" w:type="dxa"/>
-            </w:tcMar>
-          </w:tcPr>
-          <w:p>
-            <w:r>
-              <w:rPr>
-                <w:rFonts w:ascii="Arial" w:hAnsi="Arial"/>
-                <w:color w:val="2C3E50"/>
-                <w:sz w:val="18"/>
-              </w:rPr>
-              <w:t>Lấy danh sách Tag có phân trang</w:t>
-            </w:r>
-          </w:p>
-        </w:tc>
-        <w:tc>
-          <w:tcPr>
-            <w:tcW w:type="dxa" w:w="1584"/>
-            <w:shd w:fill="F8F9F9"/>
-            <w:tcMar>
-              <w:top w:w="80" w:type="dxa"/>
-              <w:bottom w:w="80" w:type="dxa"/>
-              <w:left w:w="100" w:type="dxa"/>
-              <w:right w:w="100" w:type="dxa"/>
-            </w:tcMar>
-          </w:tcPr>
-          <w:p>
-            <w:r>
-              <w:rPr>
-                <w:rFonts w:ascii="Arial" w:hAnsi="Arial"/>
-                <w:color w:val="2C3E50"/>
-                <w:sz w:val="18"/>
-              </w:rPr>
-              <w:t>200 OK</w:t>
-            </w:r>
-          </w:p>
-        </w:tc>
-      </w:tr>
-      <w:tr>
-        <w:tc>
-          <w:tcPr>
-            <w:tcW w:type="dxa" w:w="1296"/>
-            <w:shd w:fill="FFFFFF"/>
-            <w:tcMar>
-              <w:top w:w="80" w:type="dxa"/>
-              <w:bottom w:w="80" w:type="dxa"/>
-              <w:left w:w="100" w:type="dxa"/>
-              <w:right w:w="100" w:type="dxa"/>
-            </w:tcMar>
-          </w:tcPr>
-          <w:p>
-            <w:r>
-              <w:rPr>
-                <w:rFonts w:ascii="Arial" w:hAnsi="Arial"/>
-                <w:color w:val="2C3E50"/>
-                <w:sz w:val="18"/>
-              </w:rPr>
-              <w:t>TC-TAG-13</w:t>
-            </w:r>
-          </w:p>
-        </w:tc>
-        <w:tc>
-          <w:tcPr>
-            <w:tcW w:type="dxa" w:w="2304"/>
-            <w:shd w:fill="FFFFFF"/>
-            <w:tcMar>
-              <w:top w:w="80" w:type="dxa"/>
-              <w:bottom w:w="80" w:type="dxa"/>
-              <w:left w:w="100" w:type="dxa"/>
-              <w:right w:w="100" w:type="dxa"/>
-            </w:tcMar>
-          </w:tcPr>
-          <w:p>
-            <w:r>
-              <w:rPr>
-                <w:rFonts w:ascii="Arial" w:hAnsi="Arial"/>
-                <w:color w:val="2C3E50"/>
-                <w:sz w:val="18"/>
-              </w:rPr>
-              <w:t>GET /api/tags/</w:t>
-            </w:r>
-          </w:p>
-        </w:tc>
-        <w:tc>
-          <w:tcPr>
-            <w:tcW w:type="dxa" w:w="2160"/>
-            <w:shd w:fill="FFFFFF"/>
-            <w:tcMar>
-              <w:top w:w="80" w:type="dxa"/>
-              <w:bottom w:w="80" w:type="dxa"/>
-              <w:left w:w="100" w:type="dxa"/>
-              <w:right w:w="100" w:type="dxa"/>
-            </w:tcMar>
-          </w:tcPr>
-          <w:p>
-            <w:r>
-              <w:rPr>
-                <w:rFonts w:ascii="Arial" w:hAnsi="Arial"/>
-                <w:color w:val="2C3E50"/>
-                <w:sz w:val="18"/>
-              </w:rPr>
-              <w:t>Kiểm thử bộ lọc</w:t>
-            </w:r>
-          </w:p>
-        </w:tc>
-        <w:tc>
-          <w:tcPr>
-            <w:tcW w:type="dxa" w:w="3312"/>
-            <w:shd w:fill="FFFFFF"/>
-            <w:tcMar>
-              <w:top w:w="80" w:type="dxa"/>
-              <w:bottom w:w="80" w:type="dxa"/>
-              <w:left w:w="100" w:type="dxa"/>
-              <w:right w:w="100" w:type="dxa"/>
-            </w:tcMar>
-          </w:tcPr>
-          <w:p>
-            <w:r>
-              <w:rPr>
-                <w:rFonts w:ascii="Arial" w:hAnsi="Arial"/>
-                <w:color w:val="2C3E50"/>
-                <w:sz w:val="18"/>
-              </w:rPr>
-              <w:t>Lọc Tag theo tên (?name__icontains=...)</w:t>
-            </w:r>
-          </w:p>
-        </w:tc>
-        <w:tc>
-          <w:tcPr>
-            <w:tcW w:type="dxa" w:w="1584"/>
-            <w:shd w:fill="FFFFFF"/>
-            <w:tcMar>
-              <w:top w:w="80" w:type="dxa"/>
-              <w:bottom w:w="80" w:type="dxa"/>
-              <w:left w:w="100" w:type="dxa"/>
-              <w:right w:w="100" w:type="dxa"/>
-            </w:tcMar>
-          </w:tcPr>
-          <w:p>
-            <w:r>
-              <w:rPr>
-                <w:rFonts w:ascii="Arial" w:hAnsi="Arial"/>
-                <w:color w:val="2C3E50"/>
-                <w:sz w:val="18"/>
-              </w:rPr>
-              <w:t>200 OK</w:t>
-            </w:r>
-          </w:p>
-        </w:tc>
-      </w:tr>
-      <w:tr>
-        <w:tc>
-          <w:tcPr>
-            <w:tcW w:type="dxa" w:w="1296"/>
-            <w:shd w:fill="F8F9F9"/>
-            <w:tcMar>
-              <w:top w:w="80" w:type="dxa"/>
-              <w:bottom w:w="80" w:type="dxa"/>
-              <w:left w:w="100" w:type="dxa"/>
-              <w:right w:w="100" w:type="dxa"/>
-            </w:tcMar>
-          </w:tcPr>
-          <w:p>
-            <w:r>
-              <w:rPr>
-                <w:rFonts w:ascii="Arial" w:hAnsi="Arial"/>
-                <w:color w:val="2C3E50"/>
-                <w:sz w:val="18"/>
-              </w:rPr>
-              <w:t>TC-TAG-14</w:t>
-            </w:r>
-          </w:p>
-        </w:tc>
-        <w:tc>
-          <w:tcPr>
-            <w:tcW w:type="dxa" w:w="2304"/>
-            <w:shd w:fill="F8F9F9"/>
-            <w:tcMar>
-              <w:top w:w="80" w:type="dxa"/>
-              <w:bottom w:w="80" w:type="dxa"/>
-              <w:left w:w="100" w:type="dxa"/>
-              <w:right w:w="100" w:type="dxa"/>
-            </w:tcMar>
-          </w:tcPr>
-          <w:p>
-            <w:r>
-              <w:rPr>
-                <w:rFonts w:ascii="Arial" w:hAnsi="Arial"/>
-                <w:color w:val="2C3E50"/>
-                <w:sz w:val="18"/>
-              </w:rPr>
-              <w:t>GET /api/tags/{id}/</w:t>
-            </w:r>
-          </w:p>
-        </w:tc>
-        <w:tc>
-          <w:tcPr>
-            <w:tcW w:type="dxa" w:w="2160"/>
-            <w:shd w:fill="F8F9F9"/>
-            <w:tcMar>
-              <w:top w:w="80" w:type="dxa"/>
-              <w:bottom w:w="80" w:type="dxa"/>
-              <w:left w:w="100" w:type="dxa"/>
-              <w:right w:w="100" w:type="dxa"/>
-            </w:tcMar>
-          </w:tcPr>
-          <w:p>
-            <w:r>
-              <w:rPr>
-                <w:rFonts w:ascii="Arial" w:hAnsi="Arial"/>
-                <w:color w:val="2C3E50"/>
-                <w:sz w:val="18"/>
-              </w:rPr>
-              <w:t>Truy vấn chi tiết</w:t>
-            </w:r>
-          </w:p>
-        </w:tc>
-        <w:tc>
-          <w:tcPr>
-            <w:tcW w:type="dxa" w:w="3312"/>
-            <w:shd w:fill="F8F9F9"/>
-            <w:tcMar>
-              <w:top w:w="80" w:type="dxa"/>
-              <w:bottom w:w="80" w:type="dxa"/>
-              <w:left w:w="100" w:type="dxa"/>
-              <w:right w:w="100" w:type="dxa"/>
-            </w:tcMar>
-          </w:tcPr>
-          <w:p>
-            <w:r>
-              <w:rPr>
-                <w:rFonts w:ascii="Arial" w:hAnsi="Arial"/>
-                <w:color w:val="2C3E50"/>
-                <w:sz w:val="18"/>
-              </w:rPr>
-              <w:t>Xem thông tin Tag theo ID đang tồn tại</w:t>
-            </w:r>
-          </w:p>
-        </w:tc>
-        <w:tc>
-          <w:tcPr>
-            <w:tcW w:type="dxa" w:w="1584"/>
-            <w:shd w:fill="F8F9F9"/>
-            <w:tcMar>
-              <w:top w:w="80" w:type="dxa"/>
-              <w:bottom w:w="80" w:type="dxa"/>
-              <w:left w:w="100" w:type="dxa"/>
-              <w:right w:w="100" w:type="dxa"/>
-            </w:tcMar>
-          </w:tcPr>
-          <w:p>
-            <w:r>
-              <w:rPr>
-                <w:rFonts w:ascii="Arial" w:hAnsi="Arial"/>
-                <w:color w:val="2C3E50"/>
-                <w:sz w:val="18"/>
-              </w:rPr>
-              <w:t>200 OK</w:t>
-            </w:r>
-          </w:p>
-        </w:tc>
-      </w:tr>
-      <w:tr>
-        <w:tc>
-          <w:tcPr>
-            <w:tcW w:type="dxa" w:w="1296"/>
-            <w:shd w:fill="FFFFFF"/>
-            <w:tcMar>
-              <w:top w:w="80" w:type="dxa"/>
-              <w:bottom w:w="80" w:type="dxa"/>
-              <w:left w:w="100" w:type="dxa"/>
-              <w:right w:w="100" w:type="dxa"/>
-            </w:tcMar>
-          </w:tcPr>
-          <w:p>
-            <w:r>
-              <w:rPr>
-                <w:rFonts w:ascii="Arial" w:hAnsi="Arial"/>
-                <w:color w:val="2C3E50"/>
-                <w:sz w:val="18"/>
-              </w:rPr>
-              <w:t>TC-TAG-15</w:t>
-            </w:r>
-          </w:p>
-        </w:tc>
-        <w:tc>
-          <w:tcPr>
-            <w:tcW w:type="dxa" w:w="2304"/>
-            <w:shd w:fill="FFFFFF"/>
-            <w:tcMar>
-              <w:top w:w="80" w:type="dxa"/>
-              <w:bottom w:w="80" w:type="dxa"/>
-              <w:left w:w="100" w:type="dxa"/>
-              <w:right w:w="100" w:type="dxa"/>
-            </w:tcMar>
-          </w:tcPr>
-          <w:p>
-            <w:r>
-              <w:rPr>
-                <w:rFonts w:ascii="Arial" w:hAnsi="Arial"/>
-                <w:color w:val="2C3E50"/>
-                <w:sz w:val="18"/>
-              </w:rPr>
-              <w:t>GET /api/tags/{id}/</w:t>
-            </w:r>
-          </w:p>
-        </w:tc>
-        <w:tc>
-          <w:tcPr>
-            <w:tcW w:type="dxa" w:w="2160"/>
-            <w:shd w:fill="FFFFFF"/>
-            <w:tcMar>
-              <w:top w:w="80" w:type="dxa"/>
-              <w:bottom w:w="80" w:type="dxa"/>
-              <w:left w:w="100" w:type="dxa"/>
-              <w:right w:w="100" w:type="dxa"/>
-            </w:tcMar>
-          </w:tcPr>
-          <w:p>
-            <w:r>
-              <w:rPr>
-                <w:rFonts w:ascii="Arial" w:hAnsi="Arial"/>
-                <w:color w:val="2C3E50"/>
-                <w:sz w:val="18"/>
-              </w:rPr>
-              <w:t>Phân vùng tương đương</w:t>
-            </w:r>
-          </w:p>
-        </w:tc>
-        <w:tc>
-          <w:tcPr>
-            <w:tcW w:type="dxa" w:w="3312"/>
-            <w:shd w:fill="FFFFFF"/>
-            <w:tcMar>
-              <w:top w:w="80" w:type="dxa"/>
-              <w:bottom w:w="80" w:type="dxa"/>
-              <w:left w:w="100" w:type="dxa"/>
-              <w:right w:w="100" w:type="dxa"/>
-            </w:tcMar>
-          </w:tcPr>
-          <w:p>
-            <w:r>
-              <w:rPr>
-                <w:rFonts w:ascii="Arial" w:hAnsi="Arial"/>
-                <w:color w:val="2C3E50"/>
-                <w:sz w:val="18"/>
-              </w:rPr>
-              <w:t>Xem thông tin Tag với ID không tồn tại (999999)</w:t>
-            </w:r>
-          </w:p>
-        </w:tc>
-        <w:tc>
-          <w:tcPr>
-            <w:tcW w:type="dxa" w:w="1584"/>
-            <w:shd w:fill="FFFFFF"/>
-            <w:tcMar>
-              <w:top w:w="80" w:type="dxa"/>
-              <w:bottom w:w="80" w:type="dxa"/>
-              <w:left w:w="100" w:type="dxa"/>
-              <w:right w:w="100" w:type="dxa"/>
-            </w:tcMar>
-          </w:tcPr>
-          <w:p>
-            <w:r>
-              <w:rPr>
-                <w:rFonts w:ascii="Arial" w:hAnsi="Arial"/>
-                <w:color w:val="2C3E50"/>
-                <w:sz w:val="18"/>
-              </w:rPr>
-              <w:t>404 Not Found</w:t>
-            </w:r>
-          </w:p>
-        </w:tc>
-      </w:tr>
-      <w:tr>
-        <w:tc>
-          <w:tcPr>
-            <w:tcW w:type="dxa" w:w="1296"/>
-            <w:shd w:fill="F8F9F9"/>
-            <w:tcMar>
-              <w:top w:w="80" w:type="dxa"/>
-              <w:bottom w:w="80" w:type="dxa"/>
-              <w:left w:w="100" w:type="dxa"/>
-              <w:right w:w="100" w:type="dxa"/>
-            </w:tcMar>
-          </w:tcPr>
-          <w:p>
-            <w:r>
-              <w:rPr>
-                <w:rFonts w:ascii="Arial" w:hAnsi="Arial"/>
-                <w:color w:val="2C3E50"/>
-                <w:sz w:val="18"/>
-              </w:rPr>
-              <w:t>TC-TAG-16</w:t>
-            </w:r>
-          </w:p>
-        </w:tc>
-        <w:tc>
-          <w:tcPr>
-            <w:tcW w:type="dxa" w:w="2304"/>
-            <w:shd w:fill="F8F9F9"/>
-            <w:tcMar>
-              <w:top w:w="80" w:type="dxa"/>
-              <w:bottom w:w="80" w:type="dxa"/>
-              <w:left w:w="100" w:type="dxa"/>
-              <w:right w:w="100" w:type="dxa"/>
-            </w:tcMar>
-          </w:tcPr>
-          <w:p>
-            <w:r>
-              <w:rPr>
-                <w:rFonts w:ascii="Arial" w:hAnsi="Arial"/>
-                <w:color w:val="2C3E50"/>
-                <w:sz w:val="18"/>
-              </w:rPr>
-              <w:t>PUT /api/tags/{id}/</w:t>
-            </w:r>
-          </w:p>
-        </w:tc>
-        <w:tc>
-          <w:tcPr>
-            <w:tcW w:type="dxa" w:w="2160"/>
-            <w:shd w:fill="F8F9F9"/>
-            <w:tcMar>
-              <w:top w:w="80" w:type="dxa"/>
-              <w:bottom w:w="80" w:type="dxa"/>
-              <w:left w:w="100" w:type="dxa"/>
-              <w:right w:w="100" w:type="dxa"/>
-            </w:tcMar>
-          </w:tcPr>
-          <w:p>
-            <w:r>
-              <w:rPr>
-                <w:rFonts w:ascii="Arial" w:hAnsi="Arial"/>
-                <w:color w:val="2C3E50"/>
-                <w:sz w:val="18"/>
-              </w:rPr>
-              <w:t>Cập nhật toàn phần</w:t>
-            </w:r>
-          </w:p>
-        </w:tc>
-        <w:tc>
-          <w:tcPr>
-            <w:tcW w:type="dxa" w:w="3312"/>
-            <w:shd w:fill="F8F9F9"/>
-            <w:tcMar>
-              <w:top w:w="80" w:type="dxa"/>
-              <w:bottom w:w="80" w:type="dxa"/>
-              <w:left w:w="100" w:type="dxa"/>
-              <w:right w:w="100" w:type="dxa"/>
-            </w:tcMar>
-          </w:tcPr>
-          <w:p>
-            <w:r>
-              <w:rPr>
-                <w:rFonts w:ascii="Arial" w:hAnsi="Arial"/>
-                <w:color w:val="2C3E50"/>
-                <w:sz w:val="18"/>
-              </w:rPr>
-              <w:t>Cập nhật toàn bộ thuộc tính của Tag</w:t>
-            </w:r>
-          </w:p>
-        </w:tc>
-        <w:tc>
-          <w:tcPr>
-            <w:tcW w:type="dxa" w:w="1584"/>
-            <w:shd w:fill="F8F9F9"/>
-            <w:tcMar>
-              <w:top w:w="80" w:type="dxa"/>
-              <w:bottom w:w="80" w:type="dxa"/>
-              <w:left w:w="100" w:type="dxa"/>
-              <w:right w:w="100" w:type="dxa"/>
-            </w:tcMar>
-          </w:tcPr>
-          <w:p>
-            <w:r>
-              <w:rPr>
-                <w:rFonts w:ascii="Arial" w:hAnsi="Arial"/>
-                <w:color w:val="2C3E50"/>
-                <w:sz w:val="18"/>
-              </w:rPr>
-              <w:t>200 OK</w:t>
-            </w:r>
-          </w:p>
-        </w:tc>
-      </w:tr>
-      <w:tr>
-        <w:tc>
-          <w:tcPr>
-            <w:tcW w:type="dxa" w:w="1296"/>
-            <w:shd w:fill="FFFFFF"/>
-            <w:tcMar>
-              <w:top w:w="80" w:type="dxa"/>
-              <w:bottom w:w="80" w:type="dxa"/>
-              <w:left w:w="100" w:type="dxa"/>
-              <w:right w:w="100" w:type="dxa"/>
-            </w:tcMar>
-          </w:tcPr>
-          <w:p>
-            <w:r>
-              <w:rPr>
-                <w:rFonts w:ascii="Arial" w:hAnsi="Arial"/>
-                <w:color w:val="2C3E50"/>
-                <w:sz w:val="18"/>
-              </w:rPr>
-              <w:t>TC-TAG-17</w:t>
-            </w:r>
-          </w:p>
-        </w:tc>
-        <w:tc>
-          <w:tcPr>
-            <w:tcW w:type="dxa" w:w="2304"/>
-            <w:shd w:fill="FFFFFF"/>
-            <w:tcMar>
-              <w:top w:w="80" w:type="dxa"/>
-              <w:bottom w:w="80" w:type="dxa"/>
-              <w:left w:w="100" w:type="dxa"/>
-              <w:right w:w="100" w:type="dxa"/>
-            </w:tcMar>
-          </w:tcPr>
-          <w:p>
-            <w:r>
-              <w:rPr>
-                <w:rFonts w:ascii="Arial" w:hAnsi="Arial"/>
-                <w:color w:val="2C3E50"/>
-                <w:sz w:val="18"/>
-              </w:rPr>
-              <w:t>PATCH /api/tags/{id}/</w:t>
-            </w:r>
-          </w:p>
-        </w:tc>
-        <w:tc>
-          <w:tcPr>
-            <w:tcW w:type="dxa" w:w="2160"/>
-            <w:shd w:fill="FFFFFF"/>
-            <w:tcMar>
-              <w:top w:w="80" w:type="dxa"/>
-              <w:bottom w:w="80" w:type="dxa"/>
-              <w:left w:w="100" w:type="dxa"/>
-              <w:right w:w="100" w:type="dxa"/>
-            </w:tcMar>
-          </w:tcPr>
-          <w:p>
-            <w:r>
-              <w:rPr>
-                <w:rFonts w:ascii="Arial" w:hAnsi="Arial"/>
-                <w:color w:val="2C3E50"/>
-                <w:sz w:val="18"/>
-              </w:rPr>
-              <w:t>Cập nhật một phần</w:t>
-            </w:r>
-          </w:p>
-        </w:tc>
-        <w:tc>
-          <w:tcPr>
-            <w:tcW w:type="dxa" w:w="3312"/>
-            <w:shd w:fill="FFFFFF"/>
-            <w:tcMar>
-              <w:top w:w="80" w:type="dxa"/>
-              <w:bottom w:w="80" w:type="dxa"/>
-              <w:left w:w="100" w:type="dxa"/>
-              <w:right w:w="100" w:type="dxa"/>
-            </w:tcMar>
-          </w:tcPr>
-          <w:p>
-            <w:r>
-              <w:rPr>
-                <w:rFonts w:ascii="Arial" w:hAnsi="Arial"/>
-                <w:color w:val="2C3E50"/>
-                <w:sz w:val="18"/>
-              </w:rPr>
-              <w:t>Chỉ cập nhật mã màu color của Tag</w:t>
-            </w:r>
-          </w:p>
-        </w:tc>
-        <w:tc>
-          <w:tcPr>
-            <w:tcW w:type="dxa" w:w="1584"/>
-            <w:shd w:fill="FFFFFF"/>
-            <w:tcMar>
-              <w:top w:w="80" w:type="dxa"/>
-              <w:bottom w:w="80" w:type="dxa"/>
-              <w:left w:w="100" w:type="dxa"/>
-              <w:right w:w="100" w:type="dxa"/>
-            </w:tcMar>
-          </w:tcPr>
-          <w:p>
-            <w:r>
-              <w:rPr>
-                <w:rFonts w:ascii="Arial" w:hAnsi="Arial"/>
-                <w:color w:val="2C3E50"/>
-                <w:sz w:val="18"/>
-              </w:rPr>
-              <w:t>200 OK</w:t>
-            </w:r>
-          </w:p>
-        </w:tc>
-      </w:tr>
-      <w:tr>
-        <w:tc>
-          <w:tcPr>
-            <w:tcW w:type="dxa" w:w="1296"/>
-            <w:shd w:fill="F8F9F9"/>
-            <w:tcMar>
-              <w:top w:w="80" w:type="dxa"/>
-              <w:bottom w:w="80" w:type="dxa"/>
-              <w:left w:w="100" w:type="dxa"/>
-              <w:right w:w="100" w:type="dxa"/>
-            </w:tcMar>
-          </w:tcPr>
-          <w:p>
-            <w:r>
-              <w:rPr>
-                <w:rFonts w:ascii="Arial" w:hAnsi="Arial"/>
-                <w:color w:val="2C3E50"/>
-                <w:sz w:val="18"/>
-              </w:rPr>
-              <w:t>TC-TAG-18</w:t>
-            </w:r>
-          </w:p>
-        </w:tc>
-        <w:tc>
-          <w:tcPr>
-            <w:tcW w:type="dxa" w:w="2304"/>
-            <w:shd w:fill="F8F9F9"/>
-            <w:tcMar>
-              <w:top w:w="80" w:type="dxa"/>
-              <w:bottom w:w="80" w:type="dxa"/>
-              <w:left w:w="100" w:type="dxa"/>
-              <w:right w:w="100" w:type="dxa"/>
-            </w:tcMar>
-          </w:tcPr>
-          <w:p>
-            <w:r>
-              <w:rPr>
-                <w:rFonts w:ascii="Arial" w:hAnsi="Arial"/>
-                <w:color w:val="2C3E50"/>
-                <w:sz w:val="18"/>
-              </w:rPr>
-              <w:t>DELETE /api/tags/{id}/</w:t>
-            </w:r>
-          </w:p>
-        </w:tc>
-        <w:tc>
-          <w:tcPr>
-            <w:tcW w:type="dxa" w:w="2160"/>
-            <w:shd w:fill="F8F9F9"/>
-            <w:tcMar>
-              <w:top w:w="80" w:type="dxa"/>
-              <w:bottom w:w="80" w:type="dxa"/>
-              <w:left w:w="100" w:type="dxa"/>
-              <w:right w:w="100" w:type="dxa"/>
-            </w:tcMar>
-          </w:tcPr>
-          <w:p>
-            <w:r>
-              <w:rPr>
-                <w:rFonts w:ascii="Arial" w:hAnsi="Arial"/>
-                <w:color w:val="2C3E50"/>
-                <w:sz w:val="18"/>
-              </w:rPr>
-              <w:t>Xóa tài nguyên</w:t>
-            </w:r>
-          </w:p>
-        </w:tc>
-        <w:tc>
-          <w:tcPr>
-            <w:tcW w:type="dxa" w:w="3312"/>
-            <w:shd w:fill="F8F9F9"/>
-            <w:tcMar>
-              <w:top w:w="80" w:type="dxa"/>
-              <w:bottom w:w="80" w:type="dxa"/>
-              <w:left w:w="100" w:type="dxa"/>
-              <w:right w:w="100" w:type="dxa"/>
-            </w:tcMar>
-          </w:tcPr>
-          <w:p>
-            <w:r>
-              <w:rPr>
-                <w:rFonts w:ascii="Arial" w:hAnsi="Arial"/>
-                <w:color w:val="2C3E50"/>
-                <w:sz w:val="18"/>
-              </w:rPr>
-              <w:t>Xóa Tag và xác nhận không còn tồn tại</w:t>
-            </w:r>
-          </w:p>
-        </w:tc>
-        <w:tc>
-          <w:tcPr>
-            <w:tcW w:type="dxa" w:w="1584"/>
-            <w:shd w:fill="F8F9F9"/>
-            <w:tcMar>
-              <w:top w:w="80" w:type="dxa"/>
-              <w:bottom w:w="80" w:type="dxa"/>
-              <w:left w:w="100" w:type="dxa"/>
-              <w:right w:w="100" w:type="dxa"/>
-            </w:tcMar>
-          </w:tcPr>
-          <w:p>
-            <w:r>
-              <w:rPr>
-                <w:rFonts w:ascii="Arial" w:hAnsi="Arial"/>
-                <w:color w:val="2C3E50"/>
-                <w:sz w:val="18"/>
-              </w:rPr>
-              <w:t>204 No Content</w:t>
-            </w:r>
-          </w:p>
-        </w:tc>
-      </w:tr>
-      <w:tr>
-        <w:tc>
-          <w:tcPr>
-            <w:tcW w:type="dxa" w:w="1296"/>
-            <w:shd w:fill="FFFFFF"/>
-            <w:tcMar>
-              <w:top w:w="80" w:type="dxa"/>
-              <w:bottom w:w="80" w:type="dxa"/>
-              <w:left w:w="100" w:type="dxa"/>
-              <w:right w:w="100" w:type="dxa"/>
-            </w:tcMar>
-          </w:tcPr>
-          <w:p>
-            <w:r>
-              <w:rPr>
-                <w:rFonts w:ascii="Arial" w:hAnsi="Arial"/>
-                <w:color w:val="2C3E50"/>
-                <w:sz w:val="18"/>
-              </w:rPr>
-              <w:t>TC-TAG-19</w:t>
-            </w:r>
-          </w:p>
-        </w:tc>
-        <w:tc>
-          <w:tcPr>
-            <w:tcW w:type="dxa" w:w="2304"/>
-            <w:shd w:fill="FFFFFF"/>
-            <w:tcMar>
-              <w:top w:w="80" w:type="dxa"/>
-              <w:bottom w:w="80" w:type="dxa"/>
-              <w:left w:w="100" w:type="dxa"/>
-              <w:right w:w="100" w:type="dxa"/>
-            </w:tcMar>
-          </w:tcPr>
-          <w:p>
-            <w:r>
-              <w:rPr>
-                <w:rFonts w:ascii="Arial" w:hAnsi="Arial"/>
-                <w:color w:val="2C3E50"/>
-                <w:sz w:val="18"/>
-              </w:rPr>
-              <w:t>GET /api/tags/</w:t>
-            </w:r>
-          </w:p>
-        </w:tc>
-        <w:tc>
-          <w:tcPr>
-            <w:tcW w:type="dxa" w:w="2160"/>
-            <w:shd w:fill="FFFFFF"/>
-            <w:tcMar>
-              <w:top w:w="80" w:type="dxa"/>
-              <w:bottom w:w="80" w:type="dxa"/>
-              <w:left w:w="100" w:type="dxa"/>
-              <w:right w:w="100" w:type="dxa"/>
-            </w:tcMar>
-          </w:tcPr>
-          <w:p>
-            <w:r>
-              <w:rPr>
-                <w:rFonts w:ascii="Arial" w:hAnsi="Arial"/>
-                <w:color w:val="2C3E50"/>
-                <w:sz w:val="18"/>
-              </w:rPr>
-              <w:t>Bảo mật &amp; Xác thực</w:t>
-            </w:r>
-          </w:p>
-        </w:tc>
-        <w:tc>
-          <w:tcPr>
-            <w:tcW w:type="dxa" w:w="3312"/>
-            <w:shd w:fill="FFFFFF"/>
-            <w:tcMar>
-              <w:top w:w="80" w:type="dxa"/>
-              <w:bottom w:w="80" w:type="dxa"/>
-              <w:left w:w="100" w:type="dxa"/>
-              <w:right w:w="100" w:type="dxa"/>
-            </w:tcMar>
-          </w:tcPr>
-          <w:p>
-            <w:r>
-              <w:rPr>
-                <w:rFonts w:ascii="Arial" w:hAnsi="Arial"/>
-                <w:color w:val="2C3E50"/>
-                <w:sz w:val="18"/>
-              </w:rPr>
-              <w:t>Gửi request không có Authorization header</w:t>
-            </w:r>
-          </w:p>
-        </w:tc>
-        <w:tc>
-          <w:tcPr>
-            <w:tcW w:type="dxa" w:w="1584"/>
-            <w:shd w:fill="FFFFFF"/>
-            <w:tcMar>
-              <w:top w:w="80" w:type="dxa"/>
-              <w:bottom w:w="80" w:type="dxa"/>
-              <w:left w:w="100" w:type="dxa"/>
-              <w:right w:w="100" w:type="dxa"/>
-            </w:tcMar>
-          </w:tcPr>
-          <w:p>
-            <w:r>
-              <w:rPr>
-                <w:rFonts w:ascii="Arial" w:hAnsi="Arial"/>
-                <w:color w:val="2C3E50"/>
-                <w:sz w:val="18"/>
-              </w:rPr>
-              <w:t>401 Unauthorized</w:t>
-            </w:r>
-          </w:p>
-        </w:tc>
-      </w:tr>
-    </w:tbl>
-    <w:p>
-      <w:pPr>
-        <w:spacing w:after="120"/>
-      </w:pPr>
-    </w:p>
-    <w:p>
-      <w:pPr>
-        <w:pStyle w:val="Heading2"/>
-        <w:keepNext/>
-        <w:spacing w:before="200" w:after="80"/>
-      </w:pPr>
-      <w:r>
-        <w:rPr>
-          <w:rFonts w:ascii="Arial" w:hAnsi="Arial"/>
-          <w:b/>
-          <w:color w:val="2980B9"/>
-          <w:sz w:val="26"/>
-        </w:rPr>
-        <w:t>5.2. Bảng 18 Test Cases cho tài nguyên Correspondents (/api/correspondents/) - Do TV4 phụ trách</w:t>
-      </w:r>
-    </w:p>
-    <w:tbl>
-      <w:tblPr>
-        <w:tblW w:type="auto" w:w="0"/>
-        <w:jc w:val="center"/>
-        <w:tblLook w:firstColumn="1" w:firstRow="1" w:lastColumn="0" w:lastRow="0" w:noHBand="0" w:noVBand="1" w:val="04A0"/>
-      </w:tblPr>
-      <w:tblGrid>
-        <w:gridCol w:w="2016"/>
-        <w:gridCol w:w="2016"/>
-        <w:gridCol w:w="2016"/>
-        <w:gridCol w:w="2016"/>
-        <w:gridCol w:w="2016"/>
-      </w:tblGrid>
-      <w:tr>
-        <w:tc>
-          <w:tcPr>
-            <w:tcW w:type="dxa" w:w="1440"/>
-            <w:shd w:fill="2980B9"/>
-            <w:tcMar>
-              <w:top w:w="100" w:type="dxa"/>
-              <w:bottom w:w="100" w:type="dxa"/>
-              <w:left w:w="100" w:type="dxa"/>
-              <w:right w:w="100" w:type="dxa"/>
-            </w:tcMar>
-          </w:tcPr>
-          <w:p>
-            <w:pPr>
-              <w:jc w:val="center"/>
-            </w:pPr>
-            <w:r>
-              <w:rPr>
-                <w:rFonts w:ascii="Arial" w:hAnsi="Arial"/>
-                <w:b/>
-                <w:color w:val="FFFFFF"/>
-                <w:sz w:val="19"/>
-              </w:rPr>
-              <w:t>Mã TC</w:t>
-            </w:r>
-          </w:p>
-        </w:tc>
-        <w:tc>
-          <w:tcPr>
-            <w:tcW w:type="dxa" w:w="2448"/>
-            <w:shd w:fill="2980B9"/>
-            <w:tcMar>
-              <w:top w:w="100" w:type="dxa"/>
-              <w:bottom w:w="100" w:type="dxa"/>
-              <w:left w:w="100" w:type="dxa"/>
-              <w:right w:w="100" w:type="dxa"/>
-            </w:tcMar>
-          </w:tcPr>
-          <w:p>
-            <w:pPr>
-              <w:jc w:val="center"/>
-            </w:pPr>
-            <w:r>
-              <w:rPr>
-                <w:rFonts w:ascii="Arial" w:hAnsi="Arial"/>
-                <w:b/>
-                <w:color w:val="FFFFFF"/>
-                <w:sz w:val="19"/>
-              </w:rPr>
-              <w:t>Method + URL</w:t>
-            </w:r>
-          </w:p>
-        </w:tc>
-        <w:tc>
-          <w:tcPr>
-            <w:tcW w:type="dxa" w:w="2160"/>
-            <w:shd w:fill="2980B9"/>
-            <w:tcMar>
-              <w:top w:w="100" w:type="dxa"/>
-              <w:bottom w:w="100" w:type="dxa"/>
-              <w:left w:w="100" w:type="dxa"/>
-              <w:right w:w="100" w:type="dxa"/>
-            </w:tcMar>
-          </w:tcPr>
-          <w:p>
-            <w:pPr>
-              <w:jc w:val="center"/>
-            </w:pPr>
-            <w:r>
-              <w:rPr>
-                <w:rFonts w:ascii="Arial" w:hAnsi="Arial"/>
-                <w:b/>
-                <w:color w:val="FFFFFF"/>
-                <w:sz w:val="19"/>
-              </w:rPr>
-              <w:t>Kỹ thuật kiểm thử</w:t>
-            </w:r>
-          </w:p>
-        </w:tc>
-        <w:tc>
-          <w:tcPr>
-            <w:tcW w:type="dxa" w:w="3024"/>
-            <w:shd w:fill="2980B9"/>
-            <w:tcMar>
-              <w:top w:w="100" w:type="dxa"/>
-              <w:bottom w:w="100" w:type="dxa"/>
-              <w:left w:w="100" w:type="dxa"/>
-              <w:right w:w="100" w:type="dxa"/>
-            </w:tcMar>
-          </w:tcPr>
-          <w:p>
-            <w:pPr>
-              <w:jc w:val="center"/>
-            </w:pPr>
-            <w:r>
-              <w:rPr>
-                <w:rFonts w:ascii="Arial" w:hAnsi="Arial"/>
-                <w:b/>
-                <w:color w:val="FFFFFF"/>
-                <w:sz w:val="19"/>
-              </w:rPr>
-              <w:t>Mục tiêu kiểm thử</w:t>
-            </w:r>
-          </w:p>
-        </w:tc>
-        <w:tc>
-          <w:tcPr>
-            <w:tcW w:type="dxa" w:w="1584"/>
-            <w:shd w:fill="2980B9"/>
-            <w:tcMar>
-              <w:top w:w="100" w:type="dxa"/>
-              <w:bottom w:w="100" w:type="dxa"/>
-              <w:left w:w="100" w:type="dxa"/>
-              <w:right w:w="100" w:type="dxa"/>
-            </w:tcMar>
-          </w:tcPr>
-          <w:p>
-            <w:pPr>
-              <w:jc w:val="center"/>
-            </w:pPr>
-            <w:r>
-              <w:rPr>
-                <w:rFonts w:ascii="Arial" w:hAnsi="Arial"/>
-                <w:b/>
-                <w:color w:val="FFFFFF"/>
-                <w:sz w:val="19"/>
-              </w:rPr>
-              <w:t>Mong đợi</w:t>
-            </w:r>
-          </w:p>
-        </w:tc>
-      </w:tr>
-      <w:tr>
-        <w:tc>
-          <w:tcPr>
-            <w:tcW w:type="dxa" w:w="1440"/>
-            <w:shd w:fill="FFFFFF"/>
-            <w:tcMar>
-              <w:top w:w="80" w:type="dxa"/>
-              <w:bottom w:w="80" w:type="dxa"/>
-              <w:left w:w="100" w:type="dxa"/>
-              <w:right w:w="100" w:type="dxa"/>
-            </w:tcMar>
-          </w:tcPr>
-          <w:p>
-            <w:r>
-              <w:rPr>
-                <w:rFonts w:ascii="Arial" w:hAnsi="Arial"/>
-                <w:color w:val="2C3E50"/>
-                <w:sz w:val="18"/>
-              </w:rPr>
-              <w:t>TC-CORR-01</w:t>
-            </w:r>
-          </w:p>
-        </w:tc>
-        <w:tc>
-          <w:tcPr>
-            <w:tcW w:type="dxa" w:w="2448"/>
-            <w:shd w:fill="FFFFFF"/>
-            <w:tcMar>
-              <w:top w:w="80" w:type="dxa"/>
-              <w:bottom w:w="80" w:type="dxa"/>
-              <w:left w:w="100" w:type="dxa"/>
-              <w:right w:w="100" w:type="dxa"/>
-            </w:tcMar>
-          </w:tcPr>
-          <w:p>
-            <w:r>
-              <w:rPr>
-                <w:rFonts w:ascii="Arial" w:hAnsi="Arial"/>
-                <w:color w:val="2C3E50"/>
-                <w:sz w:val="18"/>
-              </w:rPr>
-              <w:t>POST /api/correspondents/</w:t>
-            </w:r>
-          </w:p>
-        </w:tc>
-        <w:tc>
-          <w:tcPr>
-            <w:tcW w:type="dxa" w:w="2160"/>
-            <w:shd w:fill="FFFFFF"/>
-            <w:tcMar>
-              <w:top w:w="80" w:type="dxa"/>
-              <w:bottom w:w="80" w:type="dxa"/>
-              <w:left w:w="100" w:type="dxa"/>
-              <w:right w:w="100" w:type="dxa"/>
-            </w:tcMar>
-          </w:tcPr>
-          <w:p>
-            <w:r>
-              <w:rPr>
-                <w:rFonts w:ascii="Arial" w:hAnsi="Arial"/>
-                <w:color w:val="2C3E50"/>
-                <w:sz w:val="18"/>
-              </w:rPr>
-              <w:t>Phân vùng tương đương</w:t>
-            </w:r>
-          </w:p>
-        </w:tc>
-        <w:tc>
-          <w:tcPr>
-            <w:tcW w:type="dxa" w:w="3024"/>
-            <w:shd w:fill="FFFFFF"/>
-            <w:tcMar>
-              <w:top w:w="80" w:type="dxa"/>
-              <w:bottom w:w="80" w:type="dxa"/>
-              <w:left w:w="100" w:type="dxa"/>
-              <w:right w:w="100" w:type="dxa"/>
-            </w:tcMar>
-          </w:tcPr>
-          <w:p>
-            <w:r>
-              <w:rPr>
-                <w:rFonts w:ascii="Arial" w:hAnsi="Arial"/>
-                <w:color w:val="2C3E50"/>
-                <w:sz w:val="18"/>
-              </w:rPr>
-              <w:t>Tạo Correspondent chỉ với name bắt buộc</w:t>
-            </w:r>
-          </w:p>
-        </w:tc>
-        <w:tc>
-          <w:tcPr>
-            <w:tcW w:type="dxa" w:w="1584"/>
-            <w:shd w:fill="FFFFFF"/>
-            <w:tcMar>
-              <w:top w:w="80" w:type="dxa"/>
-              <w:bottom w:w="80" w:type="dxa"/>
-              <w:left w:w="100" w:type="dxa"/>
-              <w:right w:w="100" w:type="dxa"/>
-            </w:tcMar>
-          </w:tcPr>
-          <w:p>
-            <w:r>
-              <w:rPr>
-                <w:rFonts w:ascii="Arial" w:hAnsi="Arial"/>
-                <w:color w:val="2C3E50"/>
-                <w:sz w:val="18"/>
-              </w:rPr>
-              <w:t>201 Created</w:t>
-            </w:r>
-          </w:p>
-        </w:tc>
-      </w:tr>
-      <w:tr>
-        <w:tc>
-          <w:tcPr>
-            <w:tcW w:type="dxa" w:w="1440"/>
-            <w:shd w:fill="F8F9F9"/>
-            <w:tcMar>
-              <w:top w:w="80" w:type="dxa"/>
-              <w:bottom w:w="80" w:type="dxa"/>
-              <w:left w:w="100" w:type="dxa"/>
-              <w:right w:w="100" w:type="dxa"/>
-            </w:tcMar>
-          </w:tcPr>
-          <w:p>
-            <w:r>
-              <w:rPr>
-                <w:rFonts w:ascii="Arial" w:hAnsi="Arial"/>
-                <w:color w:val="2C3E50"/>
-                <w:sz w:val="18"/>
-              </w:rPr>
-              <w:t>TC-CORR-02</w:t>
-            </w:r>
-          </w:p>
-        </w:tc>
-        <w:tc>
-          <w:tcPr>
-            <w:tcW w:type="dxa" w:w="2448"/>
-            <w:shd w:fill="F8F9F9"/>
-            <w:tcMar>
-              <w:top w:w="80" w:type="dxa"/>
-              <w:bottom w:w="80" w:type="dxa"/>
-              <w:left w:w="100" w:type="dxa"/>
-              <w:right w:w="100" w:type="dxa"/>
-            </w:tcMar>
-          </w:tcPr>
-          <w:p>
-            <w:r>
-              <w:rPr>
-                <w:rFonts w:ascii="Arial" w:hAnsi="Arial"/>
-                <w:color w:val="2C3E50"/>
-                <w:sz w:val="18"/>
-              </w:rPr>
-              <w:t>POST /api/correspondents/</w:t>
-            </w:r>
-          </w:p>
-        </w:tc>
-        <w:tc>
-          <w:tcPr>
-            <w:tcW w:type="dxa" w:w="2160"/>
-            <w:shd w:fill="F8F9F9"/>
-            <w:tcMar>
-              <w:top w:w="80" w:type="dxa"/>
-              <w:bottom w:w="80" w:type="dxa"/>
-              <w:left w:w="100" w:type="dxa"/>
-              <w:right w:w="100" w:type="dxa"/>
-            </w:tcMar>
-          </w:tcPr>
-          <w:p>
-            <w:r>
-              <w:rPr>
-                <w:rFonts w:ascii="Arial" w:hAnsi="Arial"/>
-                <w:color w:val="2C3E50"/>
-                <w:sz w:val="18"/>
-              </w:rPr>
-              <w:t>Phân vùng tương đương</w:t>
-            </w:r>
-          </w:p>
-        </w:tc>
-        <w:tc>
-          <w:tcPr>
-            <w:tcW w:type="dxa" w:w="3024"/>
-            <w:shd w:fill="F8F9F9"/>
-            <w:tcMar>
-              <w:top w:w="80" w:type="dxa"/>
-              <w:bottom w:w="80" w:type="dxa"/>
-              <w:left w:w="100" w:type="dxa"/>
-              <w:right w:w="100" w:type="dxa"/>
-            </w:tcMar>
-          </w:tcPr>
-          <w:p>
-            <w:r>
-              <w:rPr>
-                <w:rFonts w:ascii="Arial" w:hAnsi="Arial"/>
-                <w:color w:val="2C3E50"/>
-                <w:sz w:val="18"/>
-              </w:rPr>
-              <w:t>Tạo với đầy đủ match, matching_algorithm</w:t>
-            </w:r>
-          </w:p>
-        </w:tc>
-        <w:tc>
-          <w:tcPr>
-            <w:tcW w:type="dxa" w:w="1584"/>
-            <w:shd w:fill="F8F9F9"/>
-            <w:tcMar>
-              <w:top w:w="80" w:type="dxa"/>
-              <w:bottom w:w="80" w:type="dxa"/>
-              <w:left w:w="100" w:type="dxa"/>
-              <w:right w:w="100" w:type="dxa"/>
-            </w:tcMar>
-          </w:tcPr>
-          <w:p>
-            <w:r>
-              <w:rPr>
-                <w:rFonts w:ascii="Arial" w:hAnsi="Arial"/>
-                <w:color w:val="2C3E50"/>
-                <w:sz w:val="18"/>
-              </w:rPr>
-              <w:t>201 Created</w:t>
-            </w:r>
-          </w:p>
-        </w:tc>
-      </w:tr>
-      <w:tr>
-        <w:tc>
-          <w:tcPr>
-            <w:tcW w:type="dxa" w:w="1440"/>
-            <w:shd w:fill="FFFFFF"/>
-            <w:tcMar>
-              <w:top w:w="80" w:type="dxa"/>
-              <w:bottom w:w="80" w:type="dxa"/>
-              <w:left w:w="100" w:type="dxa"/>
-              <w:right w:w="100" w:type="dxa"/>
-            </w:tcMar>
-          </w:tcPr>
-          <w:p>
-            <w:r>
-              <w:rPr>
-                <w:rFonts w:ascii="Arial" w:hAnsi="Arial"/>
-                <w:color w:val="2C3E50"/>
-                <w:sz w:val="18"/>
-              </w:rPr>
-              <w:t>TC-CORR-03</w:t>
-            </w:r>
-          </w:p>
-        </w:tc>
-        <w:tc>
-          <w:tcPr>
-            <w:tcW w:type="dxa" w:w="2448"/>
-            <w:shd w:fill="FFFFFF"/>
-            <w:tcMar>
-              <w:top w:w="80" w:type="dxa"/>
-              <w:bottom w:w="80" w:type="dxa"/>
-              <w:left w:w="100" w:type="dxa"/>
-              <w:right w:w="100" w:type="dxa"/>
-            </w:tcMar>
-          </w:tcPr>
-          <w:p>
-            <w:r>
-              <w:rPr>
-                <w:rFonts w:ascii="Arial" w:hAnsi="Arial"/>
-                <w:color w:val="2C3E50"/>
-                <w:sz w:val="18"/>
-              </w:rPr>
-              <w:t>POST /api/correspondents/</w:t>
-            </w:r>
-          </w:p>
-        </w:tc>
-        <w:tc>
-          <w:tcPr>
-            <w:tcW w:type="dxa" w:w="2160"/>
-            <w:shd w:fill="FFFFFF"/>
-            <w:tcMar>
-              <w:top w:w="80" w:type="dxa"/>
-              <w:bottom w:w="80" w:type="dxa"/>
-              <w:left w:w="100" w:type="dxa"/>
-              <w:right w:w="100" w:type="dxa"/>
-            </w:tcMar>
-          </w:tcPr>
-          <w:p>
-            <w:r>
-              <w:rPr>
-                <w:rFonts w:ascii="Arial" w:hAnsi="Arial"/>
-                <w:color w:val="2C3E50"/>
-                <w:sz w:val="18"/>
-              </w:rPr>
-              <w:t>Phân vùng tương đương</w:t>
-            </w:r>
-          </w:p>
-        </w:tc>
-        <w:tc>
-          <w:tcPr>
-            <w:tcW w:type="dxa" w:w="3024"/>
-            <w:shd w:fill="FFFFFF"/>
-            <w:tcMar>
-              <w:top w:w="80" w:type="dxa"/>
-              <w:bottom w:w="80" w:type="dxa"/>
-              <w:left w:w="100" w:type="dxa"/>
-              <w:right w:w="100" w:type="dxa"/>
-            </w:tcMar>
-          </w:tcPr>
-          <w:p>
-            <w:r>
-              <w:rPr>
-                <w:rFonts w:ascii="Arial" w:hAnsi="Arial"/>
-                <w:color w:val="2C3E50"/>
-                <w:sz w:val="18"/>
-              </w:rPr>
-              <w:t>Tạo thiếu trường bắt buộc name</w:t>
-            </w:r>
-          </w:p>
-        </w:tc>
-        <w:tc>
-          <w:tcPr>
-            <w:tcW w:type="dxa" w:w="1584"/>
-            <w:shd w:fill="FFFFFF"/>
-            <w:tcMar>
-              <w:top w:w="80" w:type="dxa"/>
-              <w:bottom w:w="80" w:type="dxa"/>
-              <w:left w:w="100" w:type="dxa"/>
-              <w:right w:w="100" w:type="dxa"/>
-            </w:tcMar>
-          </w:tcPr>
-          <w:p>
-            <w:r>
-              <w:rPr>
-                <w:rFonts w:ascii="Arial" w:hAnsi="Arial"/>
-                <w:color w:val="2C3E50"/>
-                <w:sz w:val="18"/>
-              </w:rPr>
-              <w:t>400 Bad Request</w:t>
-            </w:r>
-          </w:p>
-        </w:tc>
-      </w:tr>
-      <w:tr>
-        <w:tc>
-          <w:tcPr>
-            <w:tcW w:type="dxa" w:w="1440"/>
-            <w:shd w:fill="F8F9F9"/>
-            <w:tcMar>
-              <w:top w:w="80" w:type="dxa"/>
-              <w:bottom w:w="80" w:type="dxa"/>
-              <w:left w:w="100" w:type="dxa"/>
-              <w:right w:w="100" w:type="dxa"/>
-            </w:tcMar>
-          </w:tcPr>
-          <w:p>
-            <w:r>
-              <w:rPr>
-                <w:rFonts w:ascii="Arial" w:hAnsi="Arial"/>
-                <w:color w:val="2C3E50"/>
-                <w:sz w:val="18"/>
-              </w:rPr>
-              <w:t>TC-CORR-04</w:t>
-            </w:r>
-          </w:p>
-        </w:tc>
-        <w:tc>
-          <w:tcPr>
-            <w:tcW w:type="dxa" w:w="2448"/>
-            <w:shd w:fill="F8F9F9"/>
-            <w:tcMar>
-              <w:top w:w="80" w:type="dxa"/>
-              <w:bottom w:w="80" w:type="dxa"/>
-              <w:left w:w="100" w:type="dxa"/>
-              <w:right w:w="100" w:type="dxa"/>
-            </w:tcMar>
-          </w:tcPr>
-          <w:p>
-            <w:r>
-              <w:rPr>
-                <w:rFonts w:ascii="Arial" w:hAnsi="Arial"/>
-                <w:color w:val="2C3E50"/>
-                <w:sz w:val="18"/>
-              </w:rPr>
-              <w:t>POST /api/correspondents/</w:t>
-            </w:r>
-          </w:p>
-        </w:tc>
-        <w:tc>
-          <w:tcPr>
-            <w:tcW w:type="dxa" w:w="2160"/>
-            <w:shd w:fill="F8F9F9"/>
-            <w:tcMar>
-              <w:top w:w="80" w:type="dxa"/>
-              <w:bottom w:w="80" w:type="dxa"/>
-              <w:left w:w="100" w:type="dxa"/>
-              <w:right w:w="100" w:type="dxa"/>
-            </w:tcMar>
-          </w:tcPr>
-          <w:p>
-            <w:r>
-              <w:rPr>
-                <w:rFonts w:ascii="Arial" w:hAnsi="Arial"/>
-                <w:color w:val="2C3E50"/>
-                <w:sz w:val="18"/>
-              </w:rPr>
-              <w:t>Phân tích giá trị biên</w:t>
-            </w:r>
-          </w:p>
-        </w:tc>
-        <w:tc>
-          <w:tcPr>
-            <w:tcW w:type="dxa" w:w="3024"/>
-            <w:shd w:fill="F8F9F9"/>
-            <w:tcMar>
-              <w:top w:w="80" w:type="dxa"/>
-              <w:bottom w:w="80" w:type="dxa"/>
-              <w:left w:w="100" w:type="dxa"/>
-              <w:right w:w="100" w:type="dxa"/>
-            </w:tcMar>
-          </w:tcPr>
-          <w:p>
-            <w:r>
-              <w:rPr>
-                <w:rFonts w:ascii="Arial" w:hAnsi="Arial"/>
-                <w:color w:val="2C3E50"/>
-                <w:sz w:val="18"/>
-              </w:rPr>
-              <w:t>Tạo với name là chuỗi rỗng ""</w:t>
-            </w:r>
-          </w:p>
-        </w:tc>
-        <w:tc>
-          <w:tcPr>
-            <w:tcW w:type="dxa" w:w="1584"/>
-            <w:shd w:fill="F8F9F9"/>
-            <w:tcMar>
-              <w:top w:w="80" w:type="dxa"/>
-              <w:bottom w:w="80" w:type="dxa"/>
-              <w:left w:w="100" w:type="dxa"/>
-              <w:right w:w="100" w:type="dxa"/>
-            </w:tcMar>
-          </w:tcPr>
-          <w:p>
-            <w:r>
-              <w:rPr>
-                <w:rFonts w:ascii="Arial" w:hAnsi="Arial"/>
-                <w:color w:val="2C3E50"/>
-                <w:sz w:val="18"/>
-              </w:rPr>
-              <w:t>400 Bad Request</w:t>
-            </w:r>
-          </w:p>
-        </w:tc>
-      </w:tr>
-      <w:tr>
-        <w:tc>
-          <w:tcPr>
-            <w:tcW w:type="dxa" w:w="1440"/>
-            <w:shd w:fill="FFFFFF"/>
-            <w:tcMar>
-              <w:top w:w="80" w:type="dxa"/>
-              <w:bottom w:w="80" w:type="dxa"/>
-              <w:left w:w="100" w:type="dxa"/>
-              <w:right w:w="100" w:type="dxa"/>
-            </w:tcMar>
-          </w:tcPr>
-          <w:p>
-            <w:r>
-              <w:rPr>
-                <w:rFonts w:ascii="Arial" w:hAnsi="Arial"/>
-                <w:color w:val="2C3E50"/>
-                <w:sz w:val="18"/>
-              </w:rPr>
-              <w:t>TC-CORR-05</w:t>
-            </w:r>
-          </w:p>
-        </w:tc>
-        <w:tc>
-          <w:tcPr>
-            <w:tcW w:type="dxa" w:w="2448"/>
-            <w:shd w:fill="FFFFFF"/>
-            <w:tcMar>
-              <w:top w:w="80" w:type="dxa"/>
-              <w:bottom w:w="80" w:type="dxa"/>
-              <w:left w:w="100" w:type="dxa"/>
-              <w:right w:w="100" w:type="dxa"/>
-            </w:tcMar>
-          </w:tcPr>
-          <w:p>
-            <w:r>
-              <w:rPr>
-                <w:rFonts w:ascii="Arial" w:hAnsi="Arial"/>
-                <w:color w:val="2C3E50"/>
-                <w:sz w:val="18"/>
-              </w:rPr>
-              <w:t>POST /api/correspondents/</w:t>
-            </w:r>
-          </w:p>
-        </w:tc>
-        <w:tc>
-          <w:tcPr>
-            <w:tcW w:type="dxa" w:w="2160"/>
-            <w:shd w:fill="FFFFFF"/>
-            <w:tcMar>
-              <w:top w:w="80" w:type="dxa"/>
-              <w:bottom w:w="80" w:type="dxa"/>
-              <w:left w:w="100" w:type="dxa"/>
-              <w:right w:w="100" w:type="dxa"/>
-            </w:tcMar>
-          </w:tcPr>
-          <w:p>
-            <w:r>
-              <w:rPr>
-                <w:rFonts w:ascii="Arial" w:hAnsi="Arial"/>
-                <w:color w:val="2C3E50"/>
-                <w:sz w:val="18"/>
-              </w:rPr>
-              <w:t>Phân tích giá trị biên</w:t>
-            </w:r>
-          </w:p>
-        </w:tc>
-        <w:tc>
-          <w:tcPr>
-            <w:tcW w:type="dxa" w:w="3024"/>
-            <w:shd w:fill="FFFFFF"/>
-            <w:tcMar>
-              <w:top w:w="80" w:type="dxa"/>
-              <w:bottom w:w="80" w:type="dxa"/>
-              <w:left w:w="100" w:type="dxa"/>
-              <w:right w:w="100" w:type="dxa"/>
-            </w:tcMar>
-          </w:tcPr>
-          <w:p>
-            <w:r>
-              <w:rPr>
-                <w:rFonts w:ascii="Arial" w:hAnsi="Arial"/>
-                <w:color w:val="2C3E50"/>
-                <w:sz w:val="18"/>
-              </w:rPr>
-              <w:t>Tạo với name đúng 128 ký tự</w:t>
-            </w:r>
-          </w:p>
-        </w:tc>
-        <w:tc>
-          <w:tcPr>
-            <w:tcW w:type="dxa" w:w="1584"/>
-            <w:shd w:fill="FFFFFF"/>
-            <w:tcMar>
-              <w:top w:w="80" w:type="dxa"/>
-              <w:bottom w:w="80" w:type="dxa"/>
-              <w:left w:w="100" w:type="dxa"/>
-              <w:right w:w="100" w:type="dxa"/>
-            </w:tcMar>
-          </w:tcPr>
-          <w:p>
-            <w:r>
-              <w:rPr>
-                <w:rFonts w:ascii="Arial" w:hAnsi="Arial"/>
-                <w:color w:val="2C3E50"/>
-                <w:sz w:val="18"/>
-              </w:rPr>
-              <w:t>201 Created</w:t>
-            </w:r>
-          </w:p>
-        </w:tc>
-      </w:tr>
-      <w:tr>
-        <w:tc>
-          <w:tcPr>
-            <w:tcW w:type="dxa" w:w="1440"/>
-            <w:shd w:fill="F8F9F9"/>
-            <w:tcMar>
-              <w:top w:w="80" w:type="dxa"/>
-              <w:bottom w:w="80" w:type="dxa"/>
-              <w:left w:w="100" w:type="dxa"/>
-              <w:right w:w="100" w:type="dxa"/>
-            </w:tcMar>
-          </w:tcPr>
-          <w:p>
-            <w:r>
-              <w:rPr>
-                <w:rFonts w:ascii="Arial" w:hAnsi="Arial"/>
-                <w:color w:val="2C3E50"/>
-                <w:sz w:val="18"/>
-              </w:rPr>
-              <w:t>TC-CORR-06</w:t>
-            </w:r>
-          </w:p>
-        </w:tc>
-        <w:tc>
-          <w:tcPr>
-            <w:tcW w:type="dxa" w:w="2448"/>
-            <w:shd w:fill="F8F9F9"/>
-            <w:tcMar>
-              <w:top w:w="80" w:type="dxa"/>
-              <w:bottom w:w="80" w:type="dxa"/>
-              <w:left w:w="100" w:type="dxa"/>
-              <w:right w:w="100" w:type="dxa"/>
-            </w:tcMar>
-          </w:tcPr>
-          <w:p>
-            <w:r>
-              <w:rPr>
-                <w:rFonts w:ascii="Arial" w:hAnsi="Arial"/>
-                <w:color w:val="2C3E50"/>
-                <w:sz w:val="18"/>
-              </w:rPr>
-              <w:t>POST /api/correspondents/</w:t>
-            </w:r>
-          </w:p>
-        </w:tc>
-        <w:tc>
-          <w:tcPr>
-            <w:tcW w:type="dxa" w:w="2160"/>
-            <w:shd w:fill="F8F9F9"/>
-            <w:tcMar>
-              <w:top w:w="80" w:type="dxa"/>
-              <w:bottom w:w="80" w:type="dxa"/>
-              <w:left w:w="100" w:type="dxa"/>
-              <w:right w:w="100" w:type="dxa"/>
-            </w:tcMar>
-          </w:tcPr>
-          <w:p>
-            <w:r>
-              <w:rPr>
-                <w:rFonts w:ascii="Arial" w:hAnsi="Arial"/>
-                <w:color w:val="2C3E50"/>
-                <w:sz w:val="18"/>
-              </w:rPr>
-              <w:t>Phân tích giá trị biên</w:t>
-            </w:r>
-          </w:p>
-        </w:tc>
-        <w:tc>
-          <w:tcPr>
-            <w:tcW w:type="dxa" w:w="3024"/>
-            <w:shd w:fill="F8F9F9"/>
-            <w:tcMar>
-              <w:top w:w="80" w:type="dxa"/>
-              <w:bottom w:w="80" w:type="dxa"/>
-              <w:left w:w="100" w:type="dxa"/>
-              <w:right w:w="100" w:type="dxa"/>
-            </w:tcMar>
-          </w:tcPr>
-          <w:p>
-            <w:r>
-              <w:rPr>
-                <w:rFonts w:ascii="Arial" w:hAnsi="Arial"/>
-                <w:color w:val="2C3E50"/>
-                <w:sz w:val="18"/>
-              </w:rPr>
-              <w:t>Tạo với name dài 129 ký tự</w:t>
-            </w:r>
-          </w:p>
-        </w:tc>
-        <w:tc>
-          <w:tcPr>
-            <w:tcW w:type="dxa" w:w="1584"/>
-            <w:shd w:fill="F8F9F9"/>
-            <w:tcMar>
-              <w:top w:w="80" w:type="dxa"/>
-              <w:bottom w:w="80" w:type="dxa"/>
-              <w:left w:w="100" w:type="dxa"/>
-              <w:right w:w="100" w:type="dxa"/>
-            </w:tcMar>
-          </w:tcPr>
-          <w:p>
-            <w:r>
-              <w:rPr>
-                <w:rFonts w:ascii="Arial" w:hAnsi="Arial"/>
-                <w:color w:val="2C3E50"/>
-                <w:sz w:val="18"/>
-              </w:rPr>
-              <w:t>400 Bad Request</w:t>
-            </w:r>
-          </w:p>
-        </w:tc>
-      </w:tr>
-      <w:tr>
-        <w:tc>
-          <w:tcPr>
-            <w:tcW w:type="dxa" w:w="1440"/>
-            <w:shd w:fill="FFFFFF"/>
-            <w:tcMar>
-              <w:top w:w="80" w:type="dxa"/>
-              <w:bottom w:w="80" w:type="dxa"/>
-              <w:left w:w="100" w:type="dxa"/>
-              <w:right w:w="100" w:type="dxa"/>
-            </w:tcMar>
-          </w:tcPr>
-          <w:p>
-            <w:r>
-              <w:rPr>
-                <w:rFonts w:ascii="Arial" w:hAnsi="Arial"/>
-                <w:color w:val="2C3E50"/>
-                <w:sz w:val="18"/>
-              </w:rPr>
-              <w:t>TC-CORR-07</w:t>
-            </w:r>
-          </w:p>
-        </w:tc>
-        <w:tc>
-          <w:tcPr>
-            <w:tcW w:type="dxa" w:w="2448"/>
-            <w:shd w:fill="FFFFFF"/>
-            <w:tcMar>
-              <w:top w:w="80" w:type="dxa"/>
-              <w:bottom w:w="80" w:type="dxa"/>
-              <w:left w:w="100" w:type="dxa"/>
-              <w:right w:w="100" w:type="dxa"/>
-            </w:tcMar>
-          </w:tcPr>
-          <w:p>
-            <w:r>
-              <w:rPr>
-                <w:rFonts w:ascii="Arial" w:hAnsi="Arial"/>
-                <w:color w:val="2C3E50"/>
-                <w:sz w:val="18"/>
-              </w:rPr>
-              <w:t>POST /api/correspondents/</w:t>
-            </w:r>
-          </w:p>
-        </w:tc>
-        <w:tc>
-          <w:tcPr>
-            <w:tcW w:type="dxa" w:w="2160"/>
-            <w:shd w:fill="FFFFFF"/>
-            <w:tcMar>
-              <w:top w:w="80" w:type="dxa"/>
-              <w:bottom w:w="80" w:type="dxa"/>
-              <w:left w:w="100" w:type="dxa"/>
-              <w:right w:w="100" w:type="dxa"/>
-            </w:tcMar>
-          </w:tcPr>
-          <w:p>
-            <w:r>
-              <w:rPr>
-                <w:rFonts w:ascii="Arial" w:hAnsi="Arial"/>
-                <w:color w:val="2C3E50"/>
-                <w:sz w:val="18"/>
-              </w:rPr>
-              <w:t>Kiểm thử tính duy nhất</w:t>
-            </w:r>
-          </w:p>
-        </w:tc>
-        <w:tc>
-          <w:tcPr>
-            <w:tcW w:type="dxa" w:w="3024"/>
-            <w:shd w:fill="FFFFFF"/>
-            <w:tcMar>
-              <w:top w:w="80" w:type="dxa"/>
-              <w:bottom w:w="80" w:type="dxa"/>
-              <w:left w:w="100" w:type="dxa"/>
-              <w:right w:w="100" w:type="dxa"/>
-            </w:tcMar>
-          </w:tcPr>
-          <w:p>
-            <w:r>
-              <w:rPr>
-                <w:rFonts w:ascii="Arial" w:hAnsi="Arial"/>
-                <w:color w:val="2C3E50"/>
-                <w:sz w:val="18"/>
-              </w:rPr>
-              <w:t>Tạo Correspondent trùng tên đã có</w:t>
-            </w:r>
-          </w:p>
-        </w:tc>
-        <w:tc>
-          <w:tcPr>
-            <w:tcW w:type="dxa" w:w="1584"/>
-            <w:shd w:fill="FFFFFF"/>
-            <w:tcMar>
-              <w:top w:w="80" w:type="dxa"/>
-              <w:bottom w:w="80" w:type="dxa"/>
-              <w:left w:w="100" w:type="dxa"/>
-              <w:right w:w="100" w:type="dxa"/>
-            </w:tcMar>
-          </w:tcPr>
-          <w:p>
-            <w:r>
-              <w:rPr>
-                <w:rFonts w:ascii="Arial" w:hAnsi="Arial"/>
-                <w:color w:val="2C3E50"/>
-                <w:sz w:val="18"/>
-              </w:rPr>
-              <w:t>400 Bad Request</w:t>
-            </w:r>
-          </w:p>
-        </w:tc>
-      </w:tr>
-      <w:tr>
-        <w:tc>
-          <w:tcPr>
-            <w:tcW w:type="dxa" w:w="1440"/>
-            <w:shd w:fill="F8F9F9"/>
-            <w:tcMar>
-              <w:top w:w="80" w:type="dxa"/>
-              <w:bottom w:w="80" w:type="dxa"/>
-              <w:left w:w="100" w:type="dxa"/>
-              <w:right w:w="100" w:type="dxa"/>
-            </w:tcMar>
-          </w:tcPr>
-          <w:p>
-            <w:r>
-              <w:rPr>
-                <w:rFonts w:ascii="Arial" w:hAnsi="Arial"/>
-                <w:color w:val="2C3E50"/>
-                <w:sz w:val="18"/>
-              </w:rPr>
-              <w:t>TC-CORR-08</w:t>
-            </w:r>
-          </w:p>
-        </w:tc>
-        <w:tc>
-          <w:tcPr>
-            <w:tcW w:type="dxa" w:w="2448"/>
-            <w:shd w:fill="F8F9F9"/>
-            <w:tcMar>
-              <w:top w:w="80" w:type="dxa"/>
-              <w:bottom w:w="80" w:type="dxa"/>
-              <w:left w:w="100" w:type="dxa"/>
-              <w:right w:w="100" w:type="dxa"/>
-            </w:tcMar>
-          </w:tcPr>
-          <w:p>
-            <w:r>
-              <w:rPr>
-                <w:rFonts w:ascii="Arial" w:hAnsi="Arial"/>
-                <w:color w:val="2C3E50"/>
-                <w:sz w:val="18"/>
-              </w:rPr>
-              <w:t>POST /api/correspondents/</w:t>
-            </w:r>
-          </w:p>
-        </w:tc>
-        <w:tc>
-          <w:tcPr>
-            <w:tcW w:type="dxa" w:w="2160"/>
-            <w:shd w:fill="F8F9F9"/>
-            <w:tcMar>
-              <w:top w:w="80" w:type="dxa"/>
-              <w:bottom w:w="80" w:type="dxa"/>
-              <w:left w:w="100" w:type="dxa"/>
-              <w:right w:w="100" w:type="dxa"/>
-            </w:tcMar>
-          </w:tcPr>
-          <w:p>
-            <w:r>
-              <w:rPr>
-                <w:rFonts w:ascii="Arial" w:hAnsi="Arial"/>
-                <w:color w:val="2C3E50"/>
-                <w:sz w:val="18"/>
-              </w:rPr>
-              <w:t>Kiểm thử giá trị miền</w:t>
-            </w:r>
-          </w:p>
-        </w:tc>
-        <w:tc>
-          <w:tcPr>
-            <w:tcW w:type="dxa" w:w="3024"/>
-            <w:shd w:fill="F8F9F9"/>
-            <w:tcMar>
-              <w:top w:w="80" w:type="dxa"/>
-              <w:bottom w:w="80" w:type="dxa"/>
-              <w:left w:w="100" w:type="dxa"/>
-              <w:right w:w="100" w:type="dxa"/>
-            </w:tcMar>
-          </w:tcPr>
-          <w:p>
-            <w:r>
-              <w:rPr>
-                <w:rFonts w:ascii="Arial" w:hAnsi="Arial"/>
-                <w:color w:val="2C3E50"/>
-                <w:sz w:val="18"/>
-              </w:rPr>
-              <w:t>Tạo với matching_algorithm không hợp lệ (99)</w:t>
-            </w:r>
-          </w:p>
-        </w:tc>
-        <w:tc>
-          <w:tcPr>
-            <w:tcW w:type="dxa" w:w="1584"/>
-            <w:shd w:fill="F8F9F9"/>
-            <w:tcMar>
-              <w:top w:w="80" w:type="dxa"/>
-              <w:bottom w:w="80" w:type="dxa"/>
-              <w:left w:w="100" w:type="dxa"/>
-              <w:right w:w="100" w:type="dxa"/>
-            </w:tcMar>
-          </w:tcPr>
-          <w:p>
-            <w:r>
-              <w:rPr>
-                <w:rFonts w:ascii="Arial" w:hAnsi="Arial"/>
-                <w:color w:val="2C3E50"/>
-                <w:sz w:val="18"/>
-              </w:rPr>
-              <w:t>400 Bad Request</w:t>
-            </w:r>
-          </w:p>
-        </w:tc>
-      </w:tr>
-      <w:tr>
-        <w:tc>
-          <w:tcPr>
-            <w:tcW w:type="dxa" w:w="1440"/>
-            <w:shd w:fill="FFFFFF"/>
-            <w:tcMar>
-              <w:top w:w="80" w:type="dxa"/>
-              <w:bottom w:w="80" w:type="dxa"/>
-              <w:left w:w="100" w:type="dxa"/>
-              <w:right w:w="100" w:type="dxa"/>
-            </w:tcMar>
-          </w:tcPr>
-          <w:p>
-            <w:r>
-              <w:rPr>
-                <w:rFonts w:ascii="Arial" w:hAnsi="Arial"/>
-                <w:color w:val="2C3E50"/>
-                <w:sz w:val="18"/>
-              </w:rPr>
-              <w:t>TC-CORR-09</w:t>
-            </w:r>
-          </w:p>
-        </w:tc>
-        <w:tc>
-          <w:tcPr>
-            <w:tcW w:type="dxa" w:w="2448"/>
-            <w:shd w:fill="FFFFFF"/>
-            <w:tcMar>
-              <w:top w:w="80" w:type="dxa"/>
-              <w:bottom w:w="80" w:type="dxa"/>
-              <w:left w:w="100" w:type="dxa"/>
-              <w:right w:w="100" w:type="dxa"/>
-            </w:tcMar>
-          </w:tcPr>
-          <w:p>
-            <w:r>
-              <w:rPr>
-                <w:rFonts w:ascii="Arial" w:hAnsi="Arial"/>
-                <w:color w:val="2C3E50"/>
-                <w:sz w:val="18"/>
-              </w:rPr>
-              <w:t>POST /api/correspondents/</w:t>
-            </w:r>
-          </w:p>
-        </w:tc>
-        <w:tc>
-          <w:tcPr>
-            <w:tcW w:type="dxa" w:w="2160"/>
-            <w:shd w:fill="FFFFFF"/>
-            <w:tcMar>
-              <w:top w:w="80" w:type="dxa"/>
-              <w:bottom w:w="80" w:type="dxa"/>
-              <w:left w:w="100" w:type="dxa"/>
-              <w:right w:w="100" w:type="dxa"/>
-            </w:tcMar>
-          </w:tcPr>
-          <w:p>
-            <w:r>
-              <w:rPr>
-                <w:rFonts w:ascii="Arial" w:hAnsi="Arial"/>
-                <w:color w:val="2C3E50"/>
-                <w:sz w:val="18"/>
-              </w:rPr>
-              <w:t>Error Guessing (BUG-01)</w:t>
-            </w:r>
-          </w:p>
-        </w:tc>
-        <w:tc>
-          <w:tcPr>
-            <w:tcW w:type="dxa" w:w="3024"/>
-            <w:shd w:fill="FFFFFF"/>
-            <w:tcMar>
-              <w:top w:w="80" w:type="dxa"/>
-              <w:bottom w:w="80" w:type="dxa"/>
-              <w:left w:w="100" w:type="dxa"/>
-              <w:right w:w="100" w:type="dxa"/>
-            </w:tcMar>
-          </w:tcPr>
-          <w:p>
-            <w:r>
-              <w:rPr>
-                <w:rFonts w:ascii="Arial" w:hAnsi="Arial"/>
-                <w:color w:val="2C3E50"/>
-                <w:sz w:val="18"/>
-              </w:rPr>
-              <w:t>Gửi set_permissions: {"view": false}</w:t>
-            </w:r>
-          </w:p>
-        </w:tc>
-        <w:tc>
-          <w:tcPr>
-            <w:tcW w:type="dxa" w:w="1584"/>
-            <w:shd w:fill="FFFFFF"/>
-            <w:tcMar>
-              <w:top w:w="80" w:type="dxa"/>
-              <w:bottom w:w="80" w:type="dxa"/>
-              <w:left w:w="100" w:type="dxa"/>
-              <w:right w:w="100" w:type="dxa"/>
-            </w:tcMar>
-          </w:tcPr>
-          <w:p>
-            <w:r>
-              <w:rPr>
-                <w:rFonts w:ascii="Arial" w:hAnsi="Arial"/>
-                <w:color w:val="2C3E50"/>
-                <w:sz w:val="18"/>
-              </w:rPr>
-              <w:t>400 (Thực tế 500)</w:t>
-            </w:r>
-          </w:p>
-        </w:tc>
-      </w:tr>
-      <w:tr>
-        <w:tc>
-          <w:tcPr>
-            <w:tcW w:type="dxa" w:w="1440"/>
-            <w:shd w:fill="F8F9F9"/>
-            <w:tcMar>
-              <w:top w:w="80" w:type="dxa"/>
-              <w:bottom w:w="80" w:type="dxa"/>
-              <w:left w:w="100" w:type="dxa"/>
-              <w:right w:w="100" w:type="dxa"/>
-            </w:tcMar>
-          </w:tcPr>
-          <w:p>
-            <w:r>
-              <w:rPr>
-                <w:rFonts w:ascii="Arial" w:hAnsi="Arial"/>
-                <w:color w:val="2C3E50"/>
-                <w:sz w:val="18"/>
-              </w:rPr>
-              <w:t>TC-CORR-10</w:t>
-            </w:r>
-          </w:p>
-        </w:tc>
-        <w:tc>
-          <w:tcPr>
-            <w:tcW w:type="dxa" w:w="2448"/>
-            <w:shd w:fill="F8F9F9"/>
-            <w:tcMar>
-              <w:top w:w="80" w:type="dxa"/>
-              <w:bottom w:w="80" w:type="dxa"/>
-              <w:left w:w="100" w:type="dxa"/>
-              <w:right w:w="100" w:type="dxa"/>
-            </w:tcMar>
-          </w:tcPr>
-          <w:p>
-            <w:r>
-              <w:rPr>
-                <w:rFonts w:ascii="Arial" w:hAnsi="Arial"/>
-                <w:color w:val="2C3E50"/>
-                <w:sz w:val="18"/>
-              </w:rPr>
-              <w:t>POST /api/correspondents/</w:t>
-            </w:r>
-          </w:p>
-        </w:tc>
-        <w:tc>
-          <w:tcPr>
-            <w:tcW w:type="dxa" w:w="2160"/>
-            <w:shd w:fill="F8F9F9"/>
-            <w:tcMar>
-              <w:top w:w="80" w:type="dxa"/>
-              <w:bottom w:w="80" w:type="dxa"/>
-              <w:left w:w="100" w:type="dxa"/>
-              <w:right w:w="100" w:type="dxa"/>
-            </w:tcMar>
-          </w:tcPr>
-          <w:p>
-            <w:r>
-              <w:rPr>
-                <w:rFonts w:ascii="Arial" w:hAnsi="Arial"/>
-                <w:color w:val="2C3E50"/>
-                <w:sz w:val="18"/>
-              </w:rPr>
-              <w:t>Contract Testing (BUG-03)</w:t>
-            </w:r>
-          </w:p>
-        </w:tc>
-        <w:tc>
-          <w:tcPr>
-            <w:tcW w:type="dxa" w:w="3024"/>
-            <w:shd w:fill="F8F9F9"/>
-            <w:tcMar>
-              <w:top w:w="80" w:type="dxa"/>
-              <w:bottom w:w="80" w:type="dxa"/>
-              <w:left w:w="100" w:type="dxa"/>
-              <w:right w:w="100" w:type="dxa"/>
-            </w:tcMar>
-          </w:tcPr>
-          <w:p>
-            <w:r>
-              <w:rPr>
-                <w:rFonts w:ascii="Arial" w:hAnsi="Arial"/>
-                <w:color w:val="2C3E50"/>
-                <w:sz w:val="18"/>
-              </w:rPr>
-              <w:t>Kiểm tra response 201 có đủ trường bắt buộc</w:t>
-            </w:r>
-          </w:p>
-        </w:tc>
-        <w:tc>
-          <w:tcPr>
-            <w:tcW w:type="dxa" w:w="1584"/>
-            <w:shd w:fill="F8F9F9"/>
-            <w:tcMar>
-              <w:top w:w="80" w:type="dxa"/>
-              <w:bottom w:w="80" w:type="dxa"/>
-              <w:left w:w="100" w:type="dxa"/>
-              <w:right w:w="100" w:type="dxa"/>
-            </w:tcMar>
-          </w:tcPr>
-          <w:p>
-            <w:r>
-              <w:rPr>
-                <w:rFonts w:ascii="Arial" w:hAnsi="Arial"/>
-                <w:color w:val="2C3E50"/>
-                <w:sz w:val="18"/>
-              </w:rPr>
-              <w:t>Khớp Schema (Thực tế thiếu)</w:t>
-            </w:r>
-          </w:p>
-        </w:tc>
-      </w:tr>
-      <w:tr>
-        <w:tc>
-          <w:tcPr>
-            <w:tcW w:type="dxa" w:w="1440"/>
-            <w:shd w:fill="FFFFFF"/>
-            <w:tcMar>
-              <w:top w:w="80" w:type="dxa"/>
-              <w:bottom w:w="80" w:type="dxa"/>
-              <w:left w:w="100" w:type="dxa"/>
-              <w:right w:w="100" w:type="dxa"/>
-            </w:tcMar>
-          </w:tcPr>
-          <w:p>
-            <w:r>
-              <w:rPr>
-                <w:rFonts w:ascii="Arial" w:hAnsi="Arial"/>
-                <w:color w:val="2C3E50"/>
-                <w:sz w:val="18"/>
-              </w:rPr>
-              <w:t>TC-CORR-11</w:t>
-            </w:r>
-          </w:p>
-        </w:tc>
-        <w:tc>
-          <w:tcPr>
-            <w:tcW w:type="dxa" w:w="2448"/>
-            <w:shd w:fill="FFFFFF"/>
-            <w:tcMar>
-              <w:top w:w="80" w:type="dxa"/>
-              <w:bottom w:w="80" w:type="dxa"/>
-              <w:left w:w="100" w:type="dxa"/>
-              <w:right w:w="100" w:type="dxa"/>
-            </w:tcMar>
-          </w:tcPr>
-          <w:p>
-            <w:r>
-              <w:rPr>
-                <w:rFonts w:ascii="Arial" w:hAnsi="Arial"/>
-                <w:color w:val="2C3E50"/>
-                <w:sz w:val="18"/>
-              </w:rPr>
-              <w:t>GET /api/correspondents/</w:t>
-            </w:r>
-          </w:p>
-        </w:tc>
-        <w:tc>
-          <w:tcPr>
-            <w:tcW w:type="dxa" w:w="2160"/>
-            <w:shd w:fill="FFFFFF"/>
-            <w:tcMar>
-              <w:top w:w="80" w:type="dxa"/>
-              <w:bottom w:w="80" w:type="dxa"/>
-              <w:left w:w="100" w:type="dxa"/>
-              <w:right w:w="100" w:type="dxa"/>
-            </w:tcMar>
-          </w:tcPr>
-          <w:p>
-            <w:r>
-              <w:rPr>
-                <w:rFonts w:ascii="Arial" w:hAnsi="Arial"/>
-                <w:color w:val="2C3E50"/>
-                <w:sz w:val="18"/>
-              </w:rPr>
-              <w:t>Kiểm thử danh sách</w:t>
-            </w:r>
-          </w:p>
-        </w:tc>
-        <w:tc>
-          <w:tcPr>
-            <w:tcW w:type="dxa" w:w="3024"/>
-            <w:shd w:fill="FFFFFF"/>
-            <w:tcMar>
-              <w:top w:w="80" w:type="dxa"/>
-              <w:bottom w:w="80" w:type="dxa"/>
-              <w:left w:w="100" w:type="dxa"/>
-              <w:right w:w="100" w:type="dxa"/>
-            </w:tcMar>
-          </w:tcPr>
-          <w:p>
-            <w:r>
-              <w:rPr>
-                <w:rFonts w:ascii="Arial" w:hAnsi="Arial"/>
-                <w:color w:val="2C3E50"/>
-                <w:sz w:val="18"/>
-              </w:rPr>
-              <w:t>Lấy danh sách người gửi có phân trang</w:t>
-            </w:r>
-          </w:p>
-        </w:tc>
-        <w:tc>
-          <w:tcPr>
-            <w:tcW w:type="dxa" w:w="1584"/>
-            <w:shd w:fill="FFFFFF"/>
-            <w:tcMar>
-              <w:top w:w="80" w:type="dxa"/>
-              <w:bottom w:w="80" w:type="dxa"/>
-              <w:left w:w="100" w:type="dxa"/>
-              <w:right w:w="100" w:type="dxa"/>
-            </w:tcMar>
-          </w:tcPr>
-          <w:p>
-            <w:r>
-              <w:rPr>
-                <w:rFonts w:ascii="Arial" w:hAnsi="Arial"/>
-                <w:color w:val="2C3E50"/>
-                <w:sz w:val="18"/>
-              </w:rPr>
-              <w:t>200 OK</w:t>
-            </w:r>
-          </w:p>
-        </w:tc>
-      </w:tr>
-      <w:tr>
-        <w:tc>
-          <w:tcPr>
-            <w:tcW w:type="dxa" w:w="1440"/>
-            <w:shd w:fill="F8F9F9"/>
-            <w:tcMar>
-              <w:top w:w="80" w:type="dxa"/>
-              <w:bottom w:w="80" w:type="dxa"/>
-              <w:left w:w="100" w:type="dxa"/>
-              <w:right w:w="100" w:type="dxa"/>
-            </w:tcMar>
-          </w:tcPr>
-          <w:p>
-            <w:r>
-              <w:rPr>
-                <w:rFonts w:ascii="Arial" w:hAnsi="Arial"/>
-                <w:color w:val="2C3E50"/>
-                <w:sz w:val="18"/>
-              </w:rPr>
-              <w:t>TC-CORR-12</w:t>
-            </w:r>
-          </w:p>
-        </w:tc>
-        <w:tc>
-          <w:tcPr>
-            <w:tcW w:type="dxa" w:w="2448"/>
-            <w:shd w:fill="F8F9F9"/>
-            <w:tcMar>
-              <w:top w:w="80" w:type="dxa"/>
-              <w:bottom w:w="80" w:type="dxa"/>
-              <w:left w:w="100" w:type="dxa"/>
-              <w:right w:w="100" w:type="dxa"/>
-            </w:tcMar>
-          </w:tcPr>
-          <w:p>
-            <w:r>
-              <w:rPr>
-                <w:rFonts w:ascii="Arial" w:hAnsi="Arial"/>
-                <w:color w:val="2C3E50"/>
-                <w:sz w:val="18"/>
-              </w:rPr>
-              <w:t>GET /api/correspondents/</w:t>
-            </w:r>
-          </w:p>
-        </w:tc>
-        <w:tc>
-          <w:tcPr>
-            <w:tcW w:type="dxa" w:w="2160"/>
-            <w:shd w:fill="F8F9F9"/>
-            <w:tcMar>
-              <w:top w:w="80" w:type="dxa"/>
-              <w:bottom w:w="80" w:type="dxa"/>
-              <w:left w:w="100" w:type="dxa"/>
-              <w:right w:w="100" w:type="dxa"/>
-            </w:tcMar>
-          </w:tcPr>
-          <w:p>
-            <w:r>
-              <w:rPr>
-                <w:rFonts w:ascii="Arial" w:hAnsi="Arial"/>
-                <w:color w:val="2C3E50"/>
-                <w:sz w:val="18"/>
-              </w:rPr>
-              <w:t>Kiểm thử bộ lọc</w:t>
-            </w:r>
-          </w:p>
-        </w:tc>
-        <w:tc>
-          <w:tcPr>
-            <w:tcW w:type="dxa" w:w="3024"/>
-            <w:shd w:fill="F8F9F9"/>
-            <w:tcMar>
-              <w:top w:w="80" w:type="dxa"/>
-              <w:bottom w:w="80" w:type="dxa"/>
-              <w:left w:w="100" w:type="dxa"/>
-              <w:right w:w="100" w:type="dxa"/>
-            </w:tcMar>
-          </w:tcPr>
-          <w:p>
-            <w:r>
-              <w:rPr>
-                <w:rFonts w:ascii="Arial" w:hAnsi="Arial"/>
-                <w:color w:val="2C3E50"/>
-                <w:sz w:val="18"/>
-              </w:rPr>
-              <w:t>Lọc theo tên (?name__icontains=Bank)</w:t>
-            </w:r>
-          </w:p>
-        </w:tc>
-        <w:tc>
-          <w:tcPr>
-            <w:tcW w:type="dxa" w:w="1584"/>
-            <w:shd w:fill="F8F9F9"/>
-            <w:tcMar>
-              <w:top w:w="80" w:type="dxa"/>
-              <w:bottom w:w="80" w:type="dxa"/>
-              <w:left w:w="100" w:type="dxa"/>
-              <w:right w:w="100" w:type="dxa"/>
-            </w:tcMar>
-          </w:tcPr>
-          <w:p>
-            <w:r>
-              <w:rPr>
-                <w:rFonts w:ascii="Arial" w:hAnsi="Arial"/>
-                <w:color w:val="2C3E50"/>
-                <w:sz w:val="18"/>
-              </w:rPr>
-              <w:t>200 OK</w:t>
-            </w:r>
-          </w:p>
-        </w:tc>
-      </w:tr>
-      <w:tr>
-        <w:tc>
-          <w:tcPr>
-            <w:tcW w:type="dxa" w:w="1440"/>
-            <w:shd w:fill="FFFFFF"/>
-            <w:tcMar>
-              <w:top w:w="80" w:type="dxa"/>
-              <w:bottom w:w="80" w:type="dxa"/>
-              <w:left w:w="100" w:type="dxa"/>
-              <w:right w:w="100" w:type="dxa"/>
-            </w:tcMar>
-          </w:tcPr>
-          <w:p>
-            <w:r>
-              <w:rPr>
-                <w:rFonts w:ascii="Arial" w:hAnsi="Arial"/>
-                <w:color w:val="2C3E50"/>
-                <w:sz w:val="18"/>
-              </w:rPr>
-              <w:t>TC-CORR-13</w:t>
-            </w:r>
-          </w:p>
-        </w:tc>
-        <w:tc>
-          <w:tcPr>
-            <w:tcW w:type="dxa" w:w="2448"/>
-            <w:shd w:fill="FFFFFF"/>
-            <w:tcMar>
-              <w:top w:w="80" w:type="dxa"/>
-              <w:bottom w:w="80" w:type="dxa"/>
-              <w:left w:w="100" w:type="dxa"/>
-              <w:right w:w="100" w:type="dxa"/>
-            </w:tcMar>
-          </w:tcPr>
-          <w:p>
-            <w:r>
-              <w:rPr>
-                <w:rFonts w:ascii="Arial" w:hAnsi="Arial"/>
-                <w:color w:val="2C3E50"/>
-                <w:sz w:val="18"/>
-              </w:rPr>
-              <w:t>GET /api/correspondents/{id}/</w:t>
-            </w:r>
-          </w:p>
-        </w:tc>
-        <w:tc>
-          <w:tcPr>
-            <w:tcW w:type="dxa" w:w="2160"/>
-            <w:shd w:fill="FFFFFF"/>
-            <w:tcMar>
-              <w:top w:w="80" w:type="dxa"/>
-              <w:bottom w:w="80" w:type="dxa"/>
-              <w:left w:w="100" w:type="dxa"/>
-              <w:right w:w="100" w:type="dxa"/>
-            </w:tcMar>
-          </w:tcPr>
-          <w:p>
-            <w:r>
-              <w:rPr>
-                <w:rFonts w:ascii="Arial" w:hAnsi="Arial"/>
-                <w:color w:val="2C3E50"/>
-                <w:sz w:val="18"/>
-              </w:rPr>
-              <w:t>Truy vấn chi tiết</w:t>
-            </w:r>
-          </w:p>
-        </w:tc>
-        <w:tc>
-          <w:tcPr>
-            <w:tcW w:type="dxa" w:w="3024"/>
-            <w:shd w:fill="FFFFFF"/>
-            <w:tcMar>
-              <w:top w:w="80" w:type="dxa"/>
-              <w:bottom w:w="80" w:type="dxa"/>
-              <w:left w:w="100" w:type="dxa"/>
-              <w:right w:w="100" w:type="dxa"/>
-            </w:tcMar>
-          </w:tcPr>
-          <w:p>
-            <w:r>
-              <w:rPr>
-                <w:rFonts w:ascii="Arial" w:hAnsi="Arial"/>
-                <w:color w:val="2C3E50"/>
-                <w:sz w:val="18"/>
-              </w:rPr>
-              <w:t>Xem thông tin chi tiết người gửi ID 1</w:t>
-            </w:r>
-          </w:p>
-        </w:tc>
-        <w:tc>
-          <w:tcPr>
-            <w:tcW w:type="dxa" w:w="1584"/>
-            <w:shd w:fill="FFFFFF"/>
-            <w:tcMar>
-              <w:top w:w="80" w:type="dxa"/>
-              <w:bottom w:w="80" w:type="dxa"/>
-              <w:left w:w="100" w:type="dxa"/>
-              <w:right w:w="100" w:type="dxa"/>
-            </w:tcMar>
-          </w:tcPr>
-          <w:p>
-            <w:r>
-              <w:rPr>
-                <w:rFonts w:ascii="Arial" w:hAnsi="Arial"/>
-                <w:color w:val="2C3E50"/>
-                <w:sz w:val="18"/>
-              </w:rPr>
-              <w:t>200 OK</w:t>
-            </w:r>
-          </w:p>
-        </w:tc>
-      </w:tr>
-      <w:tr>
-        <w:tc>
-          <w:tcPr>
-            <w:tcW w:type="dxa" w:w="1440"/>
-            <w:shd w:fill="F8F9F9"/>
-            <w:tcMar>
-              <w:top w:w="80" w:type="dxa"/>
-              <w:bottom w:w="80" w:type="dxa"/>
-              <w:left w:w="100" w:type="dxa"/>
-              <w:right w:w="100" w:type="dxa"/>
-            </w:tcMar>
-          </w:tcPr>
-          <w:p>
-            <w:r>
-              <w:rPr>
-                <w:rFonts w:ascii="Arial" w:hAnsi="Arial"/>
-                <w:color w:val="2C3E50"/>
-                <w:sz w:val="18"/>
-              </w:rPr>
-              <w:t>TC-CORR-14</w:t>
-            </w:r>
-          </w:p>
-        </w:tc>
-        <w:tc>
-          <w:tcPr>
-            <w:tcW w:type="dxa" w:w="2448"/>
-            <w:shd w:fill="F8F9F9"/>
-            <w:tcMar>
-              <w:top w:w="80" w:type="dxa"/>
-              <w:bottom w:w="80" w:type="dxa"/>
-              <w:left w:w="100" w:type="dxa"/>
-              <w:right w:w="100" w:type="dxa"/>
-            </w:tcMar>
-          </w:tcPr>
-          <w:p>
-            <w:r>
-              <w:rPr>
-                <w:rFonts w:ascii="Arial" w:hAnsi="Arial"/>
-                <w:color w:val="2C3E50"/>
-                <w:sz w:val="18"/>
-              </w:rPr>
-              <w:t>GET /api/correspondents/{id}/</w:t>
-            </w:r>
-          </w:p>
-        </w:tc>
-        <w:tc>
-          <w:tcPr>
-            <w:tcW w:type="dxa" w:w="2160"/>
-            <w:shd w:fill="F8F9F9"/>
-            <w:tcMar>
-              <w:top w:w="80" w:type="dxa"/>
-              <w:bottom w:w="80" w:type="dxa"/>
-              <w:left w:w="100" w:type="dxa"/>
-              <w:right w:w="100" w:type="dxa"/>
-            </w:tcMar>
-          </w:tcPr>
-          <w:p>
-            <w:r>
-              <w:rPr>
-                <w:rFonts w:ascii="Arial" w:hAnsi="Arial"/>
-                <w:color w:val="2C3E50"/>
-                <w:sz w:val="18"/>
-              </w:rPr>
-              <w:t>Phân vùng tương đương</w:t>
-            </w:r>
-          </w:p>
-        </w:tc>
-        <w:tc>
-          <w:tcPr>
-            <w:tcW w:type="dxa" w:w="3024"/>
-            <w:shd w:fill="F8F9F9"/>
-            <w:tcMar>
-              <w:top w:w="80" w:type="dxa"/>
-              <w:bottom w:w="80" w:type="dxa"/>
-              <w:left w:w="100" w:type="dxa"/>
-              <w:right w:w="100" w:type="dxa"/>
-            </w:tcMar>
-          </w:tcPr>
-          <w:p>
-            <w:r>
-              <w:rPr>
-                <w:rFonts w:ascii="Arial" w:hAnsi="Arial"/>
-                <w:color w:val="2C3E50"/>
-                <w:sz w:val="18"/>
-              </w:rPr>
-              <w:t>Xem chi tiết với ID không tồn tại (999999)</w:t>
-            </w:r>
-          </w:p>
-        </w:tc>
-        <w:tc>
-          <w:tcPr>
-            <w:tcW w:type="dxa" w:w="1584"/>
-            <w:shd w:fill="F8F9F9"/>
-            <w:tcMar>
-              <w:top w:w="80" w:type="dxa"/>
-              <w:bottom w:w="80" w:type="dxa"/>
-              <w:left w:w="100" w:type="dxa"/>
-              <w:right w:w="100" w:type="dxa"/>
-            </w:tcMar>
-          </w:tcPr>
-          <w:p>
-            <w:r>
-              <w:rPr>
-                <w:rFonts w:ascii="Arial" w:hAnsi="Arial"/>
-                <w:color w:val="2C3E50"/>
-                <w:sz w:val="18"/>
-              </w:rPr>
-              <w:t>404 Not Found</w:t>
-            </w:r>
-          </w:p>
-        </w:tc>
-      </w:tr>
-      <w:tr>
-        <w:tc>
-          <w:tcPr>
-            <w:tcW w:type="dxa" w:w="1440"/>
-            <w:shd w:fill="FFFFFF"/>
-            <w:tcMar>
-              <w:top w:w="80" w:type="dxa"/>
-              <w:bottom w:w="80" w:type="dxa"/>
-              <w:left w:w="100" w:type="dxa"/>
-              <w:right w:w="100" w:type="dxa"/>
-            </w:tcMar>
-          </w:tcPr>
-          <w:p>
-            <w:r>
-              <w:rPr>
-                <w:rFonts w:ascii="Arial" w:hAnsi="Arial"/>
-                <w:color w:val="2C3E50"/>
-                <w:sz w:val="18"/>
-              </w:rPr>
-              <w:t>TC-CORR-15</w:t>
-            </w:r>
-          </w:p>
-        </w:tc>
-        <w:tc>
-          <w:tcPr>
-            <w:tcW w:type="dxa" w:w="2448"/>
-            <w:shd w:fill="FFFFFF"/>
-            <w:tcMar>
-              <w:top w:w="80" w:type="dxa"/>
-              <w:bottom w:w="80" w:type="dxa"/>
-              <w:left w:w="100" w:type="dxa"/>
-              <w:right w:w="100" w:type="dxa"/>
-            </w:tcMar>
-          </w:tcPr>
-          <w:p>
-            <w:r>
-              <w:rPr>
-                <w:rFonts w:ascii="Arial" w:hAnsi="Arial"/>
-                <w:color w:val="2C3E50"/>
-                <w:sz w:val="18"/>
-              </w:rPr>
-              <w:t>PUT /api/correspondents/{id}/</w:t>
-            </w:r>
-          </w:p>
-        </w:tc>
-        <w:tc>
-          <w:tcPr>
-            <w:tcW w:type="dxa" w:w="2160"/>
-            <w:shd w:fill="FFFFFF"/>
-            <w:tcMar>
-              <w:top w:w="80" w:type="dxa"/>
-              <w:bottom w:w="80" w:type="dxa"/>
-              <w:left w:w="100" w:type="dxa"/>
-              <w:right w:w="100" w:type="dxa"/>
-            </w:tcMar>
-          </w:tcPr>
-          <w:p>
-            <w:r>
-              <w:rPr>
-                <w:rFonts w:ascii="Arial" w:hAnsi="Arial"/>
-                <w:color w:val="2C3E50"/>
-                <w:sz w:val="18"/>
-              </w:rPr>
-              <w:t>Cập nhật toàn phần</w:t>
-            </w:r>
-          </w:p>
-        </w:tc>
-        <w:tc>
-          <w:tcPr>
-            <w:tcW w:type="dxa" w:w="3024"/>
-            <w:shd w:fill="FFFFFF"/>
-            <w:tcMar>
-              <w:top w:w="80" w:type="dxa"/>
-              <w:bottom w:w="80" w:type="dxa"/>
-              <w:left w:w="100" w:type="dxa"/>
-              <w:right w:w="100" w:type="dxa"/>
-            </w:tcMar>
-          </w:tcPr>
-          <w:p>
-            <w:r>
-              <w:rPr>
-                <w:rFonts w:ascii="Arial" w:hAnsi="Arial"/>
-                <w:color w:val="2C3E50"/>
-                <w:sz w:val="18"/>
-              </w:rPr>
-              <w:t>Cập nhật toàn bộ thông tin người gửi</w:t>
-            </w:r>
-          </w:p>
-        </w:tc>
-        <w:tc>
-          <w:tcPr>
-            <w:tcW w:type="dxa" w:w="1584"/>
-            <w:shd w:fill="FFFFFF"/>
-            <w:tcMar>
-              <w:top w:w="80" w:type="dxa"/>
-              <w:bottom w:w="80" w:type="dxa"/>
-              <w:left w:w="100" w:type="dxa"/>
-              <w:right w:w="100" w:type="dxa"/>
-            </w:tcMar>
-          </w:tcPr>
-          <w:p>
-            <w:r>
-              <w:rPr>
-                <w:rFonts w:ascii="Arial" w:hAnsi="Arial"/>
-                <w:color w:val="2C3E50"/>
-                <w:sz w:val="18"/>
-              </w:rPr>
-              <w:t>200 OK</w:t>
-            </w:r>
-          </w:p>
-        </w:tc>
-      </w:tr>
-      <w:tr>
-        <w:tc>
-          <w:tcPr>
-            <w:tcW w:type="dxa" w:w="1440"/>
-            <w:shd w:fill="F8F9F9"/>
-            <w:tcMar>
-              <w:top w:w="80" w:type="dxa"/>
-              <w:bottom w:w="80" w:type="dxa"/>
-              <w:left w:w="100" w:type="dxa"/>
-              <w:right w:w="100" w:type="dxa"/>
-            </w:tcMar>
-          </w:tcPr>
-          <w:p>
-            <w:r>
-              <w:rPr>
-                <w:rFonts w:ascii="Arial" w:hAnsi="Arial"/>
-                <w:color w:val="2C3E50"/>
-                <w:sz w:val="18"/>
-              </w:rPr>
-              <w:t>TC-CORR-16</w:t>
-            </w:r>
-          </w:p>
-        </w:tc>
-        <w:tc>
-          <w:tcPr>
-            <w:tcW w:type="dxa" w:w="2448"/>
-            <w:shd w:fill="F8F9F9"/>
-            <w:tcMar>
-              <w:top w:w="80" w:type="dxa"/>
-              <w:bottom w:w="80" w:type="dxa"/>
-              <w:left w:w="100" w:type="dxa"/>
-              <w:right w:w="100" w:type="dxa"/>
-            </w:tcMar>
-          </w:tcPr>
-          <w:p>
-            <w:r>
-              <w:rPr>
-                <w:rFonts w:ascii="Arial" w:hAnsi="Arial"/>
-                <w:color w:val="2C3E50"/>
-                <w:sz w:val="18"/>
-              </w:rPr>
-              <w:t>PATCH /api/correspondents/{id}/</w:t>
-            </w:r>
-          </w:p>
-        </w:tc>
-        <w:tc>
-          <w:tcPr>
-            <w:tcW w:type="dxa" w:w="2160"/>
-            <w:shd w:fill="F8F9F9"/>
-            <w:tcMar>
-              <w:top w:w="80" w:type="dxa"/>
-              <w:bottom w:w="80" w:type="dxa"/>
-              <w:left w:w="100" w:type="dxa"/>
-              <w:right w:w="100" w:type="dxa"/>
-            </w:tcMar>
-          </w:tcPr>
-          <w:p>
-            <w:r>
-              <w:rPr>
-                <w:rFonts w:ascii="Arial" w:hAnsi="Arial"/>
-                <w:color w:val="2C3E50"/>
-                <w:sz w:val="18"/>
-              </w:rPr>
-              <w:t>Cập nhật một phần</w:t>
-            </w:r>
-          </w:p>
-        </w:tc>
-        <w:tc>
-          <w:tcPr>
-            <w:tcW w:type="dxa" w:w="3024"/>
-            <w:shd w:fill="F8F9F9"/>
-            <w:tcMar>
-              <w:top w:w="80" w:type="dxa"/>
-              <w:bottom w:w="80" w:type="dxa"/>
-              <w:left w:w="100" w:type="dxa"/>
-              <w:right w:w="100" w:type="dxa"/>
-            </w:tcMar>
-          </w:tcPr>
-          <w:p>
-            <w:r>
-              <w:rPr>
-                <w:rFonts w:ascii="Arial" w:hAnsi="Arial"/>
-                <w:color w:val="2C3E50"/>
-                <w:sz w:val="18"/>
-              </w:rPr>
-              <w:t>Chỉ đổi matching_algorithm thành 4</w:t>
-            </w:r>
-          </w:p>
-        </w:tc>
-        <w:tc>
-          <w:tcPr>
-            <w:tcW w:type="dxa" w:w="1584"/>
-            <w:shd w:fill="F8F9F9"/>
-            <w:tcMar>
-              <w:top w:w="80" w:type="dxa"/>
-              <w:bottom w:w="80" w:type="dxa"/>
-              <w:left w:w="100" w:type="dxa"/>
-              <w:right w:w="100" w:type="dxa"/>
-            </w:tcMar>
-          </w:tcPr>
-          <w:p>
-            <w:r>
-              <w:rPr>
-                <w:rFonts w:ascii="Arial" w:hAnsi="Arial"/>
-                <w:color w:val="2C3E50"/>
-                <w:sz w:val="18"/>
-              </w:rPr>
-              <w:t>200 OK</w:t>
-            </w:r>
-          </w:p>
-        </w:tc>
-      </w:tr>
-      <w:tr>
-        <w:tc>
-          <w:tcPr>
-            <w:tcW w:type="dxa" w:w="1440"/>
-            <w:shd w:fill="FFFFFF"/>
-            <w:tcMar>
-              <w:top w:w="80" w:type="dxa"/>
-              <w:bottom w:w="80" w:type="dxa"/>
-              <w:left w:w="100" w:type="dxa"/>
-              <w:right w:w="100" w:type="dxa"/>
-            </w:tcMar>
-          </w:tcPr>
-          <w:p>
-            <w:r>
-              <w:rPr>
-                <w:rFonts w:ascii="Arial" w:hAnsi="Arial"/>
-                <w:color w:val="2C3E50"/>
-                <w:sz w:val="18"/>
-              </w:rPr>
-              <w:t>TC-CORR-17</w:t>
-            </w:r>
-          </w:p>
-        </w:tc>
-        <w:tc>
-          <w:tcPr>
-            <w:tcW w:type="dxa" w:w="2448"/>
-            <w:shd w:fill="FFFFFF"/>
-            <w:tcMar>
-              <w:top w:w="80" w:type="dxa"/>
-              <w:bottom w:w="80" w:type="dxa"/>
-              <w:left w:w="100" w:type="dxa"/>
-              <w:right w:w="100" w:type="dxa"/>
-            </w:tcMar>
-          </w:tcPr>
-          <w:p>
-            <w:r>
-              <w:rPr>
-                <w:rFonts w:ascii="Arial" w:hAnsi="Arial"/>
-                <w:color w:val="2C3E50"/>
-                <w:sz w:val="18"/>
-              </w:rPr>
-              <w:t>DELETE /api/correspondents/{id}/</w:t>
-            </w:r>
-          </w:p>
-        </w:tc>
-        <w:tc>
-          <w:tcPr>
-            <w:tcW w:type="dxa" w:w="2160"/>
-            <w:shd w:fill="FFFFFF"/>
-            <w:tcMar>
-              <w:top w:w="80" w:type="dxa"/>
-              <w:bottom w:w="80" w:type="dxa"/>
-              <w:left w:w="100" w:type="dxa"/>
-              <w:right w:w="100" w:type="dxa"/>
-            </w:tcMar>
-          </w:tcPr>
-          <w:p>
-            <w:r>
-              <w:rPr>
-                <w:rFonts w:ascii="Arial" w:hAnsi="Arial"/>
-                <w:color w:val="2C3E50"/>
-                <w:sz w:val="18"/>
-              </w:rPr>
-              <w:t>Xóa tài nguyên</w:t>
-            </w:r>
-          </w:p>
-        </w:tc>
-        <w:tc>
-          <w:tcPr>
-            <w:tcW w:type="dxa" w:w="3024"/>
-            <w:shd w:fill="FFFFFF"/>
-            <w:tcMar>
-              <w:top w:w="80" w:type="dxa"/>
-              <w:bottom w:w="80" w:type="dxa"/>
-              <w:left w:w="100" w:type="dxa"/>
-              <w:right w:w="100" w:type="dxa"/>
-            </w:tcMar>
-          </w:tcPr>
-          <w:p>
-            <w:r>
-              <w:rPr>
-                <w:rFonts w:ascii="Arial" w:hAnsi="Arial"/>
-                <w:color w:val="2C3E50"/>
-                <w:sz w:val="18"/>
-              </w:rPr>
-              <w:t>Xóa người gửi và kiểm tra mã 204</w:t>
-            </w:r>
-          </w:p>
-        </w:tc>
-        <w:tc>
-          <w:tcPr>
-            <w:tcW w:type="dxa" w:w="1584"/>
-            <w:shd w:fill="FFFFFF"/>
-            <w:tcMar>
-              <w:top w:w="80" w:type="dxa"/>
-              <w:bottom w:w="80" w:type="dxa"/>
-              <w:left w:w="100" w:type="dxa"/>
-              <w:right w:w="100" w:type="dxa"/>
-            </w:tcMar>
-          </w:tcPr>
-          <w:p>
-            <w:r>
-              <w:rPr>
-                <w:rFonts w:ascii="Arial" w:hAnsi="Arial"/>
-                <w:color w:val="2C3E50"/>
-                <w:sz w:val="18"/>
-              </w:rPr>
-              <w:t>204 No Content</w:t>
-            </w:r>
-          </w:p>
-        </w:tc>
-      </w:tr>
-      <w:tr>
-        <w:tc>
-          <w:tcPr>
-            <w:tcW w:type="dxa" w:w="1440"/>
-            <w:shd w:fill="F8F9F9"/>
-            <w:tcMar>
-              <w:top w:w="80" w:type="dxa"/>
-              <w:bottom w:w="80" w:type="dxa"/>
-              <w:left w:w="100" w:type="dxa"/>
-              <w:right w:w="100" w:type="dxa"/>
-            </w:tcMar>
-          </w:tcPr>
-          <w:p>
-            <w:r>
-              <w:rPr>
-                <w:rFonts w:ascii="Arial" w:hAnsi="Arial"/>
-                <w:color w:val="2C3E50"/>
-                <w:sz w:val="18"/>
-              </w:rPr>
-              <w:t>TC-CORR-18</w:t>
-            </w:r>
-          </w:p>
-        </w:tc>
-        <w:tc>
-          <w:tcPr>
-            <w:tcW w:type="dxa" w:w="2448"/>
-            <w:shd w:fill="F8F9F9"/>
-            <w:tcMar>
-              <w:top w:w="80" w:type="dxa"/>
-              <w:bottom w:w="80" w:type="dxa"/>
-              <w:left w:w="100" w:type="dxa"/>
-              <w:right w:w="100" w:type="dxa"/>
-            </w:tcMar>
-          </w:tcPr>
-          <w:p>
-            <w:r>
-              <w:rPr>
-                <w:rFonts w:ascii="Arial" w:hAnsi="Arial"/>
-                <w:color w:val="2C3E50"/>
-                <w:sz w:val="18"/>
-              </w:rPr>
-              <w:t>GET /api/correspondents/</w:t>
-            </w:r>
-          </w:p>
-        </w:tc>
-        <w:tc>
-          <w:tcPr>
-            <w:tcW w:type="dxa" w:w="2160"/>
-            <w:shd w:fill="F8F9F9"/>
-            <w:tcMar>
-              <w:top w:w="80" w:type="dxa"/>
-              <w:bottom w:w="80" w:type="dxa"/>
-              <w:left w:w="100" w:type="dxa"/>
-              <w:right w:w="100" w:type="dxa"/>
-            </w:tcMar>
-          </w:tcPr>
-          <w:p>
-            <w:r>
-              <w:rPr>
-                <w:rFonts w:ascii="Arial" w:hAnsi="Arial"/>
-                <w:color w:val="2C3E50"/>
-                <w:sz w:val="18"/>
-              </w:rPr>
-              <w:t>Bảo mật &amp; Xác thực</w:t>
-            </w:r>
-          </w:p>
-        </w:tc>
-        <w:tc>
-          <w:tcPr>
-            <w:tcW w:type="dxa" w:w="3024"/>
-            <w:shd w:fill="F8F9F9"/>
-            <w:tcMar>
-              <w:top w:w="80" w:type="dxa"/>
-              <w:bottom w:w="80" w:type="dxa"/>
-              <w:left w:w="100" w:type="dxa"/>
-              <w:right w:w="100" w:type="dxa"/>
-            </w:tcMar>
-          </w:tcPr>
-          <w:p>
-            <w:r>
-              <w:rPr>
-                <w:rFonts w:ascii="Arial" w:hAnsi="Arial"/>
-                <w:color w:val="2C3E50"/>
-                <w:sz w:val="18"/>
-              </w:rPr>
-              <w:t>Gửi request không kèm Authorization Token</w:t>
-            </w:r>
-          </w:p>
-        </w:tc>
-        <w:tc>
-          <w:tcPr>
-            <w:tcW w:type="dxa" w:w="1584"/>
-            <w:shd w:fill="F8F9F9"/>
-            <w:tcMar>
-              <w:top w:w="80" w:type="dxa"/>
-              <w:bottom w:w="80" w:type="dxa"/>
-              <w:left w:w="100" w:type="dxa"/>
-              <w:right w:w="100" w:type="dxa"/>
-            </w:tcMar>
-          </w:tcPr>
-          <w:p>
-            <w:r>
-              <w:rPr>
-                <w:rFonts w:ascii="Arial" w:hAnsi="Arial"/>
-                <w:color w:val="2C3E50"/>
-                <w:sz w:val="18"/>
-              </w:rPr>
-              <w:t>401 Unauthorized</w:t>
-            </w:r>
-          </w:p>
-        </w:tc>
-      </w:tr>
-    </w:tbl>
-    <w:p>
-      <w:pPr>
-        <w:pStyle w:val="Heading1"/>
-        <w:keepNext/>
-        <w:spacing w:before="280" w:after="120"/>
-      </w:pPr>
-      <w:r>
-        <w:rPr>
-          <w:rFonts w:ascii="Arial" w:hAnsi="Arial"/>
-          <w:b/>
-          <w:color w:val="184C78"/>
-          <w:sz w:val="32"/>
-        </w:rPr>
-        <w:t>6. HƯỚNG DẪN KIỂM THỬ GIAO DIỆN &amp; THU THẬP BẰNG CHỨNG</w:t>
-      </w:r>
-    </w:p>
-    <w:p>
-      <w:pPr>
-        <w:spacing w:after="80" w:line="276" w:lineRule="auto"/>
-      </w:pPr>
-      <w:r>
-        <w:rPr>
-          <w:rFonts w:ascii="Arial" w:hAnsi="Arial"/>
-          <w:sz w:val="20"/>
-        </w:rPr>
-        <w:t>Để chuẩn bị video demo và ảnh chụp slide báo cáo bảo vệ giữa kỳ, từng thành viên thực hiện theo 6 kịch bản kiểm thử trực quan trên trình duyệt:</w:t>
-      </w:r>
-    </w:p>
-    <w:p>
-      <w:pPr>
-        <w:pStyle w:val="Heading2"/>
-        <w:keepNext/>
-        <w:spacing w:before="200" w:after="80"/>
-      </w:pPr>
-      <w:r>
-        <w:rPr>
-          <w:rFonts w:ascii="Arial" w:hAnsi="Arial"/>
-          <w:b/>
-          <w:color w:val="2980B9"/>
-          <w:sz w:val="26"/>
-        </w:rPr>
-        <w:t>6.1. Kịch bản 1: Smoke Test 3 luồng nghiệp vụ cốt lõi</w:t>
-      </w:r>
-    </w:p>
-    <w:p>
-      <w:pPr>
-        <w:pStyle w:val="ListBullet"/>
-        <w:spacing w:after="60" w:line="276" w:lineRule="auto"/>
-      </w:pPr>
-      <w:r>
-        <w:rPr>
-          <w:rFonts w:ascii="Arial" w:hAnsi="Arial"/>
-          <w:b/>
-          <w:sz w:val="20"/>
-        </w:rPr>
-        <w:t xml:space="preserve">Luồng 1 (Upload -&gt; OCR -&gt; Lưu tài liệu): </w:t>
-      </w:r>
-      <w:r>
-        <w:rPr>
-          <w:rFonts w:ascii="Arial" w:hAnsi="Arial"/>
-          <w:sz w:val="20"/>
-        </w:rPr>
-        <w:t>Vào Dashboard &gt; Bấm Upload &gt; Chọn file 'TV2_Sample_Invoice_202.txt' trong scripts/sample_docs/. Chờ 30 giây, nhấn F5, mở tài liệu kiểm tra tab Content đã có chữ OCR. Chụp ảnh màn hình.</w:t>
-      </w:r>
-    </w:p>
-    <w:p>
-      <w:pPr>
-        <w:pStyle w:val="ListBullet"/>
-        <w:spacing w:after="60" w:line="276" w:lineRule="auto"/>
-      </w:pPr>
-      <w:r>
-        <w:rPr>
-          <w:rFonts w:ascii="Arial" w:hAnsi="Arial"/>
-          <w:b/>
-          <w:sz w:val="20"/>
-        </w:rPr>
-        <w:t xml:space="preserve">Luồng 2 (Tạo &amp; Gán Metadata): </w:t>
-      </w:r>
-      <w:r>
-        <w:rPr>
-          <w:rFonts w:ascii="Arial" w:hAnsi="Arial"/>
-          <w:sz w:val="20"/>
-        </w:rPr>
-        <w:t>Vào Manage &gt; Tags &gt; Bấm Add, tạo tag 'Invoice_Manual'. Mở 1 document &gt; Bấm Edit &gt; Gán tag vừa tạo &gt; Bấm Save. Chụp ảnh màn hình.</w:t>
-      </w:r>
-    </w:p>
-    <w:p>
-      <w:pPr>
-        <w:pStyle w:val="ListBullet"/>
-        <w:spacing w:after="60" w:line="276" w:lineRule="auto"/>
-      </w:pPr>
-      <w:r>
-        <w:rPr>
-          <w:rFonts w:ascii="Arial" w:hAnsi="Arial"/>
-          <w:b/>
-          <w:sz w:val="20"/>
-        </w:rPr>
-        <w:t xml:space="preserve">Luồng 3 (Tìm kiếm &amp; Lọc): </w:t>
-      </w:r>
-      <w:r>
-        <w:rPr>
-          <w:rFonts w:ascii="Arial" w:hAnsi="Arial"/>
-          <w:sz w:val="20"/>
-        </w:rPr>
-        <w:t>Gõ từ khóa 'Hoa don' vào ô tìm kiếm hoặc chọn lọc theo tag 'Invoice_Manual'. Kiểm tra danh sách hiển thị đúng tài liệu tương ứng.</w:t>
-      </w:r>
-    </w:p>
-    <w:p>
-      <w:pPr>
-        <w:pStyle w:val="Heading2"/>
-        <w:keepNext/>
-        <w:spacing w:before="200" w:after="80"/>
-      </w:pPr>
-      <w:r>
-        <w:rPr>
-          <w:rFonts w:ascii="Arial" w:hAnsi="Arial"/>
-          <w:b/>
-          <w:color w:val="2980B9"/>
-          <w:sz w:val="26"/>
-        </w:rPr>
-        <w:t>6.2. Kịch bản 2: CRUD Tag và kiểm thử giá trị biên trên Web UI</w:t>
-      </w:r>
-    </w:p>
-    <w:p>
-      <w:pPr>
-        <w:pStyle w:val="ListBullet"/>
-        <w:spacing w:after="60" w:line="276" w:lineRule="auto"/>
-      </w:pPr>
-      <w:r>
-        <w:rPr>
-          <w:rFonts w:ascii="Arial" w:hAnsi="Arial"/>
-          <w:sz w:val="20"/>
-        </w:rPr>
-        <w:t>Vào Settings &gt; Tags &gt; Bấm Add Tag &gt; Nhập tên hợp lệ -&gt; Tag xuất hiện ngay trong danh sách (Tương đương TC-TAG-01: HTTP 201).</w:t>
-      </w:r>
-    </w:p>
-    <w:p>
-      <w:pPr>
-        <w:pStyle w:val="ListBullet"/>
-        <w:spacing w:after="60" w:line="276" w:lineRule="auto"/>
-      </w:pPr>
-      <w:r>
-        <w:rPr>
-          <w:rFonts w:ascii="Arial" w:hAnsi="Arial"/>
-          <w:sz w:val="20"/>
-        </w:rPr>
-        <w:t>Bấm Add Tag &gt; Để trống tên hoặc nhập 'TV2_Tag_Invoice_202' -&gt; Giao diện lập tức báo lỗi đỏ 'This field is required' hoặc 'Tag with this Name already exists' (Tương đương TC-TAG-04, TC-TAG-07: HTTP 400).</w:t>
-      </w:r>
-    </w:p>
-    <w:p>
-      <w:pPr>
-        <w:pStyle w:val="ListBullet"/>
-        <w:spacing w:after="60" w:line="276" w:lineRule="auto"/>
-      </w:pPr>
-      <w:r>
-        <w:rPr>
-          <w:rFonts w:ascii="Arial" w:hAnsi="Arial"/>
-          <w:sz w:val="20"/>
-        </w:rPr>
-        <w:t>Thử nghiệm chuỗi 128 ký tự (Hợp lệ) và 129 ký tự (Báo lỗi đỏ). Thử tên chứa ký tự đặc biệt '&lt;script&gt;alert(1)&lt;/script&gt;', emoji và tiếng Việt có dấu để kiểm tra cơ chế mã hóa chống XSS của Angular.</w:t>
-      </w:r>
-    </w:p>
-    <w:p>
-      <w:pPr>
-        <w:pStyle w:val="Heading2"/>
-        <w:keepNext/>
-        <w:spacing w:before="200" w:after="80"/>
-      </w:pPr>
-      <w:r>
-        <w:rPr>
-          <w:rFonts w:ascii="Arial" w:hAnsi="Arial"/>
-          <w:b/>
-          <w:color w:val="2980B9"/>
-          <w:sz w:val="26"/>
-        </w:rPr>
-        <w:t>6.3. Kịch bản 3: Kiểm thử xác thực trên Web &amp; Swagger UI</w:t>
-      </w:r>
-    </w:p>
-    <w:p>
-      <w:pPr>
-        <w:pStyle w:val="ListBullet"/>
-        <w:spacing w:after="60" w:line="276" w:lineRule="auto"/>
-      </w:pPr>
-      <w:r>
-        <w:rPr>
-          <w:rFonts w:ascii="Arial" w:hAnsi="Arial"/>
-          <w:sz w:val="20"/>
-        </w:rPr>
-        <w:t>Bấm nút Logout &gt; Truy cập trực tiếp đường link http://localhost:8000/dashboard -&gt; Hệ thống tự động đá về trang Login (Tương đương HTTP 401 Unauthorized).</w:t>
-      </w:r>
-    </w:p>
-    <w:p>
-      <w:pPr>
-        <w:pStyle w:val="ListBullet"/>
-        <w:spacing w:after="60" w:line="276" w:lineRule="auto"/>
-      </w:pPr>
-      <w:r>
-        <w:rPr>
-          <w:rFonts w:ascii="Arial" w:hAnsi="Arial"/>
-          <w:sz w:val="20"/>
-        </w:rPr>
-        <w:t>Mở Swagger UI tại http://localhost:8000/api/schema/view/ &gt; Mở endpoint GET /api/tags/{id}/ với id=999999 -&gt; Bấm Try it out kiểm tra phản hồi 404 Not Found.</w:t>
-      </w:r>
-    </w:p>
-    <w:p>
-      <w:pPr>
-        <w:pStyle w:val="ListBullet"/>
-        <w:spacing w:after="60" w:line="276" w:lineRule="auto"/>
-      </w:pPr>
-      <w:r>
-        <w:rPr>
-          <w:rFonts w:ascii="Arial" w:hAnsi="Arial"/>
-          <w:sz w:val="20"/>
-        </w:rPr>
-        <w:t>Mở F12 (DevTools) &gt; Thẻ Network: Quan sát các request gửi đi đều mang theo Authorization Token hoặc Cookie session, mã trạng thái HTTP 200/201/400.</w:t>
-      </w:r>
-    </w:p>
-    <w:p>
-      <w:pPr>
-        <w:pStyle w:val="Heading1"/>
-        <w:keepNext/>
-        <w:spacing w:before="280" w:after="120"/>
-      </w:pPr>
-      <w:r>
-        <w:rPr>
-          <w:rFonts w:ascii="Arial" w:hAnsi="Arial"/>
-          <w:b/>
-          <w:color w:val="184C78"/>
-          <w:sz w:val="32"/>
-        </w:rPr>
-        <w:t>7. KẾT LUẬN</w:t>
-      </w:r>
-    </w:p>
-    <w:p>
-      <w:pPr>
-        <w:spacing w:after="80" w:line="276" w:lineRule="auto"/>
-      </w:pPr>
-      <w:r>
-        <w:rPr>
-          <w:rFonts w:ascii="Arial" w:hAnsi="Arial"/>
-          <w:sz w:val="20"/>
-        </w:rPr>
-        <w:t>Đề tài đã hoàn thành xuất sắc các mục tiêu nghiên cứu và thực nghiệm kiểm thử giữa kỳ:</w:t>
-      </w:r>
-    </w:p>
-    <w:p>
-      <w:pPr>
-        <w:pStyle w:val="ListBullet"/>
-        <w:spacing w:after="60" w:line="276" w:lineRule="auto"/>
-      </w:pPr>
-      <w:r>
-        <w:rPr>
-          <w:rFonts w:ascii="Arial" w:hAnsi="Arial"/>
-          <w:sz w:val="20"/>
-        </w:rPr>
-        <w:t>Đóng gói và triển khai thành công Paperless-ngx v3.1.3 trên môi trường Docker cô lập, ổn định và có khả năng phục hồi dữ liệu hoàn toàn.</w:t>
-      </w:r>
-    </w:p>
-    <w:p>
-      <w:pPr>
-        <w:pStyle w:val="ListBullet"/>
-        <w:spacing w:after="60" w:line="276" w:lineRule="auto"/>
-      </w:pPr>
-      <w:r>
-        <w:rPr>
-          <w:rFonts w:ascii="Arial" w:hAnsi="Arial"/>
-          <w:sz w:val="20"/>
-        </w:rPr>
-        <w:t>Tự động hóa hoàn toàn quy trình kiểm thử 3 vòng với công cụ Schemathesis, rút ngắn thời gian thực thi xuống dưới 5 phút.</w:t>
-      </w:r>
-    </w:p>
-    <w:p>
-      <w:pPr>
-        <w:pStyle w:val="ListBullet"/>
-        <w:spacing w:after="60" w:line="276" w:lineRule="auto"/>
-      </w:pPr>
-      <w:r>
-        <w:rPr>
-          <w:rFonts w:ascii="Arial" w:hAnsi="Arial"/>
-          <w:sz w:val="20"/>
-        </w:rPr>
-        <w:t>Phát hiện và xác nhận chéo thành công 3 lỗi nghiêm trọng của hệ thống (BUG-01, BUG-02, BUG-03) liên kết chính xác tới từng dòng mã nguồn Django backend.</w:t>
-      </w:r>
-    </w:p>
-    <w:p>
-      <w:pPr>
-        <w:pStyle w:val="ListBullet"/>
-        <w:spacing w:after="60" w:line="276" w:lineRule="auto"/>
-      </w:pPr>
-      <w:r>
-        <w:rPr>
-          <w:rFonts w:ascii="Arial" w:hAnsi="Arial"/>
-          <w:sz w:val="20"/>
-        </w:rPr>
-        <w:t>Xây dựng trọn vẹn bộ 37 ca kiểm thử thủ công và hoàn thiện toàn bộ slide, kịch bản vấn đáp bảo vệ đồ án.</w:t>
+        <w:t>Kết quả thực thi:</w:t>
+        <w:br/>
+        <w:t>• 16/18 Test Cases ĐẠT (PASS) — Kiểm tra chặt chẽ các điều kiện biên, xác thực dữ liệu, bảo mật token, và lọc tìm kiếm.</w:t>
+        <w:br/>
+        <w:t>• 2/18 Test Cases BẮT ĐƯỢC LỖI THẬT (FAIL hợp lệ):</w:t>
+        <w:br/>
+        <w:t xml:space="preserve">  - TC-CORR-11: Gửi set_permissions sai kiểu làm máy chủ sập HTTP 500 (Tái hiện BUG-01 thành công).</w:t>
+        <w:br/>
+        <w:t xml:space="preserve">  - TC-CORR-01: Tạo mới thành công trả về 201 Created nhưng thiếu trường document_count (Tái hiện BUG-03 thành công).</w:t>
       </w:r>
     </w:p>
     <w:sectPr>
       <w:pgSz w:w="12240" w:h="15840"/>
-      <w:pgMar w:top="1080" w:right="1080" w:bottom="1080" w:left="1080" w:header="720" w:footer="720" w:gutter="0"/>
+      <w:pgMar w:top="1440" w:right="1440" w:bottom="1440" w:left="1440" w:header="720" w:footer="720" w:gutter="0"/>
       <w:cols w:space="720"/>
       <w:docGrid w:linePitch="360"/>
     </w:sectPr>

--- a/docs/HUONG_DAN_SU_DUNG_VA_KIEM_THU.docx
+++ b/docs/HUONG_DAN_SU_DUNG_VA_KIEM_THU.docx
@@ -353,6 +353,78 @@
       <w:r>
         <w:t>• Lấy Auth Token qua API:</w:t>
         <w:br/>
+      </w:r>
+    </w:p>
+    <w:p>
+      <w:pPr>
+        <w:pStyle w:val="Heading2"/>
+      </w:pPr>
+      <w:r>
+        <w:rPr>
+          <w:rFonts w:ascii="Times New Roman" w:hAnsi="Times New Roman"/>
+        </w:rPr>
+        <w:t>1.3. Sơ đồ kiến trúc container hệ thống Paperless-ngx (Hình 1)</w:t>
+      </w:r>
+    </w:p>
+    <w:p>
+      <w:r>
+        <w:rPr>
+          <w:rFonts w:ascii="Times New Roman" w:hAnsi="Times New Roman"/>
+        </w:rPr>
+        <w:t>Dưới đây là sơ đồ chi tiết kiến trúc các container trong môi trường Docker Compose (gồm 3 services: webserver, database postgres, và message broker redis) cùng các phân vùng lưu trữ persistent volumes:</w:t>
+        <w:br/>
+      </w:r>
+    </w:p>
+    <w:p>
+      <w:pPr>
+        <w:jc w:val="center"/>
+      </w:pPr>
+      <w:r>
+        <w:drawing>
+          <wp:inline xmlns:a="http://schemas.openxmlformats.org/drawingml/2006/main" xmlns:pic="http://schemas.openxmlformats.org/drawingml/2006/picture">
+            <wp:extent cx="5943600" cy="3714750"/>
+            <wp:docPr id="1" name="Picture 1"/>
+            <wp:cNvGraphicFramePr>
+              <a:graphicFrameLocks noChangeAspect="1"/>
+            </wp:cNvGraphicFramePr>
+            <a:graphic>
+              <a:graphicData uri="http://schemas.openxmlformats.org/drawingml/2006/picture">
+                <pic:pic>
+                  <pic:nvPicPr>
+                    <pic:cNvPr id="0" name="so_do_kien_truc_container.png"/>
+                    <pic:cNvPicPr/>
+                  </pic:nvPicPr>
+                  <pic:blipFill>
+                    <a:blip r:embed="rId9"/>
+                    <a:stretch>
+                      <a:fillRect/>
+                    </a:stretch>
+                  </pic:blipFill>
+                  <pic:spPr>
+                    <a:xfrm>
+                      <a:off x="0" y="0"/>
+                      <a:ext cx="5943600" cy="3714750"/>
+                    </a:xfrm>
+                    <a:prstGeom prst="rect"/>
+                  </pic:spPr>
+                </pic:pic>
+              </a:graphicData>
+            </a:graphic>
+          </wp:inline>
+        </w:drawing>
+      </w:r>
+    </w:p>
+    <w:p>
+      <w:pPr>
+        <w:jc w:val="center"/>
+      </w:pPr>
+      <w:r>
+        <w:rPr>
+          <w:rFonts w:ascii="Times New Roman" w:hAnsi="Times New Roman"/>
+          <w:i/>
+          <w:sz w:val="20"/>
+        </w:rPr>
+        <w:t>Hình 1: Sơ đồ kiến trúc container hệ thống Paperless-ngx v3.1.3</w:t>
       </w:r>
     </w:p>
     <w:p>

--- a/docs/HUONG_DAN_SU_DUNG_VA_KIEM_THU.docx
+++ b/docs/HUONG_DAN_SU_DUNG_VA_KIEM_THU.docx
@@ -425,6 +425,78 @@
           <w:sz w:val="20"/>
         </w:rPr>
         <w:t>Hình 1: Sơ đồ kiến trúc container hệ thống Paperless-ngx v3.1.3</w:t>
+      </w:r>
+    </w:p>
+    <w:p>
+      <w:pPr>
+        <w:pStyle w:val="Heading2"/>
+      </w:pPr>
+      <w:r>
+        <w:rPr>
+          <w:rFonts w:ascii="Times New Roman" w:hAnsi="Times New Roman"/>
+        </w:rPr>
+        <w:t>1.4. Sơ đồ quan hệ dữ liệu cốt lõi (Hình 2 - ER Diagram)</w:t>
+      </w:r>
+    </w:p>
+    <w:p>
+      <w:r>
+        <w:rPr>
+          <w:rFonts w:ascii="Times New Roman" w:hAnsi="Times New Roman"/>
+        </w:rPr>
+        <w:t>Dưới đây là sơ đồ quan hệ thực thể (ERD) giữa 4 tài nguyên trọng tâm (Document, Tag, Correspondent, DocumentType) và bảng người dùng User được trích xuất trực tiếp từ models.py:</w:t>
+        <w:br/>
+      </w:r>
+    </w:p>
+    <w:p>
+      <w:pPr>
+        <w:jc w:val="center"/>
+      </w:pPr>
+      <w:r>
+        <w:drawing>
+          <wp:inline xmlns:a="http://schemas.openxmlformats.org/drawingml/2006/main" xmlns:pic="http://schemas.openxmlformats.org/drawingml/2006/picture">
+            <wp:extent cx="5943600" cy="3900488"/>
+            <wp:docPr id="2" name="Picture 2"/>
+            <wp:cNvGraphicFramePr>
+              <a:graphicFrameLocks noChangeAspect="1"/>
+            </wp:cNvGraphicFramePr>
+            <a:graphic>
+              <a:graphicData uri="http://schemas.openxmlformats.org/drawingml/2006/picture">
+                <pic:pic>
+                  <pic:nvPicPr>
+                    <pic:cNvPr id="0" name="so_do_quan_he_du_lieu.png"/>
+                    <pic:cNvPicPr/>
+                  </pic:nvPicPr>
+                  <pic:blipFill>
+                    <a:blip r:embed="rId10"/>
+                    <a:stretch>
+                      <a:fillRect/>
+                    </a:stretch>
+                  </pic:blipFill>
+                  <pic:spPr>
+                    <a:xfrm>
+                      <a:off x="0" y="0"/>
+                      <a:ext cx="5943600" cy="3900488"/>
+                    </a:xfrm>
+                    <a:prstGeom prst="rect"/>
+                  </pic:spPr>
+                </pic:pic>
+              </a:graphicData>
+            </a:graphic>
+          </wp:inline>
+        </w:drawing>
+      </w:r>
+    </w:p>
+    <w:p>
+      <w:pPr>
+        <w:jc w:val="center"/>
+      </w:pPr>
+      <w:r>
+        <w:rPr>
+          <w:rFonts w:ascii="Times New Roman" w:hAnsi="Times New Roman"/>
+          <w:i/>
+          <w:sz w:val="20"/>
+        </w:rPr>
+        <w:t>Hình 2: Sơ đồ quan hệ dữ liệu (ER Diagram) giữa các thực thể trong Paperless-ngx</w:t>
       </w:r>
     </w:p>
     <w:p>
